--- a/Market Research/2 - Venues/Venues - Contact Database.docx
+++ b/Market Research/2 - Venues/Venues - Contact Database.docx
@@ -4,7 +4,7 @@
   <w:body>
     <w:p>
       <w:pPr>
-        <w:spacing w:before="0" w:after="120"/>
+        <w:spacing w:after="120" w:before="0"/>
         <w:jc w:val="center"/>
       </w:pPr>
       <w:r>
@@ -21,7 +21,7 @@
     </w:p>
     <w:p>
       <w:pPr>
-        <w:spacing w:before="0" w:after="40"/>
+        <w:spacing w:after="40" w:before="0"/>
         <w:jc w:val="center"/>
       </w:pPr>
       <w:r>
@@ -31,7 +31,7 @@
           <w:sz w:val="18"/>
           <w:szCs w:val="18"/>
         </w:rPr>
-        <w:t xml:space="preserve">ServiceWindow Market Research  |  SWFL  |  Compiled March 31, 2026</w:t>
+        <w:t xml:space="preserve">ServiceWindow Market Research  |  SWFL  |  Compiled April 5, 2026</w:t>
       </w:r>
     </w:p>
     <w:p>
@@ -39,7 +39,7 @@
         <w:pBdr>
           <w:bottom w:val="single" w:color="145A32" w:sz="8"/>
         </w:pBdr>
-        <w:spacing w:before="40" w:after="200"/>
+        <w:spacing w:after="200" w:before="40"/>
       </w:pPr>
       <w:r>
         <w:t xml:space="preserve"/>
@@ -47,7 +47,7 @@
     </w:p>
     <w:p>
       <w:pPr>
-        <w:spacing w:before="0" w:after="200"/>
+        <w:spacing w:after="200" w:before="0"/>
         <w:jc w:val="right"/>
       </w:pPr>
       <w:r>
@@ -59,7 +59,7 @@
           <w:sz w:val="18"/>
           <w:szCs w:val="18"/>
         </w:rPr>
-        <w:t xml:space="preserve">20 entries</w:t>
+        <w:t xml:space="preserve">30 entries</w:t>
       </w:r>
     </w:p>
     <w:p>
@@ -68,7 +68,7 @@
         <w:pBdr>
           <w:bottom w:val="single" w:color="145A32" w:sz="4"/>
         </w:pBdr>
-        <w:spacing w:before="320" w:after="60"/>
+        <w:spacing w:after="60" w:before="320"/>
       </w:pPr>
       <w:r>
         <w:rPr>
@@ -302,6 +302,124 @@
                 <w:sz w:val="18"/>
                 <w:szCs w:val="18"/>
               </w:rPr>
+              <w:t xml:space="preserve">Email</w:t>
+            </w:r>
+          </w:p>
+        </w:tc>
+        <w:tc>
+          <w:tcPr>
+            <w:tcW w:type="dxa" w:w="7560"/>
+            <w:tcBorders>
+              <w:top w:val="single" w:color="CCCCCC" w:sz="1"/>
+              <w:left w:val="single" w:color="CCCCCC" w:sz="1"/>
+              <w:bottom w:val="single" w:color="CCCCCC" w:sz="1"/>
+              <w:right w:val="single" w:color="CCCCCC" w:sz="1"/>
+            </w:tcBorders>
+            <w:tcMar>
+              <w:top w:type="dxa" w:w="80"/>
+              <w:left w:type="dxa" w:w="120"/>
+              <w:bottom w:type="dxa" w:w="80"/>
+              <w:right w:type="dxa" w:w="120"/>
+            </w:tcMar>
+          </w:tcPr>
+          <w:p>
+            <w:r>
+              <w:rPr>
+                <w:rFonts w:ascii="Arial" w:cs="Arial" w:eastAsia="Arial" w:hAnsi="Arial"/>
+                <w:sz w:val="18"/>
+                <w:szCs w:val="18"/>
+              </w:rPr>
+              <w:t xml:space="preserve">info@millennialbrewing.com</w:t>
+            </w:r>
+          </w:p>
+        </w:tc>
+      </w:tr>
+      <w:tr>
+        <w:tc>
+          <w:tcPr>
+            <w:tcW w:type="dxa" w:w="1800"/>
+            <w:tcBorders>
+              <w:top w:val="single" w:color="CCCCCC" w:sz="1"/>
+              <w:left w:val="single" w:color="CCCCCC" w:sz="1"/>
+              <w:bottom w:val="single" w:color="CCCCCC" w:sz="1"/>
+              <w:right w:val="single" w:color="CCCCCC" w:sz="1"/>
+            </w:tcBorders>
+            <w:shd w:fill="F2F3F4" w:val="clear"/>
+            <w:tcMar>
+              <w:top w:type="dxa" w:w="80"/>
+              <w:left w:type="dxa" w:w="120"/>
+              <w:bottom w:type="dxa" w:w="80"/>
+              <w:right w:type="dxa" w:w="120"/>
+            </w:tcMar>
+          </w:tcPr>
+          <w:p>
+            <w:r>
+              <w:rPr>
+                <w:rFonts w:ascii="Arial" w:cs="Arial" w:eastAsia="Arial" w:hAnsi="Arial"/>
+                <w:b/>
+                <w:bCs/>
+                <w:sz w:val="18"/>
+                <w:szCs w:val="18"/>
+              </w:rPr>
+              <w:t xml:space="preserve">Website</w:t>
+            </w:r>
+          </w:p>
+        </w:tc>
+        <w:tc>
+          <w:tcPr>
+            <w:tcW w:type="dxa" w:w="7560"/>
+            <w:tcBorders>
+              <w:top w:val="single" w:color="CCCCCC" w:sz="1"/>
+              <w:left w:val="single" w:color="CCCCCC" w:sz="1"/>
+              <w:bottom w:val="single" w:color="CCCCCC" w:sz="1"/>
+              <w:right w:val="single" w:color="CCCCCC" w:sz="1"/>
+            </w:tcBorders>
+            <w:tcMar>
+              <w:top w:type="dxa" w:w="80"/>
+              <w:left w:type="dxa" w:w="120"/>
+              <w:bottom w:type="dxa" w:w="80"/>
+              <w:right w:type="dxa" w:w="120"/>
+            </w:tcMar>
+          </w:tcPr>
+          <w:p>
+            <w:r>
+              <w:rPr>
+                <w:rFonts w:ascii="Arial" w:cs="Arial" w:eastAsia="Arial" w:hAnsi="Arial"/>
+                <w:sz w:val="18"/>
+                <w:szCs w:val="18"/>
+              </w:rPr>
+              <w:t xml:space="preserve">millennialbrewing.com</w:t>
+            </w:r>
+          </w:p>
+        </w:tc>
+      </w:tr>
+      <w:tr>
+        <w:tc>
+          <w:tcPr>
+            <w:tcW w:type="dxa" w:w="1800"/>
+            <w:tcBorders>
+              <w:top w:val="single" w:color="CCCCCC" w:sz="1"/>
+              <w:left w:val="single" w:color="CCCCCC" w:sz="1"/>
+              <w:bottom w:val="single" w:color="CCCCCC" w:sz="1"/>
+              <w:right w:val="single" w:color="CCCCCC" w:sz="1"/>
+            </w:tcBorders>
+            <w:shd w:fill="F2F3F4" w:val="clear"/>
+            <w:tcMar>
+              <w:top w:type="dxa" w:w="80"/>
+              <w:left w:type="dxa" w:w="120"/>
+              <w:bottom w:type="dxa" w:w="80"/>
+              <w:right w:type="dxa" w:w="120"/>
+            </w:tcMar>
+          </w:tcPr>
+          <w:p>
+            <w:r>
+              <w:rPr>
+                <w:rFonts w:ascii="Arial" w:cs="Arial" w:eastAsia="Arial" w:hAnsi="Arial"/>
+                <w:b/>
+                <w:bCs/>
+                <w:sz w:val="18"/>
+                <w:szCs w:val="18"/>
+              </w:rPr>
               <w:t xml:space="preserve">Location</w:t>
             </w:r>
           </w:p>
@@ -388,27 +506,19 @@
                 <w:sz w:val="18"/>
                 <w:szCs w:val="18"/>
               </w:rPr>
-              <w:t xml:space="preserve">Regular live music events. Had last-minute truck cancellation March 28 (5pm–10pm). Recurring booking opportunity. HIGH VALUE.</w:t>
+              <w:t xml:space="preserve">Regular live music events. Had last-minute truck cancellation March 28 (5pm–10pm). Recurring booking opportunity. HIGH VALUE. [2026-04-02 web-enriched] website + email found via millennialbrewing.com.</w:t>
             </w:r>
           </w:p>
         </w:tc>
       </w:tr>
     </w:tbl>
-    <w:p>
-      <w:pPr>
-        <w:spacing w:before="60" w:after="60"/>
-      </w:pPr>
-      <w:r>
-        <w:t xml:space="preserve"/>
-      </w:r>
-    </w:p>
     <w:p>
       <w:pPr>
         <w:pStyle w:val="Heading2"/>
         <w:pBdr>
           <w:bottom w:val="single" w:color="145A32" w:sz="4"/>
         </w:pBdr>
-        <w:spacing w:before="320" w:after="60"/>
+        <w:spacing w:after="60" w:before="320"/>
       </w:pPr>
       <w:r>
         <w:rPr>
@@ -701,6 +811,65 @@
                 <w:sz w:val="18"/>
                 <w:szCs w:val="18"/>
               </w:rPr>
+              <w:t xml:space="preserve">Website</w:t>
+            </w:r>
+          </w:p>
+        </w:tc>
+        <w:tc>
+          <w:tcPr>
+            <w:tcW w:type="dxa" w:w="7560"/>
+            <w:tcBorders>
+              <w:top w:val="single" w:color="CCCCCC" w:sz="1"/>
+              <w:left w:val="single" w:color="CCCCCC" w:sz="1"/>
+              <w:bottom w:val="single" w:color="CCCCCC" w:sz="1"/>
+              <w:right w:val="single" w:color="CCCCCC" w:sz="1"/>
+            </w:tcBorders>
+            <w:tcMar>
+              <w:top w:type="dxa" w:w="80"/>
+              <w:left w:type="dxa" w:w="120"/>
+              <w:bottom w:type="dxa" w:w="80"/>
+              <w:right w:type="dxa" w:w="120"/>
+            </w:tcMar>
+          </w:tcPr>
+          <w:p>
+            <w:r>
+              <w:rPr>
+                <w:rFonts w:ascii="Arial" w:cs="Arial" w:eastAsia="Arial" w:hAnsi="Arial"/>
+                <w:sz w:val="18"/>
+                <w:szCs w:val="18"/>
+              </w:rPr>
+              <w:t xml:space="preserve">thepearlfs.com</w:t>
+            </w:r>
+          </w:p>
+        </w:tc>
+      </w:tr>
+      <w:tr>
+        <w:tc>
+          <w:tcPr>
+            <w:tcW w:type="dxa" w:w="1800"/>
+            <w:tcBorders>
+              <w:top w:val="single" w:color="CCCCCC" w:sz="1"/>
+              <w:left w:val="single" w:color="CCCCCC" w:sz="1"/>
+              <w:bottom w:val="single" w:color="CCCCCC" w:sz="1"/>
+              <w:right w:val="single" w:color="CCCCCC" w:sz="1"/>
+            </w:tcBorders>
+            <w:shd w:fill="F2F3F4" w:val="clear"/>
+            <w:tcMar>
+              <w:top w:type="dxa" w:w="80"/>
+              <w:left w:type="dxa" w:w="120"/>
+              <w:bottom w:type="dxa" w:w="80"/>
+              <w:right w:type="dxa" w:w="120"/>
+            </w:tcMar>
+          </w:tcPr>
+          <w:p>
+            <w:r>
+              <w:rPr>
+                <w:rFonts w:ascii="Arial" w:cs="Arial" w:eastAsia="Arial" w:hAnsi="Arial"/>
+                <w:b/>
+                <w:bCs/>
+                <w:sz w:val="18"/>
+                <w:szCs w:val="18"/>
+              </w:rPr>
               <w:t xml:space="preserve">Location</w:t>
             </w:r>
           </w:p>
@@ -787,27 +956,19 @@
                 <w:sz w:val="18"/>
                 <w:szCs w:val="18"/>
               </w:rPr>
-              <w:t xml:space="preserve">Fridays 5–8pm. April availability: all Fridays except 4/24. May availability: all Fridays except 5/22.</w:t>
+              <w:t xml:space="preserve">Fridays 5–8pm. April availability: all Fridays except 4/24. May availability: all Fridays except 5/22. [2026-04-05 web-enriched] website found via Google</w:t>
             </w:r>
           </w:p>
         </w:tc>
       </w:tr>
     </w:tbl>
-    <w:p>
-      <w:pPr>
-        <w:spacing w:before="60" w:after="60"/>
-      </w:pPr>
-      <w:r>
-        <w:t xml:space="preserve"/>
-      </w:r>
-    </w:p>
     <w:p>
       <w:pPr>
         <w:pStyle w:val="Heading2"/>
         <w:pBdr>
           <w:bottom w:val="single" w:color="145A32" w:sz="4"/>
         </w:pBdr>
-        <w:spacing w:before="320" w:after="60"/>
+        <w:spacing w:after="60" w:before="320"/>
       </w:pPr>
       <w:r>
         <w:rPr>
@@ -982,6 +1143,65 @@
                 <w:sz w:val="18"/>
                 <w:szCs w:val="18"/>
               </w:rPr>
+              <w:t xml:space="preserve">Phone</w:t>
+            </w:r>
+          </w:p>
+        </w:tc>
+        <w:tc>
+          <w:tcPr>
+            <w:tcW w:type="dxa" w:w="7560"/>
+            <w:tcBorders>
+              <w:top w:val="single" w:color="CCCCCC" w:sz="1"/>
+              <w:left w:val="single" w:color="CCCCCC" w:sz="1"/>
+              <w:bottom w:val="single" w:color="CCCCCC" w:sz="1"/>
+              <w:right w:val="single" w:color="CCCCCC" w:sz="1"/>
+            </w:tcBorders>
+            <w:tcMar>
+              <w:top w:type="dxa" w:w="80"/>
+              <w:left w:type="dxa" w:w="120"/>
+              <w:bottom w:type="dxa" w:w="80"/>
+              <w:right w:type="dxa" w:w="120"/>
+            </w:tcMar>
+          </w:tcPr>
+          <w:p>
+            <w:r>
+              <w:rPr>
+                <w:rFonts w:ascii="Arial" w:cs="Arial" w:eastAsia="Arial" w:hAnsi="Arial"/>
+                <w:sz w:val="18"/>
+                <w:szCs w:val="18"/>
+              </w:rPr>
+              <w:t xml:space="preserve">(941) 960-7805</w:t>
+            </w:r>
+          </w:p>
+        </w:tc>
+      </w:tr>
+      <w:tr>
+        <w:tc>
+          <w:tcPr>
+            <w:tcW w:type="dxa" w:w="1800"/>
+            <w:tcBorders>
+              <w:top w:val="single" w:color="CCCCCC" w:sz="1"/>
+              <w:left w:val="single" w:color="CCCCCC" w:sz="1"/>
+              <w:bottom w:val="single" w:color="CCCCCC" w:sz="1"/>
+              <w:right w:val="single" w:color="CCCCCC" w:sz="1"/>
+            </w:tcBorders>
+            <w:shd w:fill="F2F3F4" w:val="clear"/>
+            <w:tcMar>
+              <w:top w:type="dxa" w:w="80"/>
+              <w:left w:type="dxa" w:w="120"/>
+              <w:bottom w:type="dxa" w:w="80"/>
+              <w:right w:type="dxa" w:w="120"/>
+            </w:tcMar>
+          </w:tcPr>
+          <w:p>
+            <w:r>
+              <w:rPr>
+                <w:rFonts w:ascii="Arial" w:cs="Arial" w:eastAsia="Arial" w:hAnsi="Arial"/>
+                <w:b/>
+                <w:bCs/>
+                <w:sz w:val="18"/>
+                <w:szCs w:val="18"/>
+              </w:rPr>
               <w:t xml:space="preserve">Facebook</w:t>
             </w:r>
           </w:p>
@@ -1127,27 +1347,19 @@
                 <w:sz w:val="18"/>
                 <w:szCs w:val="18"/>
               </w:rPr>
-              <w:t xml:space="preserve">Every Sunday 9am–1pm. Multiple food vendors weekly. High activity. Organizer page very active on social.</w:t>
+              <w:t xml:space="preserve">Every Sunday 9am–1pm. Multiple food vendors weekly. High activity. Organizer page very active on social. [2026-04-05 web-enriched] phone found via Google</w:t>
             </w:r>
           </w:p>
         </w:tc>
       </w:tr>
     </w:tbl>
-    <w:p>
-      <w:pPr>
-        <w:spacing w:before="60" w:after="60"/>
-      </w:pPr>
-      <w:r>
-        <w:t xml:space="preserve"/>
-      </w:r>
-    </w:p>
     <w:p>
       <w:pPr>
         <w:pStyle w:val="Heading2"/>
         <w:pBdr>
           <w:bottom w:val="single" w:color="145A32" w:sz="4"/>
         </w:pBdr>
-        <w:spacing w:before="320" w:after="60"/>
+        <w:spacing w:after="60" w:before="320"/>
       </w:pPr>
       <w:r>
         <w:rPr>
@@ -1263,6 +1475,65 @@
                 <w:sz w:val="18"/>
                 <w:szCs w:val="18"/>
               </w:rPr>
+              <w:t xml:space="preserve">Phone</w:t>
+            </w:r>
+          </w:p>
+        </w:tc>
+        <w:tc>
+          <w:tcPr>
+            <w:tcW w:type="dxa" w:w="7560"/>
+            <w:tcBorders>
+              <w:top w:val="single" w:color="CCCCCC" w:sz="1"/>
+              <w:left w:val="single" w:color="CCCCCC" w:sz="1"/>
+              <w:bottom w:val="single" w:color="CCCCCC" w:sz="1"/>
+              <w:right w:val="single" w:color="CCCCCC" w:sz="1"/>
+            </w:tcBorders>
+            <w:tcMar>
+              <w:top w:type="dxa" w:w="80"/>
+              <w:left w:type="dxa" w:w="120"/>
+              <w:bottom w:type="dxa" w:w="80"/>
+              <w:right w:type="dxa" w:w="120"/>
+            </w:tcMar>
+          </w:tcPr>
+          <w:p>
+            <w:r>
+              <w:rPr>
+                <w:rFonts w:ascii="Arial" w:cs="Arial" w:eastAsia="Arial" w:hAnsi="Arial"/>
+                <w:sz w:val="18"/>
+                <w:szCs w:val="18"/>
+              </w:rPr>
+              <w:t xml:space="preserve">941-637-1577</w:t>
+            </w:r>
+          </w:p>
+        </w:tc>
+      </w:tr>
+      <w:tr>
+        <w:tc>
+          <w:tcPr>
+            <w:tcW w:type="dxa" w:w="1800"/>
+            <w:tcBorders>
+              <w:top w:val="single" w:color="CCCCCC" w:sz="1"/>
+              <w:left w:val="single" w:color="CCCCCC" w:sz="1"/>
+              <w:bottom w:val="single" w:color="CCCCCC" w:sz="1"/>
+              <w:right w:val="single" w:color="CCCCCC" w:sz="1"/>
+            </w:tcBorders>
+            <w:shd w:fill="F2F3F4" w:val="clear"/>
+            <w:tcMar>
+              <w:top w:type="dxa" w:w="80"/>
+              <w:left w:type="dxa" w:w="120"/>
+              <w:bottom w:type="dxa" w:w="80"/>
+              <w:right w:type="dxa" w:w="120"/>
+            </w:tcMar>
+          </w:tcPr>
+          <w:p>
+            <w:r>
+              <w:rPr>
+                <w:rFonts w:ascii="Arial" w:cs="Arial" w:eastAsia="Arial" w:hAnsi="Arial"/>
+                <w:b/>
+                <w:bCs/>
+                <w:sz w:val="18"/>
+                <w:szCs w:val="18"/>
+              </w:rPr>
               <w:t xml:space="preserve">Location</w:t>
             </w:r>
           </w:p>
@@ -1349,27 +1620,19 @@
                 <w:sz w:val="18"/>
                 <w:szCs w:val="18"/>
               </w:rPr>
-              <w:t xml:space="preserve">Regular music events. Food trucks operate outside. Freshly Prepped (Thu) and Horse Eyed Jakes / Daves Pizza are regulars.</w:t>
+              <w:t xml:space="preserve">Regular music events. Food trucks operate outside. Freshly Prepped (Thu) and Horse Eyed Jakes / Daves Pizza are regulars. [2026-04-05 web-enriched] phone found via Google</w:t>
             </w:r>
           </w:p>
         </w:tc>
       </w:tr>
     </w:tbl>
-    <w:p>
-      <w:pPr>
-        <w:spacing w:before="60" w:after="60"/>
-      </w:pPr>
-      <w:r>
-        <w:t xml:space="preserve"/>
-      </w:r>
-    </w:p>
     <w:p>
       <w:pPr>
         <w:pStyle w:val="Heading2"/>
         <w:pBdr>
           <w:bottom w:val="single" w:color="145A32" w:sz="4"/>
         </w:pBdr>
-        <w:spacing w:before="320" w:after="60"/>
+        <w:spacing w:after="60" w:before="320"/>
       </w:pPr>
       <w:r>
         <w:rPr>
@@ -1485,6 +1748,65 @@
                 <w:sz w:val="18"/>
                 <w:szCs w:val="18"/>
               </w:rPr>
+              <w:t xml:space="preserve">Phone</w:t>
+            </w:r>
+          </w:p>
+        </w:tc>
+        <w:tc>
+          <w:tcPr>
+            <w:tcW w:type="dxa" w:w="7560"/>
+            <w:tcBorders>
+              <w:top w:val="single" w:color="CCCCCC" w:sz="1"/>
+              <w:left w:val="single" w:color="CCCCCC" w:sz="1"/>
+              <w:bottom w:val="single" w:color="CCCCCC" w:sz="1"/>
+              <w:right w:val="single" w:color="CCCCCC" w:sz="1"/>
+            </w:tcBorders>
+            <w:tcMar>
+              <w:top w:type="dxa" w:w="80"/>
+              <w:left w:type="dxa" w:w="120"/>
+              <w:bottom w:type="dxa" w:w="80"/>
+              <w:right w:type="dxa" w:w="120"/>
+            </w:tcMar>
+          </w:tcPr>
+          <w:p>
+            <w:r>
+              <w:rPr>
+                <w:rFonts w:ascii="Arial" w:cs="Arial" w:eastAsia="Arial" w:hAnsi="Arial"/>
+                <w:sz w:val="18"/>
+                <w:szCs w:val="18"/>
+              </w:rPr>
+              <w:t xml:space="preserve">941-235-6900</w:t>
+            </w:r>
+          </w:p>
+        </w:tc>
+      </w:tr>
+      <w:tr>
+        <w:tc>
+          <w:tcPr>
+            <w:tcW w:type="dxa" w:w="1800"/>
+            <w:tcBorders>
+              <w:top w:val="single" w:color="CCCCCC" w:sz="1"/>
+              <w:left w:val="single" w:color="CCCCCC" w:sz="1"/>
+              <w:bottom w:val="single" w:color="CCCCCC" w:sz="1"/>
+              <w:right w:val="single" w:color="CCCCCC" w:sz="1"/>
+            </w:tcBorders>
+            <w:shd w:fill="F2F3F4" w:val="clear"/>
+            <w:tcMar>
+              <w:top w:type="dxa" w:w="80"/>
+              <w:left w:type="dxa" w:w="120"/>
+              <w:bottom w:type="dxa" w:w="80"/>
+              <w:right w:type="dxa" w:w="120"/>
+            </w:tcMar>
+          </w:tcPr>
+          <w:p>
+            <w:r>
+              <w:rPr>
+                <w:rFonts w:ascii="Arial" w:cs="Arial" w:eastAsia="Arial" w:hAnsi="Arial"/>
+                <w:b/>
+                <w:bCs/>
+                <w:sz w:val="18"/>
+                <w:szCs w:val="18"/>
+              </w:rPr>
               <w:t xml:space="preserve">Location</w:t>
             </w:r>
           </w:p>
@@ -1571,27 +1893,19 @@
                 <w:sz w:val="18"/>
                 <w:szCs w:val="18"/>
               </w:rPr>
-              <w:t xml:space="preserve">Multiple events weekly. Freshly Prepped books Wednesdays. Papa D's Cheesecake Saturdays. Paradise Smoothie Saturdays (Bluebird Park). Established high-traffic location.</w:t>
+              <w:t xml:space="preserve">Multiple events weekly. Freshly Prepped books Wednesdays. Papa D's Cheesecake Saturdays. Paradise Smoothie Saturdays (Bluebird Park). Established high-traffic location. [2026-04-05 web-enriched] phone found via Google</w:t>
             </w:r>
           </w:p>
         </w:tc>
       </w:tr>
     </w:tbl>
-    <w:p>
-      <w:pPr>
-        <w:spacing w:before="60" w:after="60"/>
-      </w:pPr>
-      <w:r>
-        <w:t xml:space="preserve"/>
-      </w:r>
-    </w:p>
     <w:p>
       <w:pPr>
         <w:pStyle w:val="Heading2"/>
         <w:pBdr>
           <w:bottom w:val="single" w:color="145A32" w:sz="4"/>
         </w:pBdr>
-        <w:spacing w:before="320" w:after="60"/>
+        <w:spacing w:after="60" w:before="320"/>
       </w:pPr>
       <w:r>
         <w:rPr>
@@ -1978,19 +2292,11 @@
     </w:tbl>
     <w:p>
       <w:pPr>
-        <w:spacing w:before="60" w:after="60"/>
-      </w:pPr>
-      <w:r>
-        <w:t xml:space="preserve"/>
-      </w:r>
-    </w:p>
-    <w:p>
-      <w:pPr>
         <w:pStyle w:val="Heading2"/>
         <w:pBdr>
           <w:bottom w:val="single" w:color="145A32" w:sz="4"/>
         </w:pBdr>
-        <w:spacing w:before="320" w:after="60"/>
+        <w:spacing w:after="60" w:before="320"/>
       </w:pPr>
       <w:r>
         <w:rPr>
@@ -2318,19 +2624,11 @@
     </w:tbl>
     <w:p>
       <w:pPr>
-        <w:spacing w:before="60" w:after="60"/>
-      </w:pPr>
-      <w:r>
-        <w:t xml:space="preserve"/>
-      </w:r>
-    </w:p>
-    <w:p>
-      <w:pPr>
         <w:pStyle w:val="Heading2"/>
         <w:pBdr>
           <w:bottom w:val="single" w:color="145A32" w:sz="4"/>
         </w:pBdr>
-        <w:spacing w:before="320" w:after="60"/>
+        <w:spacing w:after="60" w:before="320"/>
       </w:pPr>
       <w:r>
         <w:rPr>
@@ -2505,6 +2803,124 @@
                 <w:sz w:val="18"/>
                 <w:szCs w:val="18"/>
               </w:rPr>
+              <w:t xml:space="preserve">Phone</w:t>
+            </w:r>
+          </w:p>
+        </w:tc>
+        <w:tc>
+          <w:tcPr>
+            <w:tcW w:type="dxa" w:w="7560"/>
+            <w:tcBorders>
+              <w:top w:val="single" w:color="CCCCCC" w:sz="1"/>
+              <w:left w:val="single" w:color="CCCCCC" w:sz="1"/>
+              <w:bottom w:val="single" w:color="CCCCCC" w:sz="1"/>
+              <w:right w:val="single" w:color="CCCCCC" w:sz="1"/>
+            </w:tcBorders>
+            <w:tcMar>
+              <w:top w:type="dxa" w:w="80"/>
+              <w:left w:type="dxa" w:w="120"/>
+              <w:bottom w:type="dxa" w:w="80"/>
+              <w:right w:type="dxa" w:w="120"/>
+            </w:tcMar>
+          </w:tcPr>
+          <w:p>
+            <w:r>
+              <w:rPr>
+                <w:rFonts w:ascii="Arial" w:cs="Arial" w:eastAsia="Arial" w:hAnsi="Arial"/>
+                <w:sz w:val="18"/>
+                <w:szCs w:val="18"/>
+              </w:rPr>
+              <w:t xml:space="preserve">(239) 689-7067</w:t>
+            </w:r>
+          </w:p>
+        </w:tc>
+      </w:tr>
+      <w:tr>
+        <w:tc>
+          <w:tcPr>
+            <w:tcW w:type="dxa" w:w="1800"/>
+            <w:tcBorders>
+              <w:top w:val="single" w:color="CCCCCC" w:sz="1"/>
+              <w:left w:val="single" w:color="CCCCCC" w:sz="1"/>
+              <w:bottom w:val="single" w:color="CCCCCC" w:sz="1"/>
+              <w:right w:val="single" w:color="CCCCCC" w:sz="1"/>
+            </w:tcBorders>
+            <w:shd w:fill="F2F3F4" w:val="clear"/>
+            <w:tcMar>
+              <w:top w:type="dxa" w:w="80"/>
+              <w:left w:type="dxa" w:w="120"/>
+              <w:bottom w:type="dxa" w:w="80"/>
+              <w:right w:type="dxa" w:w="120"/>
+            </w:tcMar>
+          </w:tcPr>
+          <w:p>
+            <w:r>
+              <w:rPr>
+                <w:rFonts w:ascii="Arial" w:cs="Arial" w:eastAsia="Arial" w:hAnsi="Arial"/>
+                <w:b/>
+                <w:bCs/>
+                <w:sz w:val="18"/>
+                <w:szCs w:val="18"/>
+              </w:rPr>
+              <w:t xml:space="preserve">Website</w:t>
+            </w:r>
+          </w:p>
+        </w:tc>
+        <w:tc>
+          <w:tcPr>
+            <w:tcW w:type="dxa" w:w="7560"/>
+            <w:tcBorders>
+              <w:top w:val="single" w:color="CCCCCC" w:sz="1"/>
+              <w:left w:val="single" w:color="CCCCCC" w:sz="1"/>
+              <w:bottom w:val="single" w:color="CCCCCC" w:sz="1"/>
+              <w:right w:val="single" w:color="CCCCCC" w:sz="1"/>
+            </w:tcBorders>
+            <w:tcMar>
+              <w:top w:type="dxa" w:w="80"/>
+              <w:left w:type="dxa" w:w="120"/>
+              <w:bottom w:type="dxa" w:w="80"/>
+              <w:right w:type="dxa" w:w="120"/>
+            </w:tcMar>
+          </w:tcPr>
+          <w:p>
+            <w:r>
+              <w:rPr>
+                <w:rFonts w:ascii="Arial" w:cs="Arial" w:eastAsia="Arial" w:hAnsi="Arial"/>
+                <w:sz w:val="18"/>
+                <w:szCs w:val="18"/>
+              </w:rPr>
+              <w:t xml:space="preserve">muranoatthreeoaks.com</w:t>
+            </w:r>
+          </w:p>
+        </w:tc>
+      </w:tr>
+      <w:tr>
+        <w:tc>
+          <w:tcPr>
+            <w:tcW w:type="dxa" w:w="1800"/>
+            <w:tcBorders>
+              <w:top w:val="single" w:color="CCCCCC" w:sz="1"/>
+              <w:left w:val="single" w:color="CCCCCC" w:sz="1"/>
+              <w:bottom w:val="single" w:color="CCCCCC" w:sz="1"/>
+              <w:right w:val="single" w:color="CCCCCC" w:sz="1"/>
+            </w:tcBorders>
+            <w:shd w:fill="F2F3F4" w:val="clear"/>
+            <w:tcMar>
+              <w:top w:type="dxa" w:w="80"/>
+              <w:left w:type="dxa" w:w="120"/>
+              <w:bottom w:type="dxa" w:w="80"/>
+              <w:right w:type="dxa" w:w="120"/>
+            </w:tcMar>
+          </w:tcPr>
+          <w:p>
+            <w:r>
+              <w:rPr>
+                <w:rFonts w:ascii="Arial" w:cs="Arial" w:eastAsia="Arial" w:hAnsi="Arial"/>
+                <w:b/>
+                <w:bCs/>
+                <w:sz w:val="18"/>
+                <w:szCs w:val="18"/>
+              </w:rPr>
               <w:t xml:space="preserve">Facebook</w:t>
             </w:r>
           </w:p>
@@ -2650,27 +3066,19 @@
                 <w:sz w:val="18"/>
                 <w:szCs w:val="18"/>
               </w:rPr>
-              <w:t xml:space="preserve">Seeking trucks April 9–30, Tuesday–Saturday, dinner and weekend shifts. 21 comments. Residential community. Potential for recurring monthly contract.</w:t>
+              <w:t xml:space="preserve">Seeking trucks April 9–30, Tuesday–Saturday, dinner and weekend shifts. 21 comments. Residential community. Potential for recurring monthly contract. [2026-04-02 web-enriched] phone + website found. 318 units, built 2020, Fort Myers FL 33967.</w:t>
             </w:r>
           </w:p>
         </w:tc>
       </w:tr>
     </w:tbl>
-    <w:p>
-      <w:pPr>
-        <w:spacing w:before="60" w:after="60"/>
-      </w:pPr>
-      <w:r>
-        <w:t xml:space="preserve"/>
-      </w:r>
-    </w:p>
     <w:p>
       <w:pPr>
         <w:pStyle w:val="Heading2"/>
         <w:pBdr>
           <w:bottom w:val="single" w:color="145A32" w:sz="4"/>
         </w:pBdr>
-        <w:spacing w:before="320" w:after="60"/>
+        <w:spacing w:after="60" w:before="320"/>
       </w:pPr>
       <w:r>
         <w:rPr>
@@ -2845,6 +3253,124 @@
                 <w:sz w:val="18"/>
                 <w:szCs w:val="18"/>
               </w:rPr>
+              <w:t xml:space="preserve">Phone</w:t>
+            </w:r>
+          </w:p>
+        </w:tc>
+        <w:tc>
+          <w:tcPr>
+            <w:tcW w:type="dxa" w:w="7560"/>
+            <w:tcBorders>
+              <w:top w:val="single" w:color="CCCCCC" w:sz="1"/>
+              <w:left w:val="single" w:color="CCCCCC" w:sz="1"/>
+              <w:bottom w:val="single" w:color="CCCCCC" w:sz="1"/>
+              <w:right w:val="single" w:color="CCCCCC" w:sz="1"/>
+            </w:tcBorders>
+            <w:tcMar>
+              <w:top w:type="dxa" w:w="80"/>
+              <w:left w:type="dxa" w:w="120"/>
+              <w:bottom w:type="dxa" w:w="80"/>
+              <w:right w:type="dxa" w:w="120"/>
+            </w:tcMar>
+          </w:tcPr>
+          <w:p>
+            <w:r>
+              <w:rPr>
+                <w:rFonts w:ascii="Arial" w:cs="Arial" w:eastAsia="Arial" w:hAnsi="Arial"/>
+                <w:sz w:val="18"/>
+                <w:szCs w:val="18"/>
+              </w:rPr>
+              <w:t xml:space="preserve">(239) 360-8883</w:t>
+            </w:r>
+          </w:p>
+        </w:tc>
+      </w:tr>
+      <w:tr>
+        <w:tc>
+          <w:tcPr>
+            <w:tcW w:type="dxa" w:w="1800"/>
+            <w:tcBorders>
+              <w:top w:val="single" w:color="CCCCCC" w:sz="1"/>
+              <w:left w:val="single" w:color="CCCCCC" w:sz="1"/>
+              <w:bottom w:val="single" w:color="CCCCCC" w:sz="1"/>
+              <w:right w:val="single" w:color="CCCCCC" w:sz="1"/>
+            </w:tcBorders>
+            <w:shd w:fill="F2F3F4" w:val="clear"/>
+            <w:tcMar>
+              <w:top w:type="dxa" w:w="80"/>
+              <w:left w:type="dxa" w:w="120"/>
+              <w:bottom w:type="dxa" w:w="80"/>
+              <w:right w:type="dxa" w:w="120"/>
+            </w:tcMar>
+          </w:tcPr>
+          <w:p>
+            <w:r>
+              <w:rPr>
+                <w:rFonts w:ascii="Arial" w:cs="Arial" w:eastAsia="Arial" w:hAnsi="Arial"/>
+                <w:b/>
+                <w:bCs/>
+                <w:sz w:val="18"/>
+                <w:szCs w:val="18"/>
+              </w:rPr>
+              <w:t xml:space="preserve">Website</w:t>
+            </w:r>
+          </w:p>
+        </w:tc>
+        <w:tc>
+          <w:tcPr>
+            <w:tcW w:type="dxa" w:w="7560"/>
+            <w:tcBorders>
+              <w:top w:val="single" w:color="CCCCCC" w:sz="1"/>
+              <w:left w:val="single" w:color="CCCCCC" w:sz="1"/>
+              <w:bottom w:val="single" w:color="CCCCCC" w:sz="1"/>
+              <w:right w:val="single" w:color="CCCCCC" w:sz="1"/>
+            </w:tcBorders>
+            <w:tcMar>
+              <w:top w:type="dxa" w:w="80"/>
+              <w:left w:type="dxa" w:w="120"/>
+              <w:bottom w:type="dxa" w:w="80"/>
+              <w:right w:type="dxa" w:w="120"/>
+            </w:tcMar>
+          </w:tcPr>
+          <w:p>
+            <w:r>
+              <w:rPr>
+                <w:rFonts w:ascii="Arial" w:cs="Arial" w:eastAsia="Arial" w:hAnsi="Arial"/>
+                <w:sz w:val="18"/>
+                <w:szCs w:val="18"/>
+              </w:rPr>
+              <w:t xml:space="preserve">slipawaycape.com</w:t>
+            </w:r>
+          </w:p>
+        </w:tc>
+      </w:tr>
+      <w:tr>
+        <w:tc>
+          <w:tcPr>
+            <w:tcW w:type="dxa" w:w="1800"/>
+            <w:tcBorders>
+              <w:top w:val="single" w:color="CCCCCC" w:sz="1"/>
+              <w:left w:val="single" w:color="CCCCCC" w:sz="1"/>
+              <w:bottom w:val="single" w:color="CCCCCC" w:sz="1"/>
+              <w:right w:val="single" w:color="CCCCCC" w:sz="1"/>
+            </w:tcBorders>
+            <w:shd w:fill="F2F3F4" w:val="clear"/>
+            <w:tcMar>
+              <w:top w:type="dxa" w:w="80"/>
+              <w:left w:type="dxa" w:w="120"/>
+              <w:bottom w:type="dxa" w:w="80"/>
+              <w:right w:type="dxa" w:w="120"/>
+            </w:tcMar>
+          </w:tcPr>
+          <w:p>
+            <w:r>
+              <w:rPr>
+                <w:rFonts w:ascii="Arial" w:cs="Arial" w:eastAsia="Arial" w:hAnsi="Arial"/>
+                <w:b/>
+                <w:bCs/>
+                <w:sz w:val="18"/>
+                <w:szCs w:val="18"/>
+              </w:rPr>
               <w:t xml:space="preserve">Facebook</w:t>
             </w:r>
           </w:p>
@@ -2931,7 +3457,7 @@
                 <w:sz w:val="18"/>
                 <w:szCs w:val="18"/>
               </w:rPr>
-              <w:t xml:space="preserve">SWFL (exact address unknown)</w:t>
+              <w:t xml:space="preserve">1811 Cape Coral Pkwy E, Cape Coral, FL (foot of Cape Coral Bridge, Caloosahatchee River)</w:t>
             </w:r>
           </w:p>
         </w:tc>
@@ -2990,27 +3516,19 @@
                 <w:sz w:val="18"/>
                 <w:szCs w:val="18"/>
               </w:rPr>
-              <w:t xml:space="preserve">Actively calling food truck operators to book slots. Vanessa Franco is the point of contact between Slipaway Park and operators. HIGH VALUE.</w:t>
+              <w:t xml:space="preserve">Actively calling food truck operators to book slots. Vanessa Franco is the point of contact between Slipaway Park and operators. HIGH VALUE. [2026-04-02 web-enriched] address, website, Facebook found. Full-service food truck park + marina. 10 resident trucks + bar. [2026-04-04 web-enriched] phone + website verified: (239) 360-8883 / slipawaycape.com</w:t>
             </w:r>
           </w:p>
         </w:tc>
       </w:tr>
     </w:tbl>
-    <w:p>
-      <w:pPr>
-        <w:spacing w:before="60" w:after="60"/>
-      </w:pPr>
-      <w:r>
-        <w:t xml:space="preserve"/>
-      </w:r>
-    </w:p>
     <w:p>
       <w:pPr>
         <w:pStyle w:val="Heading2"/>
         <w:pBdr>
           <w:bottom w:val="single" w:color="145A32" w:sz="4"/>
         </w:pBdr>
-        <w:spacing w:before="320" w:after="60"/>
+        <w:spacing w:after="60" w:before="320"/>
       </w:pPr>
       <w:r>
         <w:rPr>
@@ -3185,6 +3703,65 @@
                 <w:sz w:val="18"/>
                 <w:szCs w:val="18"/>
               </w:rPr>
+              <w:t xml:space="preserve">Phone</w:t>
+            </w:r>
+          </w:p>
+        </w:tc>
+        <w:tc>
+          <w:tcPr>
+            <w:tcW w:type="dxa" w:w="7560"/>
+            <w:tcBorders>
+              <w:top w:val="single" w:color="CCCCCC" w:sz="1"/>
+              <w:left w:val="single" w:color="CCCCCC" w:sz="1"/>
+              <w:bottom w:val="single" w:color="CCCCCC" w:sz="1"/>
+              <w:right w:val="single" w:color="CCCCCC" w:sz="1"/>
+            </w:tcBorders>
+            <w:tcMar>
+              <w:top w:type="dxa" w:w="80"/>
+              <w:left w:type="dxa" w:w="120"/>
+              <w:bottom w:type="dxa" w:w="80"/>
+              <w:right w:type="dxa" w:w="120"/>
+            </w:tcMar>
+          </w:tcPr>
+          <w:p>
+            <w:r>
+              <w:rPr>
+                <w:rFonts w:ascii="Arial" w:cs="Arial" w:eastAsia="Arial" w:hAnsi="Arial"/>
+                <w:sz w:val="18"/>
+                <w:szCs w:val="18"/>
+              </w:rPr>
+              <w:t xml:space="preserve">(239) 676-5412</w:t>
+            </w:r>
+          </w:p>
+        </w:tc>
+      </w:tr>
+      <w:tr>
+        <w:tc>
+          <w:tcPr>
+            <w:tcW w:type="dxa" w:w="1800"/>
+            <w:tcBorders>
+              <w:top w:val="single" w:color="CCCCCC" w:sz="1"/>
+              <w:left w:val="single" w:color="CCCCCC" w:sz="1"/>
+              <w:bottom w:val="single" w:color="CCCCCC" w:sz="1"/>
+              <w:right w:val="single" w:color="CCCCCC" w:sz="1"/>
+            </w:tcBorders>
+            <w:shd w:fill="F2F3F4" w:val="clear"/>
+            <w:tcMar>
+              <w:top w:type="dxa" w:w="80"/>
+              <w:left w:type="dxa" w:w="120"/>
+              <w:bottom w:type="dxa" w:w="80"/>
+              <w:right w:type="dxa" w:w="120"/>
+            </w:tcMar>
+          </w:tcPr>
+          <w:p>
+            <w:r>
+              <w:rPr>
+                <w:rFonts w:ascii="Arial" w:cs="Arial" w:eastAsia="Arial" w:hAnsi="Arial"/>
+                <w:b/>
+                <w:bCs/>
+                <w:sz w:val="18"/>
+                <w:szCs w:val="18"/>
+              </w:rPr>
               <w:t xml:space="preserve">Facebook</w:t>
             </w:r>
           </w:p>
@@ -3244,6 +3821,65 @@
                 <w:sz w:val="18"/>
                 <w:szCs w:val="18"/>
               </w:rPr>
+              <w:t xml:space="preserve">Instagram</w:t>
+            </w:r>
+          </w:p>
+        </w:tc>
+        <w:tc>
+          <w:tcPr>
+            <w:tcW w:type="dxa" w:w="7560"/>
+            <w:tcBorders>
+              <w:top w:val="single" w:color="CCCCCC" w:sz="1"/>
+              <w:left w:val="single" w:color="CCCCCC" w:sz="1"/>
+              <w:bottom w:val="single" w:color="CCCCCC" w:sz="1"/>
+              <w:right w:val="single" w:color="CCCCCC" w:sz="1"/>
+            </w:tcBorders>
+            <w:tcMar>
+              <w:top w:type="dxa" w:w="80"/>
+              <w:left w:type="dxa" w:w="120"/>
+              <w:bottom w:type="dxa" w:w="80"/>
+              <w:right w:type="dxa" w:w="120"/>
+            </w:tcMar>
+          </w:tcPr>
+          <w:p>
+            <w:r>
+              <w:rPr>
+                <w:rFonts w:ascii="Arial" w:cs="Arial" w:eastAsia="Arial" w:hAnsi="Arial"/>
+                <w:sz w:val="18"/>
+                <w:szCs w:val="18"/>
+              </w:rPr>
+              <w:t xml:space="preserve">@radwineryestero</w:t>
+            </w:r>
+          </w:p>
+        </w:tc>
+      </w:tr>
+      <w:tr>
+        <w:tc>
+          <w:tcPr>
+            <w:tcW w:type="dxa" w:w="1800"/>
+            <w:tcBorders>
+              <w:top w:val="single" w:color="CCCCCC" w:sz="1"/>
+              <w:left w:val="single" w:color="CCCCCC" w:sz="1"/>
+              <w:bottom w:val="single" w:color="CCCCCC" w:sz="1"/>
+              <w:right w:val="single" w:color="CCCCCC" w:sz="1"/>
+            </w:tcBorders>
+            <w:shd w:fill="F2F3F4" w:val="clear"/>
+            <w:tcMar>
+              <w:top w:type="dxa" w:w="80"/>
+              <w:left w:type="dxa" w:w="120"/>
+              <w:bottom w:type="dxa" w:w="80"/>
+              <w:right w:type="dxa" w:w="120"/>
+            </w:tcMar>
+          </w:tcPr>
+          <w:p>
+            <w:r>
+              <w:rPr>
+                <w:rFonts w:ascii="Arial" w:cs="Arial" w:eastAsia="Arial" w:hAnsi="Arial"/>
+                <w:b/>
+                <w:bCs/>
+                <w:sz w:val="18"/>
+                <w:szCs w:val="18"/>
+              </w:rPr>
               <w:t xml:space="preserve">Location</w:t>
             </w:r>
           </w:p>
@@ -3271,7 +3907,7 @@
                 <w:sz w:val="18"/>
                 <w:szCs w:val="18"/>
               </w:rPr>
-              <w:t xml:space="preserve">Estero, FL</w:t>
+              <w:t xml:space="preserve">10801 Corkscrew Rd Suite 172, Estero, FL 33928</w:t>
             </w:r>
           </w:p>
         </w:tc>
@@ -3330,27 +3966,19 @@
                 <w:sz w:val="18"/>
                 <w:szCs w:val="18"/>
               </w:rPr>
-              <w:t xml:space="preserve">Posted same-day slot need (2–7pm). Two trucks already responded (AK Grill Gou, Red Roc Cravings). Likely recurring venue for food trucks.</w:t>
+              <w:t xml:space="preserve">Posted same-day slot need (2–7pm). Two trucks already responded (AK Grill Gou, Red Roc Cravings). Likely recurring venue for food trucks. [2026-04-02 web-enriched] address, phone, instagram found via Yelp/radbunch.com.</w:t>
             </w:r>
           </w:p>
         </w:tc>
       </w:tr>
     </w:tbl>
-    <w:p>
-      <w:pPr>
-        <w:spacing w:before="60" w:after="60"/>
-      </w:pPr>
-      <w:r>
-        <w:t xml:space="preserve"/>
-      </w:r>
-    </w:p>
     <w:p>
       <w:pPr>
         <w:pStyle w:val="Heading2"/>
         <w:pBdr>
           <w:bottom w:val="single" w:color="145A32" w:sz="4"/>
         </w:pBdr>
-        <w:spacing w:before="320" w:after="60"/>
+        <w:spacing w:after="60" w:before="320"/>
       </w:pPr>
       <w:r>
         <w:rPr>
@@ -3560,19 +4188,11 @@
     </w:tbl>
     <w:p>
       <w:pPr>
-        <w:spacing w:before="60" w:after="60"/>
-      </w:pPr>
-      <w:r>
-        <w:t xml:space="preserve"/>
-      </w:r>
-    </w:p>
-    <w:p>
-      <w:pPr>
         <w:pStyle w:val="Heading2"/>
         <w:pBdr>
           <w:bottom w:val="single" w:color="145A32" w:sz="4"/>
         </w:pBdr>
-        <w:spacing w:before="320" w:after="60"/>
+        <w:spacing w:after="60" w:before="320"/>
       </w:pPr>
       <w:r>
         <w:rPr>
@@ -3782,19 +4402,11 @@
     </w:tbl>
     <w:p>
       <w:pPr>
-        <w:spacing w:before="60" w:after="60"/>
-      </w:pPr>
-      <w:r>
-        <w:t xml:space="preserve"/>
-      </w:r>
-    </w:p>
-    <w:p>
-      <w:pPr>
         <w:pStyle w:val="Heading2"/>
         <w:pBdr>
           <w:bottom w:val="single" w:color="145A32" w:sz="4"/>
         </w:pBdr>
-        <w:spacing w:before="320" w:after="60"/>
+        <w:spacing w:after="60" w:before="320"/>
       </w:pPr>
       <w:r>
         <w:rPr>
@@ -3910,6 +4522,242 @@
                 <w:sz w:val="18"/>
                 <w:szCs w:val="18"/>
               </w:rPr>
+              <w:t xml:space="preserve">Phone</w:t>
+            </w:r>
+          </w:p>
+        </w:tc>
+        <w:tc>
+          <w:tcPr>
+            <w:tcW w:type="dxa" w:w="7560"/>
+            <w:tcBorders>
+              <w:top w:val="single" w:color="CCCCCC" w:sz="1"/>
+              <w:left w:val="single" w:color="CCCCCC" w:sz="1"/>
+              <w:bottom w:val="single" w:color="CCCCCC" w:sz="1"/>
+              <w:right w:val="single" w:color="CCCCCC" w:sz="1"/>
+            </w:tcBorders>
+            <w:tcMar>
+              <w:top w:type="dxa" w:w="80"/>
+              <w:left w:type="dxa" w:w="120"/>
+              <w:bottom w:type="dxa" w:w="80"/>
+              <w:right w:type="dxa" w:w="120"/>
+            </w:tcMar>
+          </w:tcPr>
+          <w:p>
+            <w:r>
+              <w:rPr>
+                <w:rFonts w:ascii="Arial" w:cs="Arial" w:eastAsia="Arial" w:hAnsi="Arial"/>
+                <w:sz w:val="18"/>
+                <w:szCs w:val="18"/>
+              </w:rPr>
+              <w:t xml:space="preserve">(239) 445-2245</w:t>
+            </w:r>
+          </w:p>
+        </w:tc>
+      </w:tr>
+      <w:tr>
+        <w:tc>
+          <w:tcPr>
+            <w:tcW w:type="dxa" w:w="1800"/>
+            <w:tcBorders>
+              <w:top w:val="single" w:color="CCCCCC" w:sz="1"/>
+              <w:left w:val="single" w:color="CCCCCC" w:sz="1"/>
+              <w:bottom w:val="single" w:color="CCCCCC" w:sz="1"/>
+              <w:right w:val="single" w:color="CCCCCC" w:sz="1"/>
+            </w:tcBorders>
+            <w:shd w:fill="F2F3F4" w:val="clear"/>
+            <w:tcMar>
+              <w:top w:type="dxa" w:w="80"/>
+              <w:left w:type="dxa" w:w="120"/>
+              <w:bottom w:type="dxa" w:w="80"/>
+              <w:right w:type="dxa" w:w="120"/>
+            </w:tcMar>
+          </w:tcPr>
+          <w:p>
+            <w:r>
+              <w:rPr>
+                <w:rFonts w:ascii="Arial" w:cs="Arial" w:eastAsia="Arial" w:hAnsi="Arial"/>
+                <w:b/>
+                <w:bCs/>
+                <w:sz w:val="18"/>
+                <w:szCs w:val="18"/>
+              </w:rPr>
+              <w:t xml:space="preserve">Website</w:t>
+            </w:r>
+          </w:p>
+        </w:tc>
+        <w:tc>
+          <w:tcPr>
+            <w:tcW w:type="dxa" w:w="7560"/>
+            <w:tcBorders>
+              <w:top w:val="single" w:color="CCCCCC" w:sz="1"/>
+              <w:left w:val="single" w:color="CCCCCC" w:sz="1"/>
+              <w:bottom w:val="single" w:color="CCCCCC" w:sz="1"/>
+              <w:right w:val="single" w:color="CCCCCC" w:sz="1"/>
+            </w:tcBorders>
+            <w:tcMar>
+              <w:top w:type="dxa" w:w="80"/>
+              <w:left w:type="dxa" w:w="120"/>
+              <w:bottom w:type="dxa" w:w="80"/>
+              <w:right w:type="dxa" w:w="120"/>
+            </w:tcMar>
+          </w:tcPr>
+          <w:p>
+            <w:r>
+              <w:rPr>
+                <w:rFonts w:ascii="Arial" w:cs="Arial" w:eastAsia="Arial" w:hAnsi="Arial"/>
+                <w:sz w:val="18"/>
+                <w:szCs w:val="18"/>
+              </w:rPr>
+              <w:t xml:space="preserve">anarchyaleworks.com</w:t>
+            </w:r>
+          </w:p>
+        </w:tc>
+      </w:tr>
+      <w:tr>
+        <w:tc>
+          <w:tcPr>
+            <w:tcW w:type="dxa" w:w="1800"/>
+            <w:tcBorders>
+              <w:top w:val="single" w:color="CCCCCC" w:sz="1"/>
+              <w:left w:val="single" w:color="CCCCCC" w:sz="1"/>
+              <w:bottom w:val="single" w:color="CCCCCC" w:sz="1"/>
+              <w:right w:val="single" w:color="CCCCCC" w:sz="1"/>
+            </w:tcBorders>
+            <w:shd w:fill="F2F3F4" w:val="clear"/>
+            <w:tcMar>
+              <w:top w:type="dxa" w:w="80"/>
+              <w:left w:type="dxa" w:w="120"/>
+              <w:bottom w:type="dxa" w:w="80"/>
+              <w:right w:type="dxa" w:w="120"/>
+            </w:tcMar>
+          </w:tcPr>
+          <w:p>
+            <w:r>
+              <w:rPr>
+                <w:rFonts w:ascii="Arial" w:cs="Arial" w:eastAsia="Arial" w:hAnsi="Arial"/>
+                <w:b/>
+                <w:bCs/>
+                <w:sz w:val="18"/>
+                <w:szCs w:val="18"/>
+              </w:rPr>
+              <w:t xml:space="preserve">Facebook</w:t>
+            </w:r>
+          </w:p>
+        </w:tc>
+        <w:tc>
+          <w:tcPr>
+            <w:tcW w:type="dxa" w:w="7560"/>
+            <w:tcBorders>
+              <w:top w:val="single" w:color="CCCCCC" w:sz="1"/>
+              <w:left w:val="single" w:color="CCCCCC" w:sz="1"/>
+              <w:bottom w:val="single" w:color="CCCCCC" w:sz="1"/>
+              <w:right w:val="single" w:color="CCCCCC" w:sz="1"/>
+            </w:tcBorders>
+            <w:tcMar>
+              <w:top w:type="dxa" w:w="80"/>
+              <w:left w:type="dxa" w:w="120"/>
+              <w:bottom w:type="dxa" w:w="80"/>
+              <w:right w:type="dxa" w:w="120"/>
+            </w:tcMar>
+          </w:tcPr>
+          <w:p>
+            <w:r>
+              <w:rPr>
+                <w:rFonts w:ascii="Arial" w:cs="Arial" w:eastAsia="Arial" w:hAnsi="Arial"/>
+                <w:sz w:val="18"/>
+                <w:szCs w:val="18"/>
+              </w:rPr>
+              <w:t xml:space="preserve">Anarchy Ale Works</w:t>
+            </w:r>
+          </w:p>
+        </w:tc>
+      </w:tr>
+      <w:tr>
+        <w:tc>
+          <w:tcPr>
+            <w:tcW w:type="dxa" w:w="1800"/>
+            <w:tcBorders>
+              <w:top w:val="single" w:color="CCCCCC" w:sz="1"/>
+              <w:left w:val="single" w:color="CCCCCC" w:sz="1"/>
+              <w:bottom w:val="single" w:color="CCCCCC" w:sz="1"/>
+              <w:right w:val="single" w:color="CCCCCC" w:sz="1"/>
+            </w:tcBorders>
+            <w:shd w:fill="F2F3F4" w:val="clear"/>
+            <w:tcMar>
+              <w:top w:type="dxa" w:w="80"/>
+              <w:left w:type="dxa" w:w="120"/>
+              <w:bottom w:type="dxa" w:w="80"/>
+              <w:right w:type="dxa" w:w="120"/>
+            </w:tcMar>
+          </w:tcPr>
+          <w:p>
+            <w:r>
+              <w:rPr>
+                <w:rFonts w:ascii="Arial" w:cs="Arial" w:eastAsia="Arial" w:hAnsi="Arial"/>
+                <w:b/>
+                <w:bCs/>
+                <w:sz w:val="18"/>
+                <w:szCs w:val="18"/>
+              </w:rPr>
+              <w:t xml:space="preserve">Instagram</w:t>
+            </w:r>
+          </w:p>
+        </w:tc>
+        <w:tc>
+          <w:tcPr>
+            <w:tcW w:type="dxa" w:w="7560"/>
+            <w:tcBorders>
+              <w:top w:val="single" w:color="CCCCCC" w:sz="1"/>
+              <w:left w:val="single" w:color="CCCCCC" w:sz="1"/>
+              <w:bottom w:val="single" w:color="CCCCCC" w:sz="1"/>
+              <w:right w:val="single" w:color="CCCCCC" w:sz="1"/>
+            </w:tcBorders>
+            <w:tcMar>
+              <w:top w:type="dxa" w:w="80"/>
+              <w:left w:type="dxa" w:w="120"/>
+              <w:bottom w:type="dxa" w:w="80"/>
+              <w:right w:type="dxa" w:w="120"/>
+            </w:tcMar>
+          </w:tcPr>
+          <w:p>
+            <w:r>
+              <w:rPr>
+                <w:rFonts w:ascii="Arial" w:cs="Arial" w:eastAsia="Arial" w:hAnsi="Arial"/>
+                <w:sz w:val="18"/>
+                <w:szCs w:val="18"/>
+              </w:rPr>
+              <w:t xml:space="preserve">@anarchyaleworks</w:t>
+            </w:r>
+          </w:p>
+        </w:tc>
+      </w:tr>
+      <w:tr>
+        <w:tc>
+          <w:tcPr>
+            <w:tcW w:type="dxa" w:w="1800"/>
+            <w:tcBorders>
+              <w:top w:val="single" w:color="CCCCCC" w:sz="1"/>
+              <w:left w:val="single" w:color="CCCCCC" w:sz="1"/>
+              <w:bottom w:val="single" w:color="CCCCCC" w:sz="1"/>
+              <w:right w:val="single" w:color="CCCCCC" w:sz="1"/>
+            </w:tcBorders>
+            <w:shd w:fill="F2F3F4" w:val="clear"/>
+            <w:tcMar>
+              <w:top w:type="dxa" w:w="80"/>
+              <w:left w:type="dxa" w:w="120"/>
+              <w:bottom w:type="dxa" w:w="80"/>
+              <w:right w:type="dxa" w:w="120"/>
+            </w:tcMar>
+          </w:tcPr>
+          <w:p>
+            <w:r>
+              <w:rPr>
+                <w:rFonts w:ascii="Arial" w:cs="Arial" w:eastAsia="Arial" w:hAnsi="Arial"/>
+                <w:b/>
+                <w:bCs/>
+                <w:sz w:val="18"/>
+                <w:szCs w:val="18"/>
+              </w:rPr>
               <w:t xml:space="preserve">Location</w:t>
             </w:r>
           </w:p>
@@ -3937,7 +4785,7 @@
                 <w:sz w:val="18"/>
                 <w:szCs w:val="18"/>
               </w:rPr>
-              <w:t xml:space="preserve">SWFL</w:t>
+              <w:t xml:space="preserve">21450 Palm Beach Blvd, Alva, FL 33920</w:t>
             </w:r>
           </w:p>
         </w:tc>
@@ -3996,27 +4844,19 @@
                 <w:sz w:val="18"/>
                 <w:szCs w:val="18"/>
               </w:rPr>
-              <w:t xml:space="preserve">Regular food truck host. SubTastic sold out here March 21. Mamas Meatballs books Fridays until sell out.</w:t>
+              <w:t xml:space="preserve">Regular food truck host. SubTastic sold out here March 21. Mamas Meatballs books Fridays until sell out. [2026-04-02 web-enriched] address, phone, website, instagram found via Yelp/Google.</w:t>
             </w:r>
           </w:p>
         </w:tc>
       </w:tr>
     </w:tbl>
-    <w:p>
-      <w:pPr>
-        <w:spacing w:before="60" w:after="60"/>
-      </w:pPr>
-      <w:r>
-        <w:t xml:space="preserve"/>
-      </w:r>
-    </w:p>
     <w:p>
       <w:pPr>
         <w:pStyle w:val="Heading2"/>
         <w:pBdr>
           <w:bottom w:val="single" w:color="145A32" w:sz="4"/>
         </w:pBdr>
-        <w:spacing w:before="320" w:after="60"/>
+        <w:spacing w:after="60" w:before="320"/>
       </w:pPr>
       <w:r>
         <w:rPr>
@@ -4132,6 +4972,183 @@
                 <w:sz w:val="18"/>
                 <w:szCs w:val="18"/>
               </w:rPr>
+              <w:t xml:space="preserve">Phone</w:t>
+            </w:r>
+          </w:p>
+        </w:tc>
+        <w:tc>
+          <w:tcPr>
+            <w:tcW w:type="dxa" w:w="7560"/>
+            <w:tcBorders>
+              <w:top w:val="single" w:color="CCCCCC" w:sz="1"/>
+              <w:left w:val="single" w:color="CCCCCC" w:sz="1"/>
+              <w:bottom w:val="single" w:color="CCCCCC" w:sz="1"/>
+              <w:right w:val="single" w:color="CCCCCC" w:sz="1"/>
+            </w:tcBorders>
+            <w:tcMar>
+              <w:top w:type="dxa" w:w="80"/>
+              <w:left w:type="dxa" w:w="120"/>
+              <w:bottom w:type="dxa" w:w="80"/>
+              <w:right w:type="dxa" w:w="120"/>
+            </w:tcMar>
+          </w:tcPr>
+          <w:p>
+            <w:r>
+              <w:rPr>
+                <w:rFonts w:ascii="Arial" w:cs="Arial" w:eastAsia="Arial" w:hAnsi="Arial"/>
+                <w:sz w:val="18"/>
+                <w:szCs w:val="18"/>
+              </w:rPr>
+              <w:t xml:space="preserve">(239) 204-9665</w:t>
+            </w:r>
+          </w:p>
+        </w:tc>
+      </w:tr>
+      <w:tr>
+        <w:tc>
+          <w:tcPr>
+            <w:tcW w:type="dxa" w:w="1800"/>
+            <w:tcBorders>
+              <w:top w:val="single" w:color="CCCCCC" w:sz="1"/>
+              <w:left w:val="single" w:color="CCCCCC" w:sz="1"/>
+              <w:bottom w:val="single" w:color="CCCCCC" w:sz="1"/>
+              <w:right w:val="single" w:color="CCCCCC" w:sz="1"/>
+            </w:tcBorders>
+            <w:shd w:fill="F2F3F4" w:val="clear"/>
+            <w:tcMar>
+              <w:top w:type="dxa" w:w="80"/>
+              <w:left w:type="dxa" w:w="120"/>
+              <w:bottom w:type="dxa" w:w="80"/>
+              <w:right w:type="dxa" w:w="120"/>
+            </w:tcMar>
+          </w:tcPr>
+          <w:p>
+            <w:r>
+              <w:rPr>
+                <w:rFonts w:ascii="Arial" w:cs="Arial" w:eastAsia="Arial" w:hAnsi="Arial"/>
+                <w:b/>
+                <w:bCs/>
+                <w:sz w:val="18"/>
+                <w:szCs w:val="18"/>
+              </w:rPr>
+              <w:t xml:space="preserve">Email</w:t>
+            </w:r>
+          </w:p>
+        </w:tc>
+        <w:tc>
+          <w:tcPr>
+            <w:tcW w:type="dxa" w:w="7560"/>
+            <w:tcBorders>
+              <w:top w:val="single" w:color="CCCCCC" w:sz="1"/>
+              <w:left w:val="single" w:color="CCCCCC" w:sz="1"/>
+              <w:bottom w:val="single" w:color="CCCCCC" w:sz="1"/>
+              <w:right w:val="single" w:color="CCCCCC" w:sz="1"/>
+            </w:tcBorders>
+            <w:tcMar>
+              <w:top w:type="dxa" w:w="80"/>
+              <w:left w:type="dxa" w:w="120"/>
+              <w:bottom w:type="dxa" w:w="80"/>
+              <w:right w:type="dxa" w:w="120"/>
+            </w:tcMar>
+          </w:tcPr>
+          <w:p>
+            <w:r>
+              <w:rPr>
+                <w:rFonts w:ascii="Arial" w:cs="Arial" w:eastAsia="Arial" w:hAnsi="Arial"/>
+                <w:sz w:val="18"/>
+                <w:szCs w:val="18"/>
+              </w:rPr>
+              <w:t xml:space="preserve">sayhi@coastaldayzbrewery.com</w:t>
+            </w:r>
+          </w:p>
+        </w:tc>
+      </w:tr>
+      <w:tr>
+        <w:tc>
+          <w:tcPr>
+            <w:tcW w:type="dxa" w:w="1800"/>
+            <w:tcBorders>
+              <w:top w:val="single" w:color="CCCCCC" w:sz="1"/>
+              <w:left w:val="single" w:color="CCCCCC" w:sz="1"/>
+              <w:bottom w:val="single" w:color="CCCCCC" w:sz="1"/>
+              <w:right w:val="single" w:color="CCCCCC" w:sz="1"/>
+            </w:tcBorders>
+            <w:shd w:fill="F2F3F4" w:val="clear"/>
+            <w:tcMar>
+              <w:top w:type="dxa" w:w="80"/>
+              <w:left w:type="dxa" w:w="120"/>
+              <w:bottom w:type="dxa" w:w="80"/>
+              <w:right w:type="dxa" w:w="120"/>
+            </w:tcMar>
+          </w:tcPr>
+          <w:p>
+            <w:r>
+              <w:rPr>
+                <w:rFonts w:ascii="Arial" w:cs="Arial" w:eastAsia="Arial" w:hAnsi="Arial"/>
+                <w:b/>
+                <w:bCs/>
+                <w:sz w:val="18"/>
+                <w:szCs w:val="18"/>
+              </w:rPr>
+              <w:t xml:space="preserve">Website</w:t>
+            </w:r>
+          </w:p>
+        </w:tc>
+        <w:tc>
+          <w:tcPr>
+            <w:tcW w:type="dxa" w:w="7560"/>
+            <w:tcBorders>
+              <w:top w:val="single" w:color="CCCCCC" w:sz="1"/>
+              <w:left w:val="single" w:color="CCCCCC" w:sz="1"/>
+              <w:bottom w:val="single" w:color="CCCCCC" w:sz="1"/>
+              <w:right w:val="single" w:color="CCCCCC" w:sz="1"/>
+            </w:tcBorders>
+            <w:tcMar>
+              <w:top w:type="dxa" w:w="80"/>
+              <w:left w:type="dxa" w:w="120"/>
+              <w:bottom w:type="dxa" w:w="80"/>
+              <w:right w:type="dxa" w:w="120"/>
+            </w:tcMar>
+          </w:tcPr>
+          <w:p>
+            <w:r>
+              <w:rPr>
+                <w:rFonts w:ascii="Arial" w:cs="Arial" w:eastAsia="Arial" w:hAnsi="Arial"/>
+                <w:sz w:val="18"/>
+                <w:szCs w:val="18"/>
+              </w:rPr>
+              <w:t xml:space="preserve">coastaldayzbrewery.com</w:t>
+            </w:r>
+          </w:p>
+        </w:tc>
+      </w:tr>
+      <w:tr>
+        <w:tc>
+          <w:tcPr>
+            <w:tcW w:type="dxa" w:w="1800"/>
+            <w:tcBorders>
+              <w:top w:val="single" w:color="CCCCCC" w:sz="1"/>
+              <w:left w:val="single" w:color="CCCCCC" w:sz="1"/>
+              <w:bottom w:val="single" w:color="CCCCCC" w:sz="1"/>
+              <w:right w:val="single" w:color="CCCCCC" w:sz="1"/>
+            </w:tcBorders>
+            <w:shd w:fill="F2F3F4" w:val="clear"/>
+            <w:tcMar>
+              <w:top w:type="dxa" w:w="80"/>
+              <w:left w:type="dxa" w:w="120"/>
+              <w:bottom w:type="dxa" w:w="80"/>
+              <w:right w:type="dxa" w:w="120"/>
+            </w:tcMar>
+          </w:tcPr>
+          <w:p>
+            <w:r>
+              <w:rPr>
+                <w:rFonts w:ascii="Arial" w:cs="Arial" w:eastAsia="Arial" w:hAnsi="Arial"/>
+                <w:b/>
+                <w:bCs/>
+                <w:sz w:val="18"/>
+                <w:szCs w:val="18"/>
+              </w:rPr>
               <w:t xml:space="preserve">Location</w:t>
             </w:r>
           </w:p>
@@ -4159,7 +5176,7 @@
                 <w:sz w:val="18"/>
                 <w:szCs w:val="18"/>
               </w:rPr>
-              <w:t xml:space="preserve">SWFL</w:t>
+              <w:t xml:space="preserve">2161 McGregor Blvd, Ste E, Fort Myers, FL 33901</w:t>
             </w:r>
           </w:p>
         </w:tc>
@@ -4218,27 +5235,19 @@
                 <w:sz w:val="18"/>
                 <w:szCs w:val="18"/>
               </w:rPr>
-              <w:t xml:space="preserve">Regular food truck host. Mamas Meatballs (Sat 1–7pm) and Turn N Burn Fresh N Fast both co-located here.</w:t>
+              <w:t xml:space="preserve">Regular food truck host. Mamas Meatballs (Sat 1–7pm) and Turn N Burn Fresh N Fast both co-located here. [2026-04-02 web-enriched] address, phone, email, website found via coastaldayzbrewery.com and Yelp.</w:t>
             </w:r>
           </w:p>
         </w:tc>
       </w:tr>
     </w:tbl>
-    <w:p>
-      <w:pPr>
-        <w:spacing w:before="60" w:after="60"/>
-      </w:pPr>
-      <w:r>
-        <w:t xml:space="preserve"/>
-      </w:r>
-    </w:p>
     <w:p>
       <w:pPr>
         <w:pStyle w:val="Heading2"/>
         <w:pBdr>
           <w:bottom w:val="single" w:color="145A32" w:sz="4"/>
         </w:pBdr>
-        <w:spacing w:before="320" w:after="60"/>
+        <w:spacing w:after="60" w:before="320"/>
       </w:pPr>
       <w:r>
         <w:rPr>
@@ -4354,6 +5363,124 @@
                 <w:sz w:val="18"/>
                 <w:szCs w:val="18"/>
               </w:rPr>
+              <w:t xml:space="preserve">Phone</w:t>
+            </w:r>
+          </w:p>
+        </w:tc>
+        <w:tc>
+          <w:tcPr>
+            <w:tcW w:type="dxa" w:w="7560"/>
+            <w:tcBorders>
+              <w:top w:val="single" w:color="CCCCCC" w:sz="1"/>
+              <w:left w:val="single" w:color="CCCCCC" w:sz="1"/>
+              <w:bottom w:val="single" w:color="CCCCCC" w:sz="1"/>
+              <w:right w:val="single" w:color="CCCCCC" w:sz="1"/>
+            </w:tcBorders>
+            <w:tcMar>
+              <w:top w:type="dxa" w:w="80"/>
+              <w:left w:type="dxa" w:w="120"/>
+              <w:bottom w:type="dxa" w:w="80"/>
+              <w:right w:type="dxa" w:w="120"/>
+            </w:tcMar>
+          </w:tcPr>
+          <w:p>
+            <w:r>
+              <w:rPr>
+                <w:rFonts w:ascii="Arial" w:cs="Arial" w:eastAsia="Arial" w:hAnsi="Arial"/>
+                <w:sz w:val="18"/>
+                <w:szCs w:val="18"/>
+              </w:rPr>
+              <w:t xml:space="preserve">(239) 317-2287</w:t>
+            </w:r>
+          </w:p>
+        </w:tc>
+      </w:tr>
+      <w:tr>
+        <w:tc>
+          <w:tcPr>
+            <w:tcW w:type="dxa" w:w="1800"/>
+            <w:tcBorders>
+              <w:top w:val="single" w:color="CCCCCC" w:sz="1"/>
+              <w:left w:val="single" w:color="CCCCCC" w:sz="1"/>
+              <w:bottom w:val="single" w:color="CCCCCC" w:sz="1"/>
+              <w:right w:val="single" w:color="CCCCCC" w:sz="1"/>
+            </w:tcBorders>
+            <w:shd w:fill="F2F3F4" w:val="clear"/>
+            <w:tcMar>
+              <w:top w:type="dxa" w:w="80"/>
+              <w:left w:type="dxa" w:w="120"/>
+              <w:bottom w:type="dxa" w:w="80"/>
+              <w:right w:type="dxa" w:w="120"/>
+            </w:tcMar>
+          </w:tcPr>
+          <w:p>
+            <w:r>
+              <w:rPr>
+                <w:rFonts w:ascii="Arial" w:cs="Arial" w:eastAsia="Arial" w:hAnsi="Arial"/>
+                <w:b/>
+                <w:bCs/>
+                <w:sz w:val="18"/>
+                <w:szCs w:val="18"/>
+              </w:rPr>
+              <w:t xml:space="preserve">Website</w:t>
+            </w:r>
+          </w:p>
+        </w:tc>
+        <w:tc>
+          <w:tcPr>
+            <w:tcW w:type="dxa" w:w="7560"/>
+            <w:tcBorders>
+              <w:top w:val="single" w:color="CCCCCC" w:sz="1"/>
+              <w:left w:val="single" w:color="CCCCCC" w:sz="1"/>
+              <w:bottom w:val="single" w:color="CCCCCC" w:sz="1"/>
+              <w:right w:val="single" w:color="CCCCCC" w:sz="1"/>
+            </w:tcBorders>
+            <w:tcMar>
+              <w:top w:type="dxa" w:w="80"/>
+              <w:left w:type="dxa" w:w="120"/>
+              <w:bottom w:type="dxa" w:w="80"/>
+              <w:right w:type="dxa" w:w="120"/>
+            </w:tcMar>
+          </w:tcPr>
+          <w:p>
+            <w:r>
+              <w:rPr>
+                <w:rFonts w:ascii="Arial" w:cs="Arial" w:eastAsia="Arial" w:hAnsi="Arial"/>
+                <w:sz w:val="18"/>
+                <w:szCs w:val="18"/>
+              </w:rPr>
+              <w:t xml:space="preserve">hopsizedbrewing.com</w:t>
+            </w:r>
+          </w:p>
+        </w:tc>
+      </w:tr>
+      <w:tr>
+        <w:tc>
+          <w:tcPr>
+            <w:tcW w:type="dxa" w:w="1800"/>
+            <w:tcBorders>
+              <w:top w:val="single" w:color="CCCCCC" w:sz="1"/>
+              <w:left w:val="single" w:color="CCCCCC" w:sz="1"/>
+              <w:bottom w:val="single" w:color="CCCCCC" w:sz="1"/>
+              <w:right w:val="single" w:color="CCCCCC" w:sz="1"/>
+            </w:tcBorders>
+            <w:shd w:fill="F2F3F4" w:val="clear"/>
+            <w:tcMar>
+              <w:top w:type="dxa" w:w="80"/>
+              <w:left w:type="dxa" w:w="120"/>
+              <w:bottom w:type="dxa" w:w="80"/>
+              <w:right w:type="dxa" w:w="120"/>
+            </w:tcMar>
+          </w:tcPr>
+          <w:p>
+            <w:r>
+              <w:rPr>
+                <w:rFonts w:ascii="Arial" w:cs="Arial" w:eastAsia="Arial" w:hAnsi="Arial"/>
+                <w:b/>
+                <w:bCs/>
+                <w:sz w:val="18"/>
+                <w:szCs w:val="18"/>
+              </w:rPr>
               <w:t xml:space="preserve">Location</w:t>
             </w:r>
           </w:p>
@@ -4381,7 +5508,7 @@
                 <w:sz w:val="18"/>
                 <w:szCs w:val="18"/>
               </w:rPr>
-              <w:t xml:space="preserve">SWFL</w:t>
+              <w:t xml:space="preserve">9201 Cockleshell Ct, Ste 13-14, Bonita Springs, FL 34135</w:t>
             </w:r>
           </w:p>
         </w:tc>
@@ -4440,27 +5567,19 @@
                 <w:sz w:val="18"/>
                 <w:szCs w:val="18"/>
               </w:rPr>
-              <w:t xml:space="preserve">Regular food truck host. Mamas Meatballs books Thursdays 4–8pm.</w:t>
+              <w:t xml:space="preserve">Regular food truck host. Mamas Meatballs books Thursdays 4–8pm. [2026-04-02 web-enriched] address, phone, website found via Yelp. Located in Bonita Springs, not Fort Myers proper.</w:t>
             </w:r>
           </w:p>
         </w:tc>
       </w:tr>
     </w:tbl>
-    <w:p>
-      <w:pPr>
-        <w:spacing w:before="60" w:after="60"/>
-      </w:pPr>
-      <w:r>
-        <w:t xml:space="preserve"/>
-      </w:r>
-    </w:p>
     <w:p>
       <w:pPr>
         <w:pStyle w:val="Heading2"/>
         <w:pBdr>
           <w:bottom w:val="single" w:color="145A32" w:sz="4"/>
         </w:pBdr>
-        <w:spacing w:before="320" w:after="60"/>
+        <w:spacing w:after="60" w:before="320"/>
       </w:pPr>
       <w:r>
         <w:rPr>
@@ -4576,6 +5695,124 @@
                 <w:sz w:val="18"/>
                 <w:szCs w:val="18"/>
               </w:rPr>
+              <w:t xml:space="preserve">Phone</w:t>
+            </w:r>
+          </w:p>
+        </w:tc>
+        <w:tc>
+          <w:tcPr>
+            <w:tcW w:type="dxa" w:w="7560"/>
+            <w:tcBorders>
+              <w:top w:val="single" w:color="CCCCCC" w:sz="1"/>
+              <w:left w:val="single" w:color="CCCCCC" w:sz="1"/>
+              <w:bottom w:val="single" w:color="CCCCCC" w:sz="1"/>
+              <w:right w:val="single" w:color="CCCCCC" w:sz="1"/>
+            </w:tcBorders>
+            <w:tcMar>
+              <w:top w:type="dxa" w:w="80"/>
+              <w:left w:type="dxa" w:w="120"/>
+              <w:bottom w:type="dxa" w:w="80"/>
+              <w:right w:type="dxa" w:w="120"/>
+            </w:tcMar>
+          </w:tcPr>
+          <w:p>
+            <w:r>
+              <w:rPr>
+                <w:rFonts w:ascii="Arial" w:cs="Arial" w:eastAsia="Arial" w:hAnsi="Arial"/>
+                <w:sz w:val="18"/>
+                <w:szCs w:val="18"/>
+              </w:rPr>
+              <w:t xml:space="preserve">(239) 603-6535</w:t>
+            </w:r>
+          </w:p>
+        </w:tc>
+      </w:tr>
+      <w:tr>
+        <w:tc>
+          <w:tcPr>
+            <w:tcW w:type="dxa" w:w="1800"/>
+            <w:tcBorders>
+              <w:top w:val="single" w:color="CCCCCC" w:sz="1"/>
+              <w:left w:val="single" w:color="CCCCCC" w:sz="1"/>
+              <w:bottom w:val="single" w:color="CCCCCC" w:sz="1"/>
+              <w:right w:val="single" w:color="CCCCCC" w:sz="1"/>
+            </w:tcBorders>
+            <w:shd w:fill="F2F3F4" w:val="clear"/>
+            <w:tcMar>
+              <w:top w:type="dxa" w:w="80"/>
+              <w:left w:type="dxa" w:w="120"/>
+              <w:bottom w:type="dxa" w:w="80"/>
+              <w:right w:type="dxa" w:w="120"/>
+            </w:tcMar>
+          </w:tcPr>
+          <w:p>
+            <w:r>
+              <w:rPr>
+                <w:rFonts w:ascii="Arial" w:cs="Arial" w:eastAsia="Arial" w:hAnsi="Arial"/>
+                <w:b/>
+                <w:bCs/>
+                <w:sz w:val="18"/>
+                <w:szCs w:val="18"/>
+              </w:rPr>
+              <w:t xml:space="preserve">Website</w:t>
+            </w:r>
+          </w:p>
+        </w:tc>
+        <w:tc>
+          <w:tcPr>
+            <w:tcW w:type="dxa" w:w="7560"/>
+            <w:tcBorders>
+              <w:top w:val="single" w:color="CCCCCC" w:sz="1"/>
+              <w:left w:val="single" w:color="CCCCCC" w:sz="1"/>
+              <w:bottom w:val="single" w:color="CCCCCC" w:sz="1"/>
+              <w:right w:val="single" w:color="CCCCCC" w:sz="1"/>
+            </w:tcBorders>
+            <w:tcMar>
+              <w:top w:type="dxa" w:w="80"/>
+              <w:left w:type="dxa" w:w="120"/>
+              <w:bottom w:type="dxa" w:w="80"/>
+              <w:right w:type="dxa" w:w="120"/>
+            </w:tcMar>
+          </w:tcPr>
+          <w:p>
+            <w:r>
+              <w:rPr>
+                <w:rFonts w:ascii="Arial" w:cs="Arial" w:eastAsia="Arial" w:hAnsi="Arial"/>
+                <w:sz w:val="18"/>
+                <w:szCs w:val="18"/>
+              </w:rPr>
+              <w:t xml:space="preserve">pointybelbrew.com</w:t>
+            </w:r>
+          </w:p>
+        </w:tc>
+      </w:tr>
+      <w:tr>
+        <w:tc>
+          <w:tcPr>
+            <w:tcW w:type="dxa" w:w="1800"/>
+            <w:tcBorders>
+              <w:top w:val="single" w:color="CCCCCC" w:sz="1"/>
+              <w:left w:val="single" w:color="CCCCCC" w:sz="1"/>
+              <w:bottom w:val="single" w:color="CCCCCC" w:sz="1"/>
+              <w:right w:val="single" w:color="CCCCCC" w:sz="1"/>
+            </w:tcBorders>
+            <w:shd w:fill="F2F3F4" w:val="clear"/>
+            <w:tcMar>
+              <w:top w:type="dxa" w:w="80"/>
+              <w:left w:type="dxa" w:w="120"/>
+              <w:bottom w:type="dxa" w:w="80"/>
+              <w:right w:type="dxa" w:w="120"/>
+            </w:tcMar>
+          </w:tcPr>
+          <w:p>
+            <w:r>
+              <w:rPr>
+                <w:rFonts w:ascii="Arial" w:cs="Arial" w:eastAsia="Arial" w:hAnsi="Arial"/>
+                <w:b/>
+                <w:bCs/>
+                <w:sz w:val="18"/>
+                <w:szCs w:val="18"/>
+              </w:rPr>
               <w:t xml:space="preserve">Location</w:t>
             </w:r>
           </w:p>
@@ -4662,27 +5899,19 @@
                 <w:sz w:val="18"/>
                 <w:szCs w:val="18"/>
               </w:rPr>
-              <w:t xml:space="preserve">Mamas Meatballs posted from here. Regular truck host.</w:t>
+              <w:t xml:space="preserve">Mamas Meatballs posted from here. Regular truck host. [2026-04-02 web-enriched] address, phone, website found via Yelp/pointybelbrew.com.</w:t>
             </w:r>
           </w:p>
         </w:tc>
       </w:tr>
     </w:tbl>
-    <w:p>
-      <w:pPr>
-        <w:spacing w:before="60" w:after="60"/>
-      </w:pPr>
-      <w:r>
-        <w:t xml:space="preserve"/>
-      </w:r>
-    </w:p>
     <w:p>
       <w:pPr>
         <w:pStyle w:val="Heading2"/>
         <w:pBdr>
           <w:bottom w:val="single" w:color="145A32" w:sz="4"/>
         </w:pBdr>
-        <w:spacing w:before="320" w:after="60"/>
+        <w:spacing w:after="60" w:before="320"/>
       </w:pPr>
       <w:r>
         <w:rPr>
@@ -4798,6 +6027,124 @@
                 <w:sz w:val="18"/>
                 <w:szCs w:val="18"/>
               </w:rPr>
+              <w:t xml:space="preserve">Phone</w:t>
+            </w:r>
+          </w:p>
+        </w:tc>
+        <w:tc>
+          <w:tcPr>
+            <w:tcW w:type="dxa" w:w="7560"/>
+            <w:tcBorders>
+              <w:top w:val="single" w:color="CCCCCC" w:sz="1"/>
+              <w:left w:val="single" w:color="CCCCCC" w:sz="1"/>
+              <w:bottom w:val="single" w:color="CCCCCC" w:sz="1"/>
+              <w:right w:val="single" w:color="CCCCCC" w:sz="1"/>
+            </w:tcBorders>
+            <w:tcMar>
+              <w:top w:type="dxa" w:w="80"/>
+              <w:left w:type="dxa" w:w="120"/>
+              <w:bottom w:type="dxa" w:w="80"/>
+              <w:right w:type="dxa" w:w="120"/>
+            </w:tcMar>
+          </w:tcPr>
+          <w:p>
+            <w:r>
+              <w:rPr>
+                <w:rFonts w:ascii="Arial" w:cs="Arial" w:eastAsia="Arial" w:hAnsi="Arial"/>
+                <w:sz w:val="18"/>
+                <w:szCs w:val="18"/>
+              </w:rPr>
+              <w:t xml:space="preserve">(239) 932-7560</w:t>
+            </w:r>
+          </w:p>
+        </w:tc>
+      </w:tr>
+      <w:tr>
+        <w:tc>
+          <w:tcPr>
+            <w:tcW w:type="dxa" w:w="1800"/>
+            <w:tcBorders>
+              <w:top w:val="single" w:color="CCCCCC" w:sz="1"/>
+              <w:left w:val="single" w:color="CCCCCC" w:sz="1"/>
+              <w:bottom w:val="single" w:color="CCCCCC" w:sz="1"/>
+              <w:right w:val="single" w:color="CCCCCC" w:sz="1"/>
+            </w:tcBorders>
+            <w:shd w:fill="F2F3F4" w:val="clear"/>
+            <w:tcMar>
+              <w:top w:type="dxa" w:w="80"/>
+              <w:left w:type="dxa" w:w="120"/>
+              <w:bottom w:type="dxa" w:w="80"/>
+              <w:right w:type="dxa" w:w="120"/>
+            </w:tcMar>
+          </w:tcPr>
+          <w:p>
+            <w:r>
+              <w:rPr>
+                <w:rFonts w:ascii="Arial" w:cs="Arial" w:eastAsia="Arial" w:hAnsi="Arial"/>
+                <w:b/>
+                <w:bCs/>
+                <w:sz w:val="18"/>
+                <w:szCs w:val="18"/>
+              </w:rPr>
+              <w:t xml:space="preserve">Website</w:t>
+            </w:r>
+          </w:p>
+        </w:tc>
+        <w:tc>
+          <w:tcPr>
+            <w:tcW w:type="dxa" w:w="7560"/>
+            <w:tcBorders>
+              <w:top w:val="single" w:color="CCCCCC" w:sz="1"/>
+              <w:left w:val="single" w:color="CCCCCC" w:sz="1"/>
+              <w:bottom w:val="single" w:color="CCCCCC" w:sz="1"/>
+              <w:right w:val="single" w:color="CCCCCC" w:sz="1"/>
+            </w:tcBorders>
+            <w:tcMar>
+              <w:top w:type="dxa" w:w="80"/>
+              <w:left w:type="dxa" w:w="120"/>
+              <w:bottom w:type="dxa" w:w="80"/>
+              <w:right w:type="dxa" w:w="120"/>
+            </w:tcMar>
+          </w:tcPr>
+          <w:p>
+            <w:r>
+              <w:rPr>
+                <w:rFonts w:ascii="Arial" w:cs="Arial" w:eastAsia="Arial" w:hAnsi="Arial"/>
+                <w:sz w:val="18"/>
+                <w:szCs w:val="18"/>
+              </w:rPr>
+              <w:t xml:space="preserve">samgallowayford.com</w:t>
+            </w:r>
+          </w:p>
+        </w:tc>
+      </w:tr>
+      <w:tr>
+        <w:tc>
+          <w:tcPr>
+            <w:tcW w:type="dxa" w:w="1800"/>
+            <w:tcBorders>
+              <w:top w:val="single" w:color="CCCCCC" w:sz="1"/>
+              <w:left w:val="single" w:color="CCCCCC" w:sz="1"/>
+              <w:bottom w:val="single" w:color="CCCCCC" w:sz="1"/>
+              <w:right w:val="single" w:color="CCCCCC" w:sz="1"/>
+            </w:tcBorders>
+            <w:shd w:fill="F2F3F4" w:val="clear"/>
+            <w:tcMar>
+              <w:top w:type="dxa" w:w="80"/>
+              <w:left w:type="dxa" w:w="120"/>
+              <w:bottom w:type="dxa" w:w="80"/>
+              <w:right w:type="dxa" w:w="120"/>
+            </w:tcMar>
+          </w:tcPr>
+          <w:p>
+            <w:r>
+              <w:rPr>
+                <w:rFonts w:ascii="Arial" w:cs="Arial" w:eastAsia="Arial" w:hAnsi="Arial"/>
+                <w:b/>
+                <w:bCs/>
+                <w:sz w:val="18"/>
+                <w:szCs w:val="18"/>
+              </w:rPr>
               <w:t xml:space="preserve">Location</w:t>
             </w:r>
           </w:p>
@@ -4825,7 +6172,7 @@
                 <w:sz w:val="18"/>
                 <w:szCs w:val="18"/>
               </w:rPr>
-              <w:t xml:space="preserve">Fort Myers, FL</w:t>
+              <w:t xml:space="preserve">1800 Boy Scout Dr, Fort Myers, FL 33907</w:t>
             </w:r>
           </w:p>
         </w:tc>
@@ -4884,27 +6231,19 @@
                 <w:sz w:val="18"/>
                 <w:szCs w:val="18"/>
               </w:rPr>
-              <w:t xml:space="preserve">Regular corporate food truck placement. Blades of Glory Culinary books 11am–2pm.</w:t>
+              <w:t xml:space="preserve">Regular corporate food truck placement. Blades of Glory Culinary books 11am–2pm. [2026-04-02 web-enriched] address, phone, website found via samgallowayford.com and Yelp.</w:t>
             </w:r>
           </w:p>
         </w:tc>
       </w:tr>
     </w:tbl>
-    <w:p>
-      <w:pPr>
-        <w:spacing w:before="60" w:after="60"/>
-      </w:pPr>
-      <w:r>
-        <w:t xml:space="preserve"/>
-      </w:r>
-    </w:p>
     <w:p>
       <w:pPr>
         <w:pStyle w:val="Heading2"/>
         <w:pBdr>
           <w:bottom w:val="single" w:color="145A32" w:sz="4"/>
         </w:pBdr>
-        <w:spacing w:before="320" w:after="60"/>
+        <w:spacing w:after="60" w:before="320"/>
       </w:pPr>
       <w:r>
         <w:rPr>
@@ -5079,6 +6418,124 @@
                 <w:sz w:val="18"/>
                 <w:szCs w:val="18"/>
               </w:rPr>
+              <w:t xml:space="preserve">Phone</w:t>
+            </w:r>
+          </w:p>
+        </w:tc>
+        <w:tc>
+          <w:tcPr>
+            <w:tcW w:type="dxa" w:w="7560"/>
+            <w:tcBorders>
+              <w:top w:val="single" w:color="CCCCCC" w:sz="1"/>
+              <w:left w:val="single" w:color="CCCCCC" w:sz="1"/>
+              <w:bottom w:val="single" w:color="CCCCCC" w:sz="1"/>
+              <w:right w:val="single" w:color="CCCCCC" w:sz="1"/>
+            </w:tcBorders>
+            <w:tcMar>
+              <w:top w:type="dxa" w:w="80"/>
+              <w:left w:type="dxa" w:w="120"/>
+              <w:bottom w:type="dxa" w:w="80"/>
+              <w:right w:type="dxa" w:w="120"/>
+            </w:tcMar>
+          </w:tcPr>
+          <w:p>
+            <w:r>
+              <w:rPr>
+                <w:rFonts w:ascii="Arial" w:cs="Arial" w:eastAsia="Arial" w:hAnsi="Arial"/>
+                <w:sz w:val="18"/>
+                <w:szCs w:val="18"/>
+              </w:rPr>
+              <w:t xml:space="preserve">(239) 628-3737</w:t>
+            </w:r>
+          </w:p>
+        </w:tc>
+      </w:tr>
+      <w:tr>
+        <w:tc>
+          <w:tcPr>
+            <w:tcW w:type="dxa" w:w="1800"/>
+            <w:tcBorders>
+              <w:top w:val="single" w:color="CCCCCC" w:sz="1"/>
+              <w:left w:val="single" w:color="CCCCCC" w:sz="1"/>
+              <w:bottom w:val="single" w:color="CCCCCC" w:sz="1"/>
+              <w:right w:val="single" w:color="CCCCCC" w:sz="1"/>
+            </w:tcBorders>
+            <w:shd w:fill="F2F3F4" w:val="clear"/>
+            <w:tcMar>
+              <w:top w:type="dxa" w:w="80"/>
+              <w:left w:type="dxa" w:w="120"/>
+              <w:bottom w:type="dxa" w:w="80"/>
+              <w:right w:type="dxa" w:w="120"/>
+            </w:tcMar>
+          </w:tcPr>
+          <w:p>
+            <w:r>
+              <w:rPr>
+                <w:rFonts w:ascii="Arial" w:cs="Arial" w:eastAsia="Arial" w:hAnsi="Arial"/>
+                <w:b/>
+                <w:bCs/>
+                <w:sz w:val="18"/>
+                <w:szCs w:val="18"/>
+              </w:rPr>
+              <w:t xml:space="preserve">Email</w:t>
+            </w:r>
+          </w:p>
+        </w:tc>
+        <w:tc>
+          <w:tcPr>
+            <w:tcW w:type="dxa" w:w="7560"/>
+            <w:tcBorders>
+              <w:top w:val="single" w:color="CCCCCC" w:sz="1"/>
+              <w:left w:val="single" w:color="CCCCCC" w:sz="1"/>
+              <w:bottom w:val="single" w:color="CCCCCC" w:sz="1"/>
+              <w:right w:val="single" w:color="CCCCCC" w:sz="1"/>
+            </w:tcBorders>
+            <w:tcMar>
+              <w:top w:type="dxa" w:w="80"/>
+              <w:left w:type="dxa" w:w="120"/>
+              <w:bottom w:type="dxa" w:w="80"/>
+              <w:right w:type="dxa" w:w="120"/>
+            </w:tcMar>
+          </w:tcPr>
+          <w:p>
+            <w:r>
+              <w:rPr>
+                <w:rFonts w:ascii="Arial" w:cs="Arial" w:eastAsia="Arial" w:hAnsi="Arial"/>
+                <w:sz w:val="18"/>
+                <w:szCs w:val="18"/>
+              </w:rPr>
+              <w:t xml:space="preserve">equestrianacresfl@gmail.com</w:t>
+            </w:r>
+          </w:p>
+        </w:tc>
+      </w:tr>
+      <w:tr>
+        <w:tc>
+          <w:tcPr>
+            <w:tcW w:type="dxa" w:w="1800"/>
+            <w:tcBorders>
+              <w:top w:val="single" w:color="CCCCCC" w:sz="1"/>
+              <w:left w:val="single" w:color="CCCCCC" w:sz="1"/>
+              <w:bottom w:val="single" w:color="CCCCCC" w:sz="1"/>
+              <w:right w:val="single" w:color="CCCCCC" w:sz="1"/>
+            </w:tcBorders>
+            <w:shd w:fill="F2F3F4" w:val="clear"/>
+            <w:tcMar>
+              <w:top w:type="dxa" w:w="80"/>
+              <w:left w:type="dxa" w:w="120"/>
+              <w:bottom w:type="dxa" w:w="80"/>
+              <w:right w:type="dxa" w:w="120"/>
+            </w:tcMar>
+          </w:tcPr>
+          <w:p>
+            <w:r>
+              <w:rPr>
+                <w:rFonts w:ascii="Arial" w:cs="Arial" w:eastAsia="Arial" w:hAnsi="Arial"/>
+                <w:b/>
+                <w:bCs/>
+                <w:sz w:val="18"/>
+                <w:szCs w:val="18"/>
+              </w:rPr>
               <w:t xml:space="preserve">Facebook</w:t>
             </w:r>
           </w:p>
@@ -5224,27 +6681,19 @@
                 <w:sz w:val="18"/>
                 <w:szCs w:val="18"/>
               </w:rPr>
-              <w:t xml:space="preserve">"Spring at the Barn" event April 4, 11am–2pm. Easter Egg Hunt, Pony Rides, Food Trucks. Lil Stack Shack confirmed. Recurring equestrian venue.</w:t>
+              <w:t xml:space="preserve">"Spring at the Barn" event April 4, 11am–2pm. Easter Egg Hunt, Pony Rides, Food Trucks. Lil Stack Shack confirmed. Recurring equestrian venue. [2026-04-02 web-enriched] Phone + email found for Equestrian Acres at same address (21571 N River Rd, Alva FL) — may be same facility operating under both names.</w:t>
             </w:r>
           </w:p>
         </w:tc>
       </w:tr>
     </w:tbl>
-    <w:p>
-      <w:pPr>
-        <w:spacing w:before="60" w:after="60"/>
-      </w:pPr>
-      <w:r>
-        <w:t xml:space="preserve"/>
-      </w:r>
-    </w:p>
     <w:p>
       <w:pPr>
         <w:pStyle w:val="Heading2"/>
         <w:pBdr>
           <w:bottom w:val="single" w:color="145A32" w:sz="4"/>
         </w:pBdr>
-        <w:spacing w:before="320" w:after="60"/>
+        <w:spacing w:after="60" w:before="320"/>
       </w:pPr>
       <w:r>
         <w:rPr>
@@ -5513,19 +6962,11 @@
     </w:tbl>
     <w:p>
       <w:pPr>
-        <w:spacing w:before="60" w:after="60"/>
-      </w:pPr>
-      <w:r>
-        <w:t xml:space="preserve"/>
-      </w:r>
-    </w:p>
-    <w:p>
-      <w:pPr>
         <w:pStyle w:val="Heading2"/>
         <w:pBdr>
           <w:bottom w:val="single" w:color="145A32" w:sz="4"/>
         </w:pBdr>
-        <w:spacing w:before="320" w:after="60"/>
+        <w:spacing w:after="60" w:before="320"/>
       </w:pPr>
       <w:r>
         <w:rPr>
@@ -5794,16 +7235,2737 @@
     </w:tbl>
     <w:p>
       <w:pPr>
-        <w:spacing w:before="60" w:after="60"/>
+        <w:pStyle w:val="Heading2"/>
+        <w:pBdr>
+          <w:bottom w:val="single" w:color="145A32" w:sz="4"/>
+        </w:pBdr>
+        <w:spacing w:after="60" w:before="320"/>
       </w:pPr>
       <w:r>
-        <w:t xml:space="preserve"/>
+        <w:rPr>
+          <w:rFonts w:ascii="Arial" w:cs="Arial" w:eastAsia="Arial" w:hAnsi="Arial"/>
+          <w:b/>
+          <w:bCs/>
+          <w:color w:val="145A32"/>
+          <w:sz w:val="26"/>
+          <w:szCs w:val="26"/>
+        </w:rPr>
+        <w:t xml:space="preserve">Lago Apartments</w:t>
       </w:r>
     </w:p>
+    <w:tbl>
+      <w:tblPr>
+        <w:tblW w:type="dxa" w:w="9360"/>
+        <w:tblBorders>
+          <w:top w:val="single" w:color="auto" w:sz="4"/>
+          <w:left w:val="single" w:color="auto" w:sz="4"/>
+          <w:bottom w:val="single" w:color="auto" w:sz="4"/>
+          <w:right w:val="single" w:color="auto" w:sz="4"/>
+          <w:insideH w:val="single" w:color="auto" w:sz="4"/>
+          <w:insideV w:val="single" w:color="auto" w:sz="4"/>
+        </w:tblBorders>
+      </w:tblPr>
+      <w:tblGrid>
+        <w:gridCol w:w="1800"/>
+        <w:gridCol w:w="7560"/>
+      </w:tblGrid>
+      <w:tr>
+        <w:tc>
+          <w:tcPr>
+            <w:tcW w:type="dxa" w:w="1800"/>
+            <w:tcBorders>
+              <w:top w:val="single" w:color="CCCCCC" w:sz="1"/>
+              <w:left w:val="single" w:color="CCCCCC" w:sz="1"/>
+              <w:bottom w:val="single" w:color="CCCCCC" w:sz="1"/>
+              <w:right w:val="single" w:color="CCCCCC" w:sz="1"/>
+            </w:tcBorders>
+            <w:shd w:fill="F2F3F4" w:val="clear"/>
+            <w:tcMar>
+              <w:top w:type="dxa" w:w="80"/>
+              <w:left w:type="dxa" w:w="120"/>
+              <w:bottom w:type="dxa" w:w="80"/>
+              <w:right w:type="dxa" w:w="120"/>
+            </w:tcMar>
+          </w:tcPr>
+          <w:p>
+            <w:r>
+              <w:rPr>
+                <w:rFonts w:ascii="Arial" w:cs="Arial" w:eastAsia="Arial" w:hAnsi="Arial"/>
+                <w:b/>
+                <w:bCs/>
+                <w:sz w:val="18"/>
+                <w:szCs w:val="18"/>
+              </w:rPr>
+              <w:t xml:space="preserve">Primary Contact</w:t>
+            </w:r>
+          </w:p>
+        </w:tc>
+        <w:tc>
+          <w:tcPr>
+            <w:tcW w:type="dxa" w:w="7560"/>
+            <w:tcBorders>
+              <w:top w:val="single" w:color="CCCCCC" w:sz="1"/>
+              <w:left w:val="single" w:color="CCCCCC" w:sz="1"/>
+              <w:bottom w:val="single" w:color="CCCCCC" w:sz="1"/>
+              <w:right w:val="single" w:color="CCCCCC" w:sz="1"/>
+            </w:tcBorders>
+            <w:tcMar>
+              <w:top w:type="dxa" w:w="80"/>
+              <w:left w:type="dxa" w:w="120"/>
+              <w:bottom w:type="dxa" w:w="80"/>
+              <w:right w:type="dxa" w:w="120"/>
+            </w:tcMar>
+          </w:tcPr>
+          <w:p>
+            <w:r>
+              <w:rPr>
+                <w:rFonts w:ascii="Arial" w:cs="Arial" w:eastAsia="Arial" w:hAnsi="Arial"/>
+                <w:sz w:val="18"/>
+                <w:szCs w:val="18"/>
+              </w:rPr>
+              <w:t xml:space="preserve">Henry F. Amen (property manager)</w:t>
+            </w:r>
+          </w:p>
+        </w:tc>
+      </w:tr>
+      <w:tr>
+        <w:tc>
+          <w:tcPr>
+            <w:tcW w:type="dxa" w:w="1800"/>
+            <w:tcBorders>
+              <w:top w:val="single" w:color="CCCCCC" w:sz="1"/>
+              <w:left w:val="single" w:color="CCCCCC" w:sz="1"/>
+              <w:bottom w:val="single" w:color="CCCCCC" w:sz="1"/>
+              <w:right w:val="single" w:color="CCCCCC" w:sz="1"/>
+            </w:tcBorders>
+            <w:shd w:fill="F2F3F4" w:val="clear"/>
+            <w:tcMar>
+              <w:top w:type="dxa" w:w="80"/>
+              <w:left w:type="dxa" w:w="120"/>
+              <w:bottom w:type="dxa" w:w="80"/>
+              <w:right w:type="dxa" w:w="120"/>
+            </w:tcMar>
+          </w:tcPr>
+          <w:p>
+            <w:r>
+              <w:rPr>
+                <w:rFonts w:ascii="Arial" w:cs="Arial" w:eastAsia="Arial" w:hAnsi="Arial"/>
+                <w:b/>
+                <w:bCs/>
+                <w:sz w:val="18"/>
+                <w:szCs w:val="18"/>
+              </w:rPr>
+              <w:t xml:space="preserve">Source</w:t>
+            </w:r>
+          </w:p>
+        </w:tc>
+        <w:tc>
+          <w:tcPr>
+            <w:tcW w:type="dxa" w:w="7560"/>
+            <w:tcBorders>
+              <w:top w:val="single" w:color="CCCCCC" w:sz="1"/>
+              <w:left w:val="single" w:color="CCCCCC" w:sz="1"/>
+              <w:bottom w:val="single" w:color="CCCCCC" w:sz="1"/>
+              <w:right w:val="single" w:color="CCCCCC" w:sz="1"/>
+            </w:tcBorders>
+            <w:tcMar>
+              <w:top w:type="dxa" w:w="80"/>
+              <w:left w:type="dxa" w:w="120"/>
+              <w:bottom w:type="dxa" w:w="80"/>
+              <w:right w:type="dxa" w:w="120"/>
+            </w:tcMar>
+          </w:tcPr>
+          <w:p>
+            <w:r>
+              <w:rPr>
+                <w:rFonts w:ascii="Arial" w:cs="Arial" w:eastAsia="Arial" w:hAnsi="Arial"/>
+                <w:sz w:val="18"/>
+                <w:szCs w:val="18"/>
+              </w:rPr>
+              <w:t xml:space="preserve">SWFL Food Truck Depot</w:t>
+            </w:r>
+          </w:p>
+        </w:tc>
+      </w:tr>
+      <w:tr>
+        <w:tc>
+          <w:tcPr>
+            <w:tcW w:type="dxa" w:w="1800"/>
+            <w:tcBorders>
+              <w:top w:val="single" w:color="CCCCCC" w:sz="1"/>
+              <w:left w:val="single" w:color="CCCCCC" w:sz="1"/>
+              <w:bottom w:val="single" w:color="CCCCCC" w:sz="1"/>
+              <w:right w:val="single" w:color="CCCCCC" w:sz="1"/>
+            </w:tcBorders>
+            <w:shd w:fill="F2F3F4" w:val="clear"/>
+            <w:tcMar>
+              <w:top w:type="dxa" w:w="80"/>
+              <w:left w:type="dxa" w:w="120"/>
+              <w:bottom w:type="dxa" w:w="80"/>
+              <w:right w:type="dxa" w:w="120"/>
+            </w:tcMar>
+          </w:tcPr>
+          <w:p>
+            <w:r>
+              <w:rPr>
+                <w:rFonts w:ascii="Arial" w:cs="Arial" w:eastAsia="Arial" w:hAnsi="Arial"/>
+                <w:b/>
+                <w:bCs/>
+                <w:sz w:val="18"/>
+                <w:szCs w:val="18"/>
+              </w:rPr>
+              <w:t xml:space="preserve">Facebook</w:t>
+            </w:r>
+          </w:p>
+        </w:tc>
+        <w:tc>
+          <w:tcPr>
+            <w:tcW w:type="dxa" w:w="7560"/>
+            <w:tcBorders>
+              <w:top w:val="single" w:color="CCCCCC" w:sz="1"/>
+              <w:left w:val="single" w:color="CCCCCC" w:sz="1"/>
+              <w:bottom w:val="single" w:color="CCCCCC" w:sz="1"/>
+              <w:right w:val="single" w:color="CCCCCC" w:sz="1"/>
+            </w:tcBorders>
+            <w:tcMar>
+              <w:top w:type="dxa" w:w="80"/>
+              <w:left w:type="dxa" w:w="120"/>
+              <w:bottom w:type="dxa" w:w="80"/>
+              <w:right w:type="dxa" w:w="120"/>
+            </w:tcMar>
+          </w:tcPr>
+          <w:p>
+            <w:r>
+              <w:rPr>
+                <w:rFonts w:ascii="Arial" w:cs="Arial" w:eastAsia="Arial" w:hAnsi="Arial"/>
+                <w:sz w:val="18"/>
+                <w:szCs w:val="18"/>
+              </w:rPr>
+              <w:t xml:space="preserve">Reply to Henry F. Amen post</w:t>
+            </w:r>
+          </w:p>
+        </w:tc>
+      </w:tr>
+      <w:tr>
+        <w:tc>
+          <w:tcPr>
+            <w:tcW w:type="dxa" w:w="1800"/>
+            <w:tcBorders>
+              <w:top w:val="single" w:color="CCCCCC" w:sz="1"/>
+              <w:left w:val="single" w:color="CCCCCC" w:sz="1"/>
+              <w:bottom w:val="single" w:color="CCCCCC" w:sz="1"/>
+              <w:right w:val="single" w:color="CCCCCC" w:sz="1"/>
+            </w:tcBorders>
+            <w:shd w:fill="F2F3F4" w:val="clear"/>
+            <w:tcMar>
+              <w:top w:type="dxa" w:w="80"/>
+              <w:left w:type="dxa" w:w="120"/>
+              <w:bottom w:type="dxa" w:w="80"/>
+              <w:right w:type="dxa" w:w="120"/>
+            </w:tcMar>
+          </w:tcPr>
+          <w:p>
+            <w:r>
+              <w:rPr>
+                <w:rFonts w:ascii="Arial" w:cs="Arial" w:eastAsia="Arial" w:hAnsi="Arial"/>
+                <w:b/>
+                <w:bCs/>
+                <w:sz w:val="18"/>
+                <w:szCs w:val="18"/>
+              </w:rPr>
+              <w:t xml:space="preserve">Location</w:t>
+            </w:r>
+          </w:p>
+        </w:tc>
+        <w:tc>
+          <w:tcPr>
+            <w:tcW w:type="dxa" w:w="7560"/>
+            <w:tcBorders>
+              <w:top w:val="single" w:color="CCCCCC" w:sz="1"/>
+              <w:left w:val="single" w:color="CCCCCC" w:sz="1"/>
+              <w:bottom w:val="single" w:color="CCCCCC" w:sz="1"/>
+              <w:right w:val="single" w:color="CCCCCC" w:sz="1"/>
+            </w:tcBorders>
+            <w:tcMar>
+              <w:top w:type="dxa" w:w="80"/>
+              <w:left w:type="dxa" w:w="120"/>
+              <w:bottom w:type="dxa" w:w="80"/>
+              <w:right w:type="dxa" w:w="120"/>
+            </w:tcMar>
+          </w:tcPr>
+          <w:p>
+            <w:r>
+              <w:rPr>
+                <w:rFonts w:ascii="Arial" w:cs="Arial" w:eastAsia="Arial" w:hAnsi="Arial"/>
+                <w:sz w:val="18"/>
+                <w:szCs w:val="18"/>
+              </w:rPr>
+              <w:t xml:space="preserve">Naples, FL</w:t>
+            </w:r>
+          </w:p>
+        </w:tc>
+      </w:tr>
+      <w:tr>
+        <w:tc>
+          <w:tcPr>
+            <w:tcW w:type="dxa" w:w="1800"/>
+            <w:tcBorders>
+              <w:top w:val="single" w:color="CCCCCC" w:sz="1"/>
+              <w:left w:val="single" w:color="CCCCCC" w:sz="1"/>
+              <w:bottom w:val="single" w:color="CCCCCC" w:sz="1"/>
+              <w:right w:val="single" w:color="CCCCCC" w:sz="1"/>
+            </w:tcBorders>
+            <w:shd w:fill="F2F3F4" w:val="clear"/>
+            <w:tcMar>
+              <w:top w:type="dxa" w:w="80"/>
+              <w:left w:type="dxa" w:w="120"/>
+              <w:bottom w:type="dxa" w:w="80"/>
+              <w:right w:type="dxa" w:w="120"/>
+            </w:tcMar>
+          </w:tcPr>
+          <w:p>
+            <w:r>
+              <w:rPr>
+                <w:rFonts w:ascii="Arial" w:cs="Arial" w:eastAsia="Arial" w:hAnsi="Arial"/>
+                <w:b/>
+                <w:bCs/>
+                <w:sz w:val="18"/>
+                <w:szCs w:val="18"/>
+              </w:rPr>
+              <w:t xml:space="preserve">Notes</w:t>
+            </w:r>
+          </w:p>
+        </w:tc>
+        <w:tc>
+          <w:tcPr>
+            <w:tcW w:type="dxa" w:w="7560"/>
+            <w:tcBorders>
+              <w:top w:val="single" w:color="CCCCCC" w:sz="1"/>
+              <w:left w:val="single" w:color="CCCCCC" w:sz="1"/>
+              <w:bottom w:val="single" w:color="CCCCCC" w:sz="1"/>
+              <w:right w:val="single" w:color="CCCCCC" w:sz="1"/>
+            </w:tcBorders>
+            <w:tcMar>
+              <w:top w:type="dxa" w:w="80"/>
+              <w:left w:type="dxa" w:w="120"/>
+              <w:bottom w:type="dxa" w:w="80"/>
+              <w:right w:type="dxa" w:w="120"/>
+            </w:tcMar>
+          </w:tcPr>
+          <w:p>
+            <w:r>
+              <w:rPr>
+                <w:rFonts w:ascii="Arial" w:cs="Arial" w:eastAsia="Arial" w:hAnsi="Arial"/>
+                <w:sz w:val="18"/>
+                <w:szCs w:val="18"/>
+              </w:rPr>
+              <w:t xml:space="preserve">320-unit apartment complex. Evening truck slot April 9, 5–8PM. 515 reactions — extremely high visibility post. Da Grub Box responded 2h after posting. HIGH VALUE venue.</w:t>
+            </w:r>
+          </w:p>
+        </w:tc>
+      </w:tr>
+    </w:tbl>
+    <w:p>
+      <w:pPr>
+        <w:pStyle w:val="Heading2"/>
+        <w:pBdr>
+          <w:bottom w:val="single" w:color="145A32" w:sz="4"/>
+        </w:pBdr>
+        <w:spacing w:after="60" w:before="320"/>
+      </w:pPr>
+      <w:r>
+        <w:rPr>
+          <w:rFonts w:ascii="Arial" w:cs="Arial" w:eastAsia="Arial" w:hAnsi="Arial"/>
+          <w:b/>
+          <w:bCs/>
+          <w:color w:val="145A32"/>
+          <w:sz w:val="26"/>
+          <w:szCs w:val="26"/>
+        </w:rPr>
+        <w:t xml:space="preserve">Seminole Campground</w:t>
+      </w:r>
+    </w:p>
+    <w:tbl>
+      <w:tblPr>
+        <w:tblW w:type="dxa" w:w="9360"/>
+        <w:tblBorders>
+          <w:top w:val="single" w:color="auto" w:sz="4"/>
+          <w:left w:val="single" w:color="auto" w:sz="4"/>
+          <w:bottom w:val="single" w:color="auto" w:sz="4"/>
+          <w:right w:val="single" w:color="auto" w:sz="4"/>
+          <w:insideH w:val="single" w:color="auto" w:sz="4"/>
+          <w:insideV w:val="single" w:color="auto" w:sz="4"/>
+        </w:tblBorders>
+      </w:tblPr>
+      <w:tblGrid>
+        <w:gridCol w:w="1800"/>
+        <w:gridCol w:w="7560"/>
+      </w:tblGrid>
+      <w:tr>
+        <w:tc>
+          <w:tcPr>
+            <w:tcW w:type="dxa" w:w="1800"/>
+            <w:tcBorders>
+              <w:top w:val="single" w:color="CCCCCC" w:sz="1"/>
+              <w:left w:val="single" w:color="CCCCCC" w:sz="1"/>
+              <w:bottom w:val="single" w:color="CCCCCC" w:sz="1"/>
+              <w:right w:val="single" w:color="CCCCCC" w:sz="1"/>
+            </w:tcBorders>
+            <w:shd w:fill="F2F3F4" w:val="clear"/>
+            <w:tcMar>
+              <w:top w:type="dxa" w:w="80"/>
+              <w:left w:type="dxa" w:w="120"/>
+              <w:bottom w:type="dxa" w:w="80"/>
+              <w:right w:type="dxa" w:w="120"/>
+            </w:tcMar>
+          </w:tcPr>
+          <w:p>
+            <w:r>
+              <w:rPr>
+                <w:rFonts w:ascii="Arial" w:cs="Arial" w:eastAsia="Arial" w:hAnsi="Arial"/>
+                <w:b/>
+                <w:bCs/>
+                <w:sz w:val="18"/>
+                <w:szCs w:val="18"/>
+              </w:rPr>
+              <w:t xml:space="preserve">Primary Contact</w:t>
+            </w:r>
+          </w:p>
+        </w:tc>
+        <w:tc>
+          <w:tcPr>
+            <w:tcW w:type="dxa" w:w="7560"/>
+            <w:tcBorders>
+              <w:top w:val="single" w:color="CCCCCC" w:sz="1"/>
+              <w:left w:val="single" w:color="CCCCCC" w:sz="1"/>
+              <w:bottom w:val="single" w:color="CCCCCC" w:sz="1"/>
+              <w:right w:val="single" w:color="CCCCCC" w:sz="1"/>
+            </w:tcBorders>
+            <w:tcMar>
+              <w:top w:type="dxa" w:w="80"/>
+              <w:left w:type="dxa" w:w="120"/>
+              <w:bottom w:type="dxa" w:w="80"/>
+              <w:right w:type="dxa" w:w="120"/>
+            </w:tcMar>
+          </w:tcPr>
+          <w:p>
+            <w:r>
+              <w:rPr>
+                <w:rFonts w:ascii="Arial" w:cs="Arial" w:eastAsia="Arial" w:hAnsi="Arial"/>
+                <w:sz w:val="18"/>
+                <w:szCs w:val="18"/>
+              </w:rPr>
+              <w:t xml:space="preserve">Seminole Campground (via Facebook post)</w:t>
+            </w:r>
+          </w:p>
+        </w:tc>
+      </w:tr>
+      <w:tr>
+        <w:tc>
+          <w:tcPr>
+            <w:tcW w:type="dxa" w:w="1800"/>
+            <w:tcBorders>
+              <w:top w:val="single" w:color="CCCCCC" w:sz="1"/>
+              <w:left w:val="single" w:color="CCCCCC" w:sz="1"/>
+              <w:bottom w:val="single" w:color="CCCCCC" w:sz="1"/>
+              <w:right w:val="single" w:color="CCCCCC" w:sz="1"/>
+            </w:tcBorders>
+            <w:shd w:fill="F2F3F4" w:val="clear"/>
+            <w:tcMar>
+              <w:top w:type="dxa" w:w="80"/>
+              <w:left w:type="dxa" w:w="120"/>
+              <w:bottom w:type="dxa" w:w="80"/>
+              <w:right w:type="dxa" w:w="120"/>
+            </w:tcMar>
+          </w:tcPr>
+          <w:p>
+            <w:r>
+              <w:rPr>
+                <w:rFonts w:ascii="Arial" w:cs="Arial" w:eastAsia="Arial" w:hAnsi="Arial"/>
+                <w:b/>
+                <w:bCs/>
+                <w:sz w:val="18"/>
+                <w:szCs w:val="18"/>
+              </w:rPr>
+              <w:t xml:space="preserve">Source</w:t>
+            </w:r>
+          </w:p>
+        </w:tc>
+        <w:tc>
+          <w:tcPr>
+            <w:tcW w:type="dxa" w:w="7560"/>
+            <w:tcBorders>
+              <w:top w:val="single" w:color="CCCCCC" w:sz="1"/>
+              <w:left w:val="single" w:color="CCCCCC" w:sz="1"/>
+              <w:bottom w:val="single" w:color="CCCCCC" w:sz="1"/>
+              <w:right w:val="single" w:color="CCCCCC" w:sz="1"/>
+            </w:tcBorders>
+            <w:tcMar>
+              <w:top w:type="dxa" w:w="80"/>
+              <w:left w:type="dxa" w:w="120"/>
+              <w:bottom w:type="dxa" w:w="80"/>
+              <w:right w:type="dxa" w:w="120"/>
+            </w:tcMar>
+          </w:tcPr>
+          <w:p>
+            <w:r>
+              <w:rPr>
+                <w:rFonts w:ascii="Arial" w:cs="Arial" w:eastAsia="Arial" w:hAnsi="Arial"/>
+                <w:sz w:val="18"/>
+                <w:szCs w:val="18"/>
+              </w:rPr>
+              <w:t xml:space="preserve">Food Truck Connection of SWFL</w:t>
+            </w:r>
+          </w:p>
+        </w:tc>
+      </w:tr>
+      <w:tr>
+        <w:tc>
+          <w:tcPr>
+            <w:tcW w:type="dxa" w:w="1800"/>
+            <w:tcBorders>
+              <w:top w:val="single" w:color="CCCCCC" w:sz="1"/>
+              <w:left w:val="single" w:color="CCCCCC" w:sz="1"/>
+              <w:bottom w:val="single" w:color="CCCCCC" w:sz="1"/>
+              <w:right w:val="single" w:color="CCCCCC" w:sz="1"/>
+            </w:tcBorders>
+            <w:shd w:fill="F2F3F4" w:val="clear"/>
+            <w:tcMar>
+              <w:top w:type="dxa" w:w="80"/>
+              <w:left w:type="dxa" w:w="120"/>
+              <w:bottom w:type="dxa" w:w="80"/>
+              <w:right w:type="dxa" w:w="120"/>
+            </w:tcMar>
+          </w:tcPr>
+          <w:p>
+            <w:r>
+              <w:rPr>
+                <w:rFonts w:ascii="Arial" w:cs="Arial" w:eastAsia="Arial" w:hAnsi="Arial"/>
+                <w:b/>
+                <w:bCs/>
+                <w:sz w:val="18"/>
+                <w:szCs w:val="18"/>
+              </w:rPr>
+              <w:t xml:space="preserve">Facebook</w:t>
+            </w:r>
+          </w:p>
+        </w:tc>
+        <w:tc>
+          <w:tcPr>
+            <w:tcW w:type="dxa" w:w="7560"/>
+            <w:tcBorders>
+              <w:top w:val="single" w:color="CCCCCC" w:sz="1"/>
+              <w:left w:val="single" w:color="CCCCCC" w:sz="1"/>
+              <w:bottom w:val="single" w:color="CCCCCC" w:sz="1"/>
+              <w:right w:val="single" w:color="CCCCCC" w:sz="1"/>
+            </w:tcBorders>
+            <w:tcMar>
+              <w:top w:type="dxa" w:w="80"/>
+              <w:left w:type="dxa" w:w="120"/>
+              <w:bottom w:type="dxa" w:w="80"/>
+              <w:right w:type="dxa" w:w="120"/>
+            </w:tcMar>
+          </w:tcPr>
+          <w:p>
+            <w:r>
+              <w:rPr>
+                <w:rFonts w:ascii="Arial" w:cs="Arial" w:eastAsia="Arial" w:hAnsi="Arial"/>
+                <w:sz w:val="18"/>
+                <w:szCs w:val="18"/>
+              </w:rPr>
+              <w:t xml:space="preserve">Seminole Campground</w:t>
+            </w:r>
+          </w:p>
+        </w:tc>
+      </w:tr>
+      <w:tr>
+        <w:tc>
+          <w:tcPr>
+            <w:tcW w:type="dxa" w:w="1800"/>
+            <w:tcBorders>
+              <w:top w:val="single" w:color="CCCCCC" w:sz="1"/>
+              <w:left w:val="single" w:color="CCCCCC" w:sz="1"/>
+              <w:bottom w:val="single" w:color="CCCCCC" w:sz="1"/>
+              <w:right w:val="single" w:color="CCCCCC" w:sz="1"/>
+            </w:tcBorders>
+            <w:shd w:fill="F2F3F4" w:val="clear"/>
+            <w:tcMar>
+              <w:top w:type="dxa" w:w="80"/>
+              <w:left w:type="dxa" w:w="120"/>
+              <w:bottom w:type="dxa" w:w="80"/>
+              <w:right w:type="dxa" w:w="120"/>
+            </w:tcMar>
+          </w:tcPr>
+          <w:p>
+            <w:r>
+              <w:rPr>
+                <w:rFonts w:ascii="Arial" w:cs="Arial" w:eastAsia="Arial" w:hAnsi="Arial"/>
+                <w:b/>
+                <w:bCs/>
+                <w:sz w:val="18"/>
+                <w:szCs w:val="18"/>
+              </w:rPr>
+              <w:t xml:space="preserve">Location</w:t>
+            </w:r>
+          </w:p>
+        </w:tc>
+        <w:tc>
+          <w:tcPr>
+            <w:tcW w:type="dxa" w:w="7560"/>
+            <w:tcBorders>
+              <w:top w:val="single" w:color="CCCCCC" w:sz="1"/>
+              <w:left w:val="single" w:color="CCCCCC" w:sz="1"/>
+              <w:bottom w:val="single" w:color="CCCCCC" w:sz="1"/>
+              <w:right w:val="single" w:color="CCCCCC" w:sz="1"/>
+            </w:tcBorders>
+            <w:tcMar>
+              <w:top w:type="dxa" w:w="80"/>
+              <w:left w:type="dxa" w:w="120"/>
+              <w:bottom w:type="dxa" w:w="80"/>
+              <w:right w:type="dxa" w:w="120"/>
+            </w:tcMar>
+          </w:tcPr>
+          <w:p>
+            <w:r>
+              <w:rPr>
+                <w:rFonts w:ascii="Arial" w:cs="Arial" w:eastAsia="Arial" w:hAnsi="Arial"/>
+                <w:sz w:val="18"/>
+                <w:szCs w:val="18"/>
+              </w:rPr>
+              <w:t xml:space="preserve">SWFL (exact address unknown)</w:t>
+            </w:r>
+          </w:p>
+        </w:tc>
+      </w:tr>
+      <w:tr>
+        <w:tc>
+          <w:tcPr>
+            <w:tcW w:type="dxa" w:w="1800"/>
+            <w:tcBorders>
+              <w:top w:val="single" w:color="CCCCCC" w:sz="1"/>
+              <w:left w:val="single" w:color="CCCCCC" w:sz="1"/>
+              <w:bottom w:val="single" w:color="CCCCCC" w:sz="1"/>
+              <w:right w:val="single" w:color="CCCCCC" w:sz="1"/>
+            </w:tcBorders>
+            <w:shd w:fill="F2F3F4" w:val="clear"/>
+            <w:tcMar>
+              <w:top w:type="dxa" w:w="80"/>
+              <w:left w:type="dxa" w:w="120"/>
+              <w:bottom w:type="dxa" w:w="80"/>
+              <w:right w:type="dxa" w:w="120"/>
+            </w:tcMar>
+          </w:tcPr>
+          <w:p>
+            <w:r>
+              <w:rPr>
+                <w:rFonts w:ascii="Arial" w:cs="Arial" w:eastAsia="Arial" w:hAnsi="Arial"/>
+                <w:b/>
+                <w:bCs/>
+                <w:sz w:val="18"/>
+                <w:szCs w:val="18"/>
+              </w:rPr>
+              <w:t xml:space="preserve">Notes</w:t>
+            </w:r>
+          </w:p>
+        </w:tc>
+        <w:tc>
+          <w:tcPr>
+            <w:tcW w:type="dxa" w:w="7560"/>
+            <w:tcBorders>
+              <w:top w:val="single" w:color="CCCCCC" w:sz="1"/>
+              <w:left w:val="single" w:color="CCCCCC" w:sz="1"/>
+              <w:bottom w:val="single" w:color="CCCCCC" w:sz="1"/>
+              <w:right w:val="single" w:color="CCCCCC" w:sz="1"/>
+            </w:tcBorders>
+            <w:tcMar>
+              <w:top w:type="dxa" w:w="80"/>
+              <w:left w:type="dxa" w:w="120"/>
+              <w:bottom w:type="dxa" w:w="80"/>
+              <w:right w:type="dxa" w:w="120"/>
+            </w:tcMar>
+          </w:tcPr>
+          <w:p>
+            <w:r>
+              <w:rPr>
+                <w:rFonts w:ascii="Arial" w:cs="Arial" w:eastAsia="Arial" w:hAnsi="Arial"/>
+                <w:sz w:val="18"/>
+                <w:szCs w:val="18"/>
+              </w:rPr>
+              <w:t xml:space="preserve">Recurring events venue. April 4 cornhole tournament (60+ expected). Actively posts last-minute truck needs.</w:t>
+            </w:r>
+          </w:p>
+        </w:tc>
+      </w:tr>
+    </w:tbl>
+    <w:p>
+      <w:pPr>
+        <w:pStyle w:val="Heading2"/>
+        <w:pBdr>
+          <w:bottom w:val="single" w:color="145A32" w:sz="4"/>
+        </w:pBdr>
+        <w:spacing w:after="60" w:before="320"/>
+      </w:pPr>
+      <w:r>
+        <w:rPr>
+          <w:rFonts w:ascii="Arial" w:cs="Arial" w:eastAsia="Arial" w:hAnsi="Arial"/>
+          <w:b/>
+          <w:bCs/>
+          <w:color w:val="145A32"/>
+          <w:sz w:val="26"/>
+          <w:szCs w:val="26"/>
+        </w:rPr>
+        <w:t xml:space="preserve">The Millennium Fort Myers</w:t>
+      </w:r>
+    </w:p>
+    <w:tbl>
+      <w:tblPr>
+        <w:tblW w:type="dxa" w:w="9360"/>
+        <w:tblBorders>
+          <w:top w:val="single" w:color="auto" w:sz="4"/>
+          <w:left w:val="single" w:color="auto" w:sz="4"/>
+          <w:bottom w:val="single" w:color="auto" w:sz="4"/>
+          <w:right w:val="single" w:color="auto" w:sz="4"/>
+          <w:insideH w:val="single" w:color="auto" w:sz="4"/>
+          <w:insideV w:val="single" w:color="auto" w:sz="4"/>
+        </w:tblBorders>
+      </w:tblPr>
+      <w:tblGrid>
+        <w:gridCol w:w="1800"/>
+        <w:gridCol w:w="7560"/>
+      </w:tblGrid>
+      <w:tr>
+        <w:tc>
+          <w:tcPr>
+            <w:tcW w:type="dxa" w:w="1800"/>
+            <w:tcBorders>
+              <w:top w:val="single" w:color="CCCCCC" w:sz="1"/>
+              <w:left w:val="single" w:color="CCCCCC" w:sz="1"/>
+              <w:bottom w:val="single" w:color="CCCCCC" w:sz="1"/>
+              <w:right w:val="single" w:color="CCCCCC" w:sz="1"/>
+            </w:tcBorders>
+            <w:shd w:fill="F2F3F4" w:val="clear"/>
+            <w:tcMar>
+              <w:top w:type="dxa" w:w="80"/>
+              <w:left w:type="dxa" w:w="120"/>
+              <w:bottom w:type="dxa" w:w="80"/>
+              <w:right w:type="dxa" w:w="120"/>
+            </w:tcMar>
+          </w:tcPr>
+          <w:p>
+            <w:r>
+              <w:rPr>
+                <w:rFonts w:ascii="Arial" w:cs="Arial" w:eastAsia="Arial" w:hAnsi="Arial"/>
+                <w:b/>
+                <w:bCs/>
+                <w:sz w:val="18"/>
+                <w:szCs w:val="18"/>
+              </w:rPr>
+              <w:t xml:space="preserve">Primary Contact</w:t>
+            </w:r>
+          </w:p>
+        </w:tc>
+        <w:tc>
+          <w:tcPr>
+            <w:tcW w:type="dxa" w:w="7560"/>
+            <w:tcBorders>
+              <w:top w:val="single" w:color="CCCCCC" w:sz="1"/>
+              <w:left w:val="single" w:color="CCCCCC" w:sz="1"/>
+              <w:bottom w:val="single" w:color="CCCCCC" w:sz="1"/>
+              <w:right w:val="single" w:color="CCCCCC" w:sz="1"/>
+            </w:tcBorders>
+            <w:tcMar>
+              <w:top w:type="dxa" w:w="80"/>
+              <w:left w:type="dxa" w:w="120"/>
+              <w:bottom w:type="dxa" w:w="80"/>
+              <w:right w:type="dxa" w:w="120"/>
+            </w:tcMar>
+          </w:tcPr>
+          <w:p>
+            <w:r>
+              <w:rPr>
+                <w:rFonts w:ascii="Arial" w:cs="Arial" w:eastAsia="Arial" w:hAnsi="Arial"/>
+                <w:sz w:val="18"/>
+                <w:szCs w:val="18"/>
+              </w:rPr>
+              <w:t xml:space="preserve">Genesys Nichols (Events Coordinator)</w:t>
+            </w:r>
+          </w:p>
+        </w:tc>
+      </w:tr>
+      <w:tr>
+        <w:tc>
+          <w:tcPr>
+            <w:tcW w:type="dxa" w:w="1800"/>
+            <w:tcBorders>
+              <w:top w:val="single" w:color="CCCCCC" w:sz="1"/>
+              <w:left w:val="single" w:color="CCCCCC" w:sz="1"/>
+              <w:bottom w:val="single" w:color="CCCCCC" w:sz="1"/>
+              <w:right w:val="single" w:color="CCCCCC" w:sz="1"/>
+            </w:tcBorders>
+            <w:shd w:fill="F2F3F4" w:val="clear"/>
+            <w:tcMar>
+              <w:top w:type="dxa" w:w="80"/>
+              <w:left w:type="dxa" w:w="120"/>
+              <w:bottom w:type="dxa" w:w="80"/>
+              <w:right w:type="dxa" w:w="120"/>
+            </w:tcMar>
+          </w:tcPr>
+          <w:p>
+            <w:r>
+              <w:rPr>
+                <w:rFonts w:ascii="Arial" w:cs="Arial" w:eastAsia="Arial" w:hAnsi="Arial"/>
+                <w:b/>
+                <w:bCs/>
+                <w:sz w:val="18"/>
+                <w:szCs w:val="18"/>
+              </w:rPr>
+              <w:t xml:space="preserve">Source</w:t>
+            </w:r>
+          </w:p>
+        </w:tc>
+        <w:tc>
+          <w:tcPr>
+            <w:tcW w:type="dxa" w:w="7560"/>
+            <w:tcBorders>
+              <w:top w:val="single" w:color="CCCCCC" w:sz="1"/>
+              <w:left w:val="single" w:color="CCCCCC" w:sz="1"/>
+              <w:bottom w:val="single" w:color="CCCCCC" w:sz="1"/>
+              <w:right w:val="single" w:color="CCCCCC" w:sz="1"/>
+            </w:tcBorders>
+            <w:tcMar>
+              <w:top w:type="dxa" w:w="80"/>
+              <w:left w:type="dxa" w:w="120"/>
+              <w:bottom w:type="dxa" w:w="80"/>
+              <w:right w:type="dxa" w:w="120"/>
+            </w:tcMar>
+          </w:tcPr>
+          <w:p>
+            <w:r>
+              <w:rPr>
+                <w:rFonts w:ascii="Arial" w:cs="Arial" w:eastAsia="Arial" w:hAnsi="Arial"/>
+                <w:sz w:val="18"/>
+                <w:szCs w:val="18"/>
+              </w:rPr>
+              <w:t xml:space="preserve">Food Truck Connection of SWFL</w:t>
+            </w:r>
+          </w:p>
+        </w:tc>
+      </w:tr>
+      <w:tr>
+        <w:tc>
+          <w:tcPr>
+            <w:tcW w:type="dxa" w:w="1800"/>
+            <w:tcBorders>
+              <w:top w:val="single" w:color="CCCCCC" w:sz="1"/>
+              <w:left w:val="single" w:color="CCCCCC" w:sz="1"/>
+              <w:bottom w:val="single" w:color="CCCCCC" w:sz="1"/>
+              <w:right w:val="single" w:color="CCCCCC" w:sz="1"/>
+            </w:tcBorders>
+            <w:shd w:fill="F2F3F4" w:val="clear"/>
+            <w:tcMar>
+              <w:top w:type="dxa" w:w="80"/>
+              <w:left w:type="dxa" w:w="120"/>
+              <w:bottom w:type="dxa" w:w="80"/>
+              <w:right w:type="dxa" w:w="120"/>
+            </w:tcMar>
+          </w:tcPr>
+          <w:p>
+            <w:r>
+              <w:rPr>
+                <w:rFonts w:ascii="Arial" w:cs="Arial" w:eastAsia="Arial" w:hAnsi="Arial"/>
+                <w:b/>
+                <w:bCs/>
+                <w:sz w:val="18"/>
+                <w:szCs w:val="18"/>
+              </w:rPr>
+              <w:t xml:space="preserve">Facebook</w:t>
+            </w:r>
+          </w:p>
+        </w:tc>
+        <w:tc>
+          <w:tcPr>
+            <w:tcW w:type="dxa" w:w="7560"/>
+            <w:tcBorders>
+              <w:top w:val="single" w:color="CCCCCC" w:sz="1"/>
+              <w:left w:val="single" w:color="CCCCCC" w:sz="1"/>
+              <w:bottom w:val="single" w:color="CCCCCC" w:sz="1"/>
+              <w:right w:val="single" w:color="CCCCCC" w:sz="1"/>
+            </w:tcBorders>
+            <w:tcMar>
+              <w:top w:type="dxa" w:w="80"/>
+              <w:left w:type="dxa" w:w="120"/>
+              <w:bottom w:type="dxa" w:w="80"/>
+              <w:right w:type="dxa" w:w="120"/>
+            </w:tcMar>
+          </w:tcPr>
+          <w:p>
+            <w:r>
+              <w:rPr>
+                <w:rFonts w:ascii="Arial" w:cs="Arial" w:eastAsia="Arial" w:hAnsi="Arial"/>
+                <w:sz w:val="18"/>
+                <w:szCs w:val="18"/>
+              </w:rPr>
+              <w:t xml:space="preserve">The Millennium Fort Myers</w:t>
+            </w:r>
+          </w:p>
+        </w:tc>
+      </w:tr>
+      <w:tr>
+        <w:tc>
+          <w:tcPr>
+            <w:tcW w:type="dxa" w:w="1800"/>
+            <w:tcBorders>
+              <w:top w:val="single" w:color="CCCCCC" w:sz="1"/>
+              <w:left w:val="single" w:color="CCCCCC" w:sz="1"/>
+              <w:bottom w:val="single" w:color="CCCCCC" w:sz="1"/>
+              <w:right w:val="single" w:color="CCCCCC" w:sz="1"/>
+            </w:tcBorders>
+            <w:shd w:fill="F2F3F4" w:val="clear"/>
+            <w:tcMar>
+              <w:top w:type="dxa" w:w="80"/>
+              <w:left w:type="dxa" w:w="120"/>
+              <w:bottom w:type="dxa" w:w="80"/>
+              <w:right w:type="dxa" w:w="120"/>
+            </w:tcMar>
+          </w:tcPr>
+          <w:p>
+            <w:r>
+              <w:rPr>
+                <w:rFonts w:ascii="Arial" w:cs="Arial" w:eastAsia="Arial" w:hAnsi="Arial"/>
+                <w:b/>
+                <w:bCs/>
+                <w:sz w:val="18"/>
+                <w:szCs w:val="18"/>
+              </w:rPr>
+              <w:t xml:space="preserve">Location</w:t>
+            </w:r>
+          </w:p>
+        </w:tc>
+        <w:tc>
+          <w:tcPr>
+            <w:tcW w:type="dxa" w:w="7560"/>
+            <w:tcBorders>
+              <w:top w:val="single" w:color="CCCCCC" w:sz="1"/>
+              <w:left w:val="single" w:color="CCCCCC" w:sz="1"/>
+              <w:bottom w:val="single" w:color="CCCCCC" w:sz="1"/>
+              <w:right w:val="single" w:color="CCCCCC" w:sz="1"/>
+            </w:tcBorders>
+            <w:tcMar>
+              <w:top w:type="dxa" w:w="80"/>
+              <w:left w:type="dxa" w:w="120"/>
+              <w:bottom w:type="dxa" w:w="80"/>
+              <w:right w:type="dxa" w:w="120"/>
+            </w:tcMar>
+          </w:tcPr>
+          <w:p>
+            <w:r>
+              <w:rPr>
+                <w:rFonts w:ascii="Arial" w:cs="Arial" w:eastAsia="Arial" w:hAnsi="Arial"/>
+                <w:sz w:val="18"/>
+                <w:szCs w:val="18"/>
+              </w:rPr>
+              <w:t xml:space="preserve">Fort Myers, FL</w:t>
+            </w:r>
+          </w:p>
+        </w:tc>
+      </w:tr>
+      <w:tr>
+        <w:tc>
+          <w:tcPr>
+            <w:tcW w:type="dxa" w:w="1800"/>
+            <w:tcBorders>
+              <w:top w:val="single" w:color="CCCCCC" w:sz="1"/>
+              <w:left w:val="single" w:color="CCCCCC" w:sz="1"/>
+              <w:bottom w:val="single" w:color="CCCCCC" w:sz="1"/>
+              <w:right w:val="single" w:color="CCCCCC" w:sz="1"/>
+            </w:tcBorders>
+            <w:shd w:fill="F2F3F4" w:val="clear"/>
+            <w:tcMar>
+              <w:top w:type="dxa" w:w="80"/>
+              <w:left w:type="dxa" w:w="120"/>
+              <w:bottom w:type="dxa" w:w="80"/>
+              <w:right w:type="dxa" w:w="120"/>
+            </w:tcMar>
+          </w:tcPr>
+          <w:p>
+            <w:r>
+              <w:rPr>
+                <w:rFonts w:ascii="Arial" w:cs="Arial" w:eastAsia="Arial" w:hAnsi="Arial"/>
+                <w:b/>
+                <w:bCs/>
+                <w:sz w:val="18"/>
+                <w:szCs w:val="18"/>
+              </w:rPr>
+              <w:t xml:space="preserve">Notes</w:t>
+            </w:r>
+          </w:p>
+        </w:tc>
+        <w:tc>
+          <w:tcPr>
+            <w:tcW w:type="dxa" w:w="7560"/>
+            <w:tcBorders>
+              <w:top w:val="single" w:color="CCCCCC" w:sz="1"/>
+              <w:left w:val="single" w:color="CCCCCC" w:sz="1"/>
+              <w:bottom w:val="single" w:color="CCCCCC" w:sz="1"/>
+              <w:right w:val="single" w:color="CCCCCC" w:sz="1"/>
+            </w:tcBorders>
+            <w:tcMar>
+              <w:top w:type="dxa" w:w="80"/>
+              <w:left w:type="dxa" w:w="120"/>
+              <w:bottom w:type="dxa" w:w="80"/>
+              <w:right w:type="dxa" w:w="120"/>
+            </w:tcMar>
+          </w:tcPr>
+          <w:p>
+            <w:r>
+              <w:rPr>
+                <w:rFonts w:ascii="Arial" w:cs="Arial" w:eastAsia="Arial" w:hAnsi="Arial"/>
+                <w:sz w:val="18"/>
+                <w:szCs w:val="18"/>
+              </w:rPr>
+              <w:t xml:space="preserve">296 units, families and young professionals. Monthly 3rd Thursday food truck slot. Events coordinator is the decision-maker. 629 reactions on posting — very high competition. HIGH VALUE recurring venue.</w:t>
+            </w:r>
+          </w:p>
+        </w:tc>
+      </w:tr>
+    </w:tbl>
+    <w:p>
+      <w:pPr>
+        <w:pStyle w:val="Heading2"/>
+        <w:pBdr>
+          <w:bottom w:val="single" w:color="145A32" w:sz="4"/>
+        </w:pBdr>
+        <w:spacing w:after="60" w:before="320"/>
+      </w:pPr>
+      <w:r>
+        <w:rPr>
+          <w:rFonts w:ascii="Arial" w:cs="Arial" w:eastAsia="Arial" w:hAnsi="Arial"/>
+          <w:b/>
+          <w:bCs/>
+          <w:color w:val="145A32"/>
+          <w:sz w:val="26"/>
+          <w:szCs w:val="26"/>
+        </w:rPr>
+        <w:t xml:space="preserve">Big Top Brewing Company</w:t>
+      </w:r>
+    </w:p>
+    <w:tbl>
+      <w:tblPr>
+        <w:tblW w:type="dxa" w:w="9360"/>
+        <w:tblBorders>
+          <w:top w:val="single" w:color="auto" w:sz="4"/>
+          <w:left w:val="single" w:color="auto" w:sz="4"/>
+          <w:bottom w:val="single" w:color="auto" w:sz="4"/>
+          <w:right w:val="single" w:color="auto" w:sz="4"/>
+          <w:insideH w:val="single" w:color="auto" w:sz="4"/>
+          <w:insideV w:val="single" w:color="auto" w:sz="4"/>
+        </w:tblBorders>
+      </w:tblPr>
+      <w:tblGrid>
+        <w:gridCol w:w="1800"/>
+        <w:gridCol w:w="7560"/>
+      </w:tblGrid>
+      <w:tr>
+        <w:tc>
+          <w:tcPr>
+            <w:tcW w:type="dxa" w:w="1800"/>
+            <w:tcBorders>
+              <w:top w:val="single" w:color="CCCCCC" w:sz="1"/>
+              <w:left w:val="single" w:color="CCCCCC" w:sz="1"/>
+              <w:bottom w:val="single" w:color="CCCCCC" w:sz="1"/>
+              <w:right w:val="single" w:color="CCCCCC" w:sz="1"/>
+            </w:tcBorders>
+            <w:shd w:fill="F2F3F4" w:val="clear"/>
+            <w:tcMar>
+              <w:top w:type="dxa" w:w="80"/>
+              <w:left w:type="dxa" w:w="120"/>
+              <w:bottom w:type="dxa" w:w="80"/>
+              <w:right w:type="dxa" w:w="120"/>
+            </w:tcMar>
+          </w:tcPr>
+          <w:p>
+            <w:r>
+              <w:rPr>
+                <w:rFonts w:ascii="Arial" w:cs="Arial" w:eastAsia="Arial" w:hAnsi="Arial"/>
+                <w:b/>
+                <w:bCs/>
+                <w:sz w:val="18"/>
+                <w:szCs w:val="18"/>
+              </w:rPr>
+              <w:t xml:space="preserve">Source</w:t>
+            </w:r>
+          </w:p>
+        </w:tc>
+        <w:tc>
+          <w:tcPr>
+            <w:tcW w:type="dxa" w:w="7560"/>
+            <w:tcBorders>
+              <w:top w:val="single" w:color="CCCCCC" w:sz="1"/>
+              <w:left w:val="single" w:color="CCCCCC" w:sz="1"/>
+              <w:bottom w:val="single" w:color="CCCCCC" w:sz="1"/>
+              <w:right w:val="single" w:color="CCCCCC" w:sz="1"/>
+            </w:tcBorders>
+            <w:tcMar>
+              <w:top w:type="dxa" w:w="80"/>
+              <w:left w:type="dxa" w:w="120"/>
+              <w:bottom w:type="dxa" w:w="80"/>
+              <w:right w:type="dxa" w:w="120"/>
+            </w:tcMar>
+          </w:tcPr>
+          <w:p>
+            <w:r>
+              <w:rPr>
+                <w:rFonts w:ascii="Arial" w:cs="Arial" w:eastAsia="Arial" w:hAnsi="Arial"/>
+                <w:sz w:val="18"/>
+                <w:szCs w:val="18"/>
+              </w:rPr>
+              <w:t xml:space="preserve">SWFL Food Truck Depot</w:t>
+            </w:r>
+          </w:p>
+        </w:tc>
+      </w:tr>
+      <w:tr>
+        <w:tc>
+          <w:tcPr>
+            <w:tcW w:type="dxa" w:w="1800"/>
+            <w:tcBorders>
+              <w:top w:val="single" w:color="CCCCCC" w:sz="1"/>
+              <w:left w:val="single" w:color="CCCCCC" w:sz="1"/>
+              <w:bottom w:val="single" w:color="CCCCCC" w:sz="1"/>
+              <w:right w:val="single" w:color="CCCCCC" w:sz="1"/>
+            </w:tcBorders>
+            <w:shd w:fill="F2F3F4" w:val="clear"/>
+            <w:tcMar>
+              <w:top w:type="dxa" w:w="80"/>
+              <w:left w:type="dxa" w:w="120"/>
+              <w:bottom w:type="dxa" w:w="80"/>
+              <w:right w:type="dxa" w:w="120"/>
+            </w:tcMar>
+          </w:tcPr>
+          <w:p>
+            <w:r>
+              <w:rPr>
+                <w:rFonts w:ascii="Arial" w:cs="Arial" w:eastAsia="Arial" w:hAnsi="Arial"/>
+                <w:b/>
+                <w:bCs/>
+                <w:sz w:val="18"/>
+                <w:szCs w:val="18"/>
+              </w:rPr>
+              <w:t xml:space="preserve">Facebook</w:t>
+            </w:r>
+          </w:p>
+        </w:tc>
+        <w:tc>
+          <w:tcPr>
+            <w:tcW w:type="dxa" w:w="7560"/>
+            <w:tcBorders>
+              <w:top w:val="single" w:color="CCCCCC" w:sz="1"/>
+              <w:left w:val="single" w:color="CCCCCC" w:sz="1"/>
+              <w:bottom w:val="single" w:color="CCCCCC" w:sz="1"/>
+              <w:right w:val="single" w:color="CCCCCC" w:sz="1"/>
+            </w:tcBorders>
+            <w:tcMar>
+              <w:top w:type="dxa" w:w="80"/>
+              <w:left w:type="dxa" w:w="120"/>
+              <w:bottom w:type="dxa" w:w="80"/>
+              <w:right w:type="dxa" w:w="120"/>
+            </w:tcMar>
+          </w:tcPr>
+          <w:p>
+            <w:r>
+              <w:rPr>
+                <w:rFonts w:ascii="Arial" w:cs="Arial" w:eastAsia="Arial" w:hAnsi="Arial"/>
+                <w:sz w:val="18"/>
+                <w:szCs w:val="18"/>
+              </w:rPr>
+              <w:t xml:space="preserve">Big Top Brewing Company</w:t>
+            </w:r>
+          </w:p>
+        </w:tc>
+      </w:tr>
+      <w:tr>
+        <w:tc>
+          <w:tcPr>
+            <w:tcW w:type="dxa" w:w="1800"/>
+            <w:tcBorders>
+              <w:top w:val="single" w:color="CCCCCC" w:sz="1"/>
+              <w:left w:val="single" w:color="CCCCCC" w:sz="1"/>
+              <w:bottom w:val="single" w:color="CCCCCC" w:sz="1"/>
+              <w:right w:val="single" w:color="CCCCCC" w:sz="1"/>
+            </w:tcBorders>
+            <w:shd w:fill="F2F3F4" w:val="clear"/>
+            <w:tcMar>
+              <w:top w:type="dxa" w:w="80"/>
+              <w:left w:type="dxa" w:w="120"/>
+              <w:bottom w:type="dxa" w:w="80"/>
+              <w:right w:type="dxa" w:w="120"/>
+            </w:tcMar>
+          </w:tcPr>
+          <w:p>
+            <w:r>
+              <w:rPr>
+                <w:rFonts w:ascii="Arial" w:cs="Arial" w:eastAsia="Arial" w:hAnsi="Arial"/>
+                <w:b/>
+                <w:bCs/>
+                <w:sz w:val="18"/>
+                <w:szCs w:val="18"/>
+              </w:rPr>
+              <w:t xml:space="preserve">Location</w:t>
+            </w:r>
+          </w:p>
+        </w:tc>
+        <w:tc>
+          <w:tcPr>
+            <w:tcW w:type="dxa" w:w="7560"/>
+            <w:tcBorders>
+              <w:top w:val="single" w:color="CCCCCC" w:sz="1"/>
+              <w:left w:val="single" w:color="CCCCCC" w:sz="1"/>
+              <w:bottom w:val="single" w:color="CCCCCC" w:sz="1"/>
+              <w:right w:val="single" w:color="CCCCCC" w:sz="1"/>
+            </w:tcBorders>
+            <w:tcMar>
+              <w:top w:type="dxa" w:w="80"/>
+              <w:left w:type="dxa" w:w="120"/>
+              <w:bottom w:type="dxa" w:w="80"/>
+              <w:right w:type="dxa" w:w="120"/>
+            </w:tcMar>
+          </w:tcPr>
+          <w:p>
+            <w:r>
+              <w:rPr>
+                <w:rFonts w:ascii="Arial" w:cs="Arial" w:eastAsia="Arial" w:hAnsi="Arial"/>
+                <w:sz w:val="18"/>
+                <w:szCs w:val="18"/>
+              </w:rPr>
+              <w:t xml:space="preserve">Sarasota, FL</w:t>
+            </w:r>
+          </w:p>
+        </w:tc>
+      </w:tr>
+      <w:tr>
+        <w:tc>
+          <w:tcPr>
+            <w:tcW w:type="dxa" w:w="1800"/>
+            <w:tcBorders>
+              <w:top w:val="single" w:color="CCCCCC" w:sz="1"/>
+              <w:left w:val="single" w:color="CCCCCC" w:sz="1"/>
+              <w:bottom w:val="single" w:color="CCCCCC" w:sz="1"/>
+              <w:right w:val="single" w:color="CCCCCC" w:sz="1"/>
+            </w:tcBorders>
+            <w:shd w:fill="F2F3F4" w:val="clear"/>
+            <w:tcMar>
+              <w:top w:type="dxa" w:w="80"/>
+              <w:left w:type="dxa" w:w="120"/>
+              <w:bottom w:type="dxa" w:w="80"/>
+              <w:right w:type="dxa" w:w="120"/>
+            </w:tcMar>
+          </w:tcPr>
+          <w:p>
+            <w:r>
+              <w:rPr>
+                <w:rFonts w:ascii="Arial" w:cs="Arial" w:eastAsia="Arial" w:hAnsi="Arial"/>
+                <w:b/>
+                <w:bCs/>
+                <w:sz w:val="18"/>
+                <w:szCs w:val="18"/>
+              </w:rPr>
+              <w:t xml:space="preserve">Notes</w:t>
+            </w:r>
+          </w:p>
+        </w:tc>
+        <w:tc>
+          <w:tcPr>
+            <w:tcW w:type="dxa" w:w="7560"/>
+            <w:tcBorders>
+              <w:top w:val="single" w:color="CCCCCC" w:sz="1"/>
+              <w:left w:val="single" w:color="CCCCCC" w:sz="1"/>
+              <w:bottom w:val="single" w:color="CCCCCC" w:sz="1"/>
+              <w:right w:val="single" w:color="CCCCCC" w:sz="1"/>
+            </w:tcBorders>
+            <w:tcMar>
+              <w:top w:type="dxa" w:w="80"/>
+              <w:left w:type="dxa" w:w="120"/>
+              <w:bottom w:type="dxa" w:w="80"/>
+              <w:right w:type="dxa" w:w="120"/>
+            </w:tcMar>
+          </w:tcPr>
+          <w:p>
+            <w:r>
+              <w:rPr>
+                <w:rFonts w:ascii="Arial" w:cs="Arial" w:eastAsia="Arial" w:hAnsi="Arial"/>
+                <w:sz w:val="18"/>
+                <w:szCs w:val="18"/>
+              </w:rPr>
+              <w:t xml:space="preserve">Craft brewery hosting food trucks. Windy City Chowdown confirmed April 4, 5–9PM.</w:t>
+            </w:r>
+          </w:p>
+        </w:tc>
+      </w:tr>
+    </w:tbl>
+    <w:p>
+      <w:pPr>
+        <w:pStyle w:val="Heading2"/>
+        <w:pBdr>
+          <w:bottom w:val="single" w:color="145A32" w:sz="4"/>
+        </w:pBdr>
+        <w:spacing w:after="60" w:before="320"/>
+      </w:pPr>
+      <w:r>
+        <w:rPr>
+          <w:rFonts w:ascii="Arial" w:cs="Arial" w:eastAsia="Arial" w:hAnsi="Arial"/>
+          <w:b/>
+          <w:bCs/>
+          <w:color w:val="145A32"/>
+          <w:sz w:val="26"/>
+          <w:szCs w:val="26"/>
+        </w:rPr>
+        <w:t xml:space="preserve">Punta Gorda Elks Lodge #2606</w:t>
+      </w:r>
+    </w:p>
+    <w:tbl>
+      <w:tblPr>
+        <w:tblW w:type="dxa" w:w="9360"/>
+        <w:tblBorders>
+          <w:top w:val="single" w:color="auto" w:sz="4"/>
+          <w:left w:val="single" w:color="auto" w:sz="4"/>
+          <w:bottom w:val="single" w:color="auto" w:sz="4"/>
+          <w:right w:val="single" w:color="auto" w:sz="4"/>
+          <w:insideH w:val="single" w:color="auto" w:sz="4"/>
+          <w:insideV w:val="single" w:color="auto" w:sz="4"/>
+        </w:tblBorders>
+      </w:tblPr>
+      <w:tblGrid>
+        <w:gridCol w:w="1800"/>
+        <w:gridCol w:w="7560"/>
+      </w:tblGrid>
+      <w:tr>
+        <w:tc>
+          <w:tcPr>
+            <w:tcW w:type="dxa" w:w="1800"/>
+            <w:tcBorders>
+              <w:top w:val="single" w:color="CCCCCC" w:sz="1"/>
+              <w:left w:val="single" w:color="CCCCCC" w:sz="1"/>
+              <w:bottom w:val="single" w:color="CCCCCC" w:sz="1"/>
+              <w:right w:val="single" w:color="CCCCCC" w:sz="1"/>
+            </w:tcBorders>
+            <w:shd w:fill="F2F3F4" w:val="clear"/>
+            <w:tcMar>
+              <w:top w:type="dxa" w:w="80"/>
+              <w:left w:type="dxa" w:w="120"/>
+              <w:bottom w:type="dxa" w:w="80"/>
+              <w:right w:type="dxa" w:w="120"/>
+            </w:tcMar>
+          </w:tcPr>
+          <w:p>
+            <w:r>
+              <w:rPr>
+                <w:rFonts w:ascii="Arial" w:cs="Arial" w:eastAsia="Arial" w:hAnsi="Arial"/>
+                <w:b/>
+                <w:bCs/>
+                <w:sz w:val="18"/>
+                <w:szCs w:val="18"/>
+              </w:rPr>
+              <w:t xml:space="preserve">Source</w:t>
+            </w:r>
+          </w:p>
+        </w:tc>
+        <w:tc>
+          <w:tcPr>
+            <w:tcW w:type="dxa" w:w="7560"/>
+            <w:tcBorders>
+              <w:top w:val="single" w:color="CCCCCC" w:sz="1"/>
+              <w:left w:val="single" w:color="CCCCCC" w:sz="1"/>
+              <w:bottom w:val="single" w:color="CCCCCC" w:sz="1"/>
+              <w:right w:val="single" w:color="CCCCCC" w:sz="1"/>
+            </w:tcBorders>
+            <w:tcMar>
+              <w:top w:type="dxa" w:w="80"/>
+              <w:left w:type="dxa" w:w="120"/>
+              <w:bottom w:type="dxa" w:w="80"/>
+              <w:right w:type="dxa" w:w="120"/>
+            </w:tcMar>
+          </w:tcPr>
+          <w:p>
+            <w:r>
+              <w:rPr>
+                <w:rFonts w:ascii="Arial" w:cs="Arial" w:eastAsia="Arial" w:hAnsi="Arial"/>
+                <w:sz w:val="18"/>
+                <w:szCs w:val="18"/>
+              </w:rPr>
+              <w:t xml:space="preserve">SWFL Food Truck Depot</w:t>
+            </w:r>
+          </w:p>
+        </w:tc>
+      </w:tr>
+      <w:tr>
+        <w:tc>
+          <w:tcPr>
+            <w:tcW w:type="dxa" w:w="1800"/>
+            <w:tcBorders>
+              <w:top w:val="single" w:color="CCCCCC" w:sz="1"/>
+              <w:left w:val="single" w:color="CCCCCC" w:sz="1"/>
+              <w:bottom w:val="single" w:color="CCCCCC" w:sz="1"/>
+              <w:right w:val="single" w:color="CCCCCC" w:sz="1"/>
+            </w:tcBorders>
+            <w:shd w:fill="F2F3F4" w:val="clear"/>
+            <w:tcMar>
+              <w:top w:type="dxa" w:w="80"/>
+              <w:left w:type="dxa" w:w="120"/>
+              <w:bottom w:type="dxa" w:w="80"/>
+              <w:right w:type="dxa" w:w="120"/>
+            </w:tcMar>
+          </w:tcPr>
+          <w:p>
+            <w:r>
+              <w:rPr>
+                <w:rFonts w:ascii="Arial" w:cs="Arial" w:eastAsia="Arial" w:hAnsi="Arial"/>
+                <w:b/>
+                <w:bCs/>
+                <w:sz w:val="18"/>
+                <w:szCs w:val="18"/>
+              </w:rPr>
+              <w:t xml:space="preserve">Location</w:t>
+            </w:r>
+          </w:p>
+        </w:tc>
+        <w:tc>
+          <w:tcPr>
+            <w:tcW w:type="dxa" w:w="7560"/>
+            <w:tcBorders>
+              <w:top w:val="single" w:color="CCCCCC" w:sz="1"/>
+              <w:left w:val="single" w:color="CCCCCC" w:sz="1"/>
+              <w:bottom w:val="single" w:color="CCCCCC" w:sz="1"/>
+              <w:right w:val="single" w:color="CCCCCC" w:sz="1"/>
+            </w:tcBorders>
+            <w:tcMar>
+              <w:top w:type="dxa" w:w="80"/>
+              <w:left w:type="dxa" w:w="120"/>
+              <w:bottom w:type="dxa" w:w="80"/>
+              <w:right w:type="dxa" w:w="120"/>
+            </w:tcMar>
+          </w:tcPr>
+          <w:p>
+            <w:r>
+              <w:rPr>
+                <w:rFonts w:ascii="Arial" w:cs="Arial" w:eastAsia="Arial" w:hAnsi="Arial"/>
+                <w:sz w:val="18"/>
+                <w:szCs w:val="18"/>
+              </w:rPr>
+              <w:t xml:space="preserve">Punta Gorda, FL</w:t>
+            </w:r>
+          </w:p>
+        </w:tc>
+      </w:tr>
+      <w:tr>
+        <w:tc>
+          <w:tcPr>
+            <w:tcW w:type="dxa" w:w="1800"/>
+            <w:tcBorders>
+              <w:top w:val="single" w:color="CCCCCC" w:sz="1"/>
+              <w:left w:val="single" w:color="CCCCCC" w:sz="1"/>
+              <w:bottom w:val="single" w:color="CCCCCC" w:sz="1"/>
+              <w:right w:val="single" w:color="CCCCCC" w:sz="1"/>
+            </w:tcBorders>
+            <w:shd w:fill="F2F3F4" w:val="clear"/>
+            <w:tcMar>
+              <w:top w:type="dxa" w:w="80"/>
+              <w:left w:type="dxa" w:w="120"/>
+              <w:bottom w:type="dxa" w:w="80"/>
+              <w:right w:type="dxa" w:w="120"/>
+            </w:tcMar>
+          </w:tcPr>
+          <w:p>
+            <w:r>
+              <w:rPr>
+                <w:rFonts w:ascii="Arial" w:cs="Arial" w:eastAsia="Arial" w:hAnsi="Arial"/>
+                <w:b/>
+                <w:bCs/>
+                <w:sz w:val="18"/>
+                <w:szCs w:val="18"/>
+              </w:rPr>
+              <w:t xml:space="preserve">Notes</w:t>
+            </w:r>
+          </w:p>
+        </w:tc>
+        <w:tc>
+          <w:tcPr>
+            <w:tcW w:type="dxa" w:w="7560"/>
+            <w:tcBorders>
+              <w:top w:val="single" w:color="CCCCCC" w:sz="1"/>
+              <w:left w:val="single" w:color="CCCCCC" w:sz="1"/>
+              <w:bottom w:val="single" w:color="CCCCCC" w:sz="1"/>
+              <w:right w:val="single" w:color="CCCCCC" w:sz="1"/>
+            </w:tcBorders>
+            <w:tcMar>
+              <w:top w:type="dxa" w:w="80"/>
+              <w:left w:type="dxa" w:w="120"/>
+              <w:bottom w:type="dxa" w:w="80"/>
+              <w:right w:type="dxa" w:w="120"/>
+            </w:tcMar>
+          </w:tcPr>
+          <w:p>
+            <w:r>
+              <w:rPr>
+                <w:rFonts w:ascii="Arial" w:cs="Arial" w:eastAsia="Arial" w:hAnsi="Arial"/>
+                <w:sz w:val="18"/>
+                <w:szCs w:val="18"/>
+              </w:rPr>
+              <w:t xml:space="preserve">Regular food truck host. Fork In the Road books afternoon 3–7PM slots here.</w:t>
+            </w:r>
+          </w:p>
+        </w:tc>
+      </w:tr>
+    </w:tbl>
+    <w:p>
+      <w:pPr>
+        <w:pStyle w:val="Heading2"/>
+        <w:pBdr>
+          <w:bottom w:val="single" w:color="145A32" w:sz="4"/>
+        </w:pBdr>
+        <w:spacing w:after="60" w:before="320"/>
+      </w:pPr>
+      <w:r>
+        <w:rPr>
+          <w:rFonts w:ascii="Arial" w:cs="Arial" w:eastAsia="Arial" w:hAnsi="Arial"/>
+          <w:b/>
+          <w:bCs/>
+          <w:color w:val="145A32"/>
+          <w:sz w:val="26"/>
+          <w:szCs w:val="26"/>
+        </w:rPr>
+        <w:t xml:space="preserve">Lee Health Cape Coral</w:t>
+      </w:r>
+    </w:p>
+    <w:tbl>
+      <w:tblPr>
+        <w:tblW w:type="dxa" w:w="9360"/>
+        <w:tblBorders>
+          <w:top w:val="single" w:color="auto" w:sz="4"/>
+          <w:left w:val="single" w:color="auto" w:sz="4"/>
+          <w:bottom w:val="single" w:color="auto" w:sz="4"/>
+          <w:right w:val="single" w:color="auto" w:sz="4"/>
+          <w:insideH w:val="single" w:color="auto" w:sz="4"/>
+          <w:insideV w:val="single" w:color="auto" w:sz="4"/>
+        </w:tblBorders>
+      </w:tblPr>
+      <w:tblGrid>
+        <w:gridCol w:w="1800"/>
+        <w:gridCol w:w="7560"/>
+      </w:tblGrid>
+      <w:tr>
+        <w:tc>
+          <w:tcPr>
+            <w:tcW w:type="dxa" w:w="1800"/>
+            <w:tcBorders>
+              <w:top w:val="single" w:color="CCCCCC" w:sz="1"/>
+              <w:left w:val="single" w:color="CCCCCC" w:sz="1"/>
+              <w:bottom w:val="single" w:color="CCCCCC" w:sz="1"/>
+              <w:right w:val="single" w:color="CCCCCC" w:sz="1"/>
+            </w:tcBorders>
+            <w:shd w:fill="F2F3F4" w:val="clear"/>
+            <w:tcMar>
+              <w:top w:type="dxa" w:w="80"/>
+              <w:left w:type="dxa" w:w="120"/>
+              <w:bottom w:type="dxa" w:w="80"/>
+              <w:right w:type="dxa" w:w="120"/>
+            </w:tcMar>
+          </w:tcPr>
+          <w:p>
+            <w:r>
+              <w:rPr>
+                <w:rFonts w:ascii="Arial" w:cs="Arial" w:eastAsia="Arial" w:hAnsi="Arial"/>
+                <w:b/>
+                <w:bCs/>
+                <w:sz w:val="18"/>
+                <w:szCs w:val="18"/>
+              </w:rPr>
+              <w:t xml:space="preserve">Source</w:t>
+            </w:r>
+          </w:p>
+        </w:tc>
+        <w:tc>
+          <w:tcPr>
+            <w:tcW w:type="dxa" w:w="7560"/>
+            <w:tcBorders>
+              <w:top w:val="single" w:color="CCCCCC" w:sz="1"/>
+              <w:left w:val="single" w:color="CCCCCC" w:sz="1"/>
+              <w:bottom w:val="single" w:color="CCCCCC" w:sz="1"/>
+              <w:right w:val="single" w:color="CCCCCC" w:sz="1"/>
+            </w:tcBorders>
+            <w:tcMar>
+              <w:top w:type="dxa" w:w="80"/>
+              <w:left w:type="dxa" w:w="120"/>
+              <w:bottom w:type="dxa" w:w="80"/>
+              <w:right w:type="dxa" w:w="120"/>
+            </w:tcMar>
+          </w:tcPr>
+          <w:p>
+            <w:r>
+              <w:rPr>
+                <w:rFonts w:ascii="Arial" w:cs="Arial" w:eastAsia="Arial" w:hAnsi="Arial"/>
+                <w:sz w:val="18"/>
+                <w:szCs w:val="18"/>
+              </w:rPr>
+              <w:t xml:space="preserve">SWFL Food Truck Depot</w:t>
+            </w:r>
+          </w:p>
+        </w:tc>
+      </w:tr>
+      <w:tr>
+        <w:tc>
+          <w:tcPr>
+            <w:tcW w:type="dxa" w:w="1800"/>
+            <w:tcBorders>
+              <w:top w:val="single" w:color="CCCCCC" w:sz="1"/>
+              <w:left w:val="single" w:color="CCCCCC" w:sz="1"/>
+              <w:bottom w:val="single" w:color="CCCCCC" w:sz="1"/>
+              <w:right w:val="single" w:color="CCCCCC" w:sz="1"/>
+            </w:tcBorders>
+            <w:shd w:fill="F2F3F4" w:val="clear"/>
+            <w:tcMar>
+              <w:top w:type="dxa" w:w="80"/>
+              <w:left w:type="dxa" w:w="120"/>
+              <w:bottom w:type="dxa" w:w="80"/>
+              <w:right w:type="dxa" w:w="120"/>
+            </w:tcMar>
+          </w:tcPr>
+          <w:p>
+            <w:r>
+              <w:rPr>
+                <w:rFonts w:ascii="Arial" w:cs="Arial" w:eastAsia="Arial" w:hAnsi="Arial"/>
+                <w:b/>
+                <w:bCs/>
+                <w:sz w:val="18"/>
+                <w:szCs w:val="18"/>
+              </w:rPr>
+              <w:t xml:space="preserve">Location</w:t>
+            </w:r>
+          </w:p>
+        </w:tc>
+        <w:tc>
+          <w:tcPr>
+            <w:tcW w:type="dxa" w:w="7560"/>
+            <w:tcBorders>
+              <w:top w:val="single" w:color="CCCCCC" w:sz="1"/>
+              <w:left w:val="single" w:color="CCCCCC" w:sz="1"/>
+              <w:bottom w:val="single" w:color="CCCCCC" w:sz="1"/>
+              <w:right w:val="single" w:color="CCCCCC" w:sz="1"/>
+            </w:tcBorders>
+            <w:tcMar>
+              <w:top w:type="dxa" w:w="80"/>
+              <w:left w:type="dxa" w:w="120"/>
+              <w:bottom w:type="dxa" w:w="80"/>
+              <w:right w:type="dxa" w:w="120"/>
+            </w:tcMar>
+          </w:tcPr>
+          <w:p>
+            <w:r>
+              <w:rPr>
+                <w:rFonts w:ascii="Arial" w:cs="Arial" w:eastAsia="Arial" w:hAnsi="Arial"/>
+                <w:sz w:val="18"/>
+                <w:szCs w:val="18"/>
+              </w:rPr>
+              <w:t xml:space="preserve">Cape Coral, FL</w:t>
+            </w:r>
+          </w:p>
+        </w:tc>
+      </w:tr>
+      <w:tr>
+        <w:tc>
+          <w:tcPr>
+            <w:tcW w:type="dxa" w:w="1800"/>
+            <w:tcBorders>
+              <w:top w:val="single" w:color="CCCCCC" w:sz="1"/>
+              <w:left w:val="single" w:color="CCCCCC" w:sz="1"/>
+              <w:bottom w:val="single" w:color="CCCCCC" w:sz="1"/>
+              <w:right w:val="single" w:color="CCCCCC" w:sz="1"/>
+            </w:tcBorders>
+            <w:shd w:fill="F2F3F4" w:val="clear"/>
+            <w:tcMar>
+              <w:top w:type="dxa" w:w="80"/>
+              <w:left w:type="dxa" w:w="120"/>
+              <w:bottom w:type="dxa" w:w="80"/>
+              <w:right w:type="dxa" w:w="120"/>
+            </w:tcMar>
+          </w:tcPr>
+          <w:p>
+            <w:r>
+              <w:rPr>
+                <w:rFonts w:ascii="Arial" w:cs="Arial" w:eastAsia="Arial" w:hAnsi="Arial"/>
+                <w:b/>
+                <w:bCs/>
+                <w:sz w:val="18"/>
+                <w:szCs w:val="18"/>
+              </w:rPr>
+              <w:t xml:space="preserve">Notes</w:t>
+            </w:r>
+          </w:p>
+        </w:tc>
+        <w:tc>
+          <w:tcPr>
+            <w:tcW w:type="dxa" w:w="7560"/>
+            <w:tcBorders>
+              <w:top w:val="single" w:color="CCCCCC" w:sz="1"/>
+              <w:left w:val="single" w:color="CCCCCC" w:sz="1"/>
+              <w:bottom w:val="single" w:color="CCCCCC" w:sz="1"/>
+              <w:right w:val="single" w:color="CCCCCC" w:sz="1"/>
+            </w:tcBorders>
+            <w:tcMar>
+              <w:top w:type="dxa" w:w="80"/>
+              <w:left w:type="dxa" w:w="120"/>
+              <w:bottom w:type="dxa" w:w="80"/>
+              <w:right w:type="dxa" w:w="120"/>
+            </w:tcMar>
+          </w:tcPr>
+          <w:p>
+            <w:r>
+              <w:rPr>
+                <w:rFonts w:ascii="Arial" w:cs="Arial" w:eastAsia="Arial" w:hAnsi="Arial"/>
+                <w:sz w:val="18"/>
+                <w:szCs w:val="18"/>
+              </w:rPr>
+              <w:t xml:space="preserve">Hospital / healthcare campus. Regular food truck lunch rotation. Firebread books Wednesdays 11AM–2PM.</w:t>
+            </w:r>
+          </w:p>
+        </w:tc>
+      </w:tr>
+    </w:tbl>
+    <w:p>
+      <w:pPr>
+        <w:pStyle w:val="Heading2"/>
+        <w:pBdr>
+          <w:bottom w:val="single" w:color="145A32" w:sz="4"/>
+        </w:pBdr>
+        <w:spacing w:after="60" w:before="320"/>
+      </w:pPr>
+      <w:r>
+        <w:rPr>
+          <w:rFonts w:ascii="Arial" w:cs="Arial" w:eastAsia="Arial" w:hAnsi="Arial"/>
+          <w:b/>
+          <w:bCs/>
+          <w:color w:val="145A32"/>
+          <w:sz w:val="26"/>
+          <w:szCs w:val="26"/>
+        </w:rPr>
+        <w:t xml:space="preserve">The Caves Cape Coral</w:t>
+      </w:r>
+    </w:p>
+    <w:tbl>
+      <w:tblPr>
+        <w:tblW w:type="dxa" w:w="9360"/>
+        <w:tblBorders>
+          <w:top w:val="single" w:color="auto" w:sz="4"/>
+          <w:left w:val="single" w:color="auto" w:sz="4"/>
+          <w:bottom w:val="single" w:color="auto" w:sz="4"/>
+          <w:right w:val="single" w:color="auto" w:sz="4"/>
+          <w:insideH w:val="single" w:color="auto" w:sz="4"/>
+          <w:insideV w:val="single" w:color="auto" w:sz="4"/>
+        </w:tblBorders>
+      </w:tblPr>
+      <w:tblGrid>
+        <w:gridCol w:w="1800"/>
+        <w:gridCol w:w="7560"/>
+      </w:tblGrid>
+      <w:tr>
+        <w:tc>
+          <w:tcPr>
+            <w:tcW w:type="dxa" w:w="1800"/>
+            <w:tcBorders>
+              <w:top w:val="single" w:color="CCCCCC" w:sz="1"/>
+              <w:left w:val="single" w:color="CCCCCC" w:sz="1"/>
+              <w:bottom w:val="single" w:color="CCCCCC" w:sz="1"/>
+              <w:right w:val="single" w:color="CCCCCC" w:sz="1"/>
+            </w:tcBorders>
+            <w:shd w:fill="F2F3F4" w:val="clear"/>
+            <w:tcMar>
+              <w:top w:type="dxa" w:w="80"/>
+              <w:left w:type="dxa" w:w="120"/>
+              <w:bottom w:type="dxa" w:w="80"/>
+              <w:right w:type="dxa" w:w="120"/>
+            </w:tcMar>
+          </w:tcPr>
+          <w:p>
+            <w:r>
+              <w:rPr>
+                <w:rFonts w:ascii="Arial" w:cs="Arial" w:eastAsia="Arial" w:hAnsi="Arial"/>
+                <w:b/>
+                <w:bCs/>
+                <w:sz w:val="18"/>
+                <w:szCs w:val="18"/>
+              </w:rPr>
+              <w:t xml:space="preserve">Source</w:t>
+            </w:r>
+          </w:p>
+        </w:tc>
+        <w:tc>
+          <w:tcPr>
+            <w:tcW w:type="dxa" w:w="7560"/>
+            <w:tcBorders>
+              <w:top w:val="single" w:color="CCCCCC" w:sz="1"/>
+              <w:left w:val="single" w:color="CCCCCC" w:sz="1"/>
+              <w:bottom w:val="single" w:color="CCCCCC" w:sz="1"/>
+              <w:right w:val="single" w:color="CCCCCC" w:sz="1"/>
+            </w:tcBorders>
+            <w:tcMar>
+              <w:top w:type="dxa" w:w="80"/>
+              <w:left w:type="dxa" w:w="120"/>
+              <w:bottom w:type="dxa" w:w="80"/>
+              <w:right w:type="dxa" w:w="120"/>
+            </w:tcMar>
+          </w:tcPr>
+          <w:p>
+            <w:r>
+              <w:rPr>
+                <w:rFonts w:ascii="Arial" w:cs="Arial" w:eastAsia="Arial" w:hAnsi="Arial"/>
+                <w:sz w:val="18"/>
+                <w:szCs w:val="18"/>
+              </w:rPr>
+              <w:t xml:space="preserve">SWFL Food Truck Depot (Firebread schedule)</w:t>
+            </w:r>
+          </w:p>
+        </w:tc>
+      </w:tr>
+      <w:tr>
+        <w:tc>
+          <w:tcPr>
+            <w:tcW w:type="dxa" w:w="1800"/>
+            <w:tcBorders>
+              <w:top w:val="single" w:color="CCCCCC" w:sz="1"/>
+              <w:left w:val="single" w:color="CCCCCC" w:sz="1"/>
+              <w:bottom w:val="single" w:color="CCCCCC" w:sz="1"/>
+              <w:right w:val="single" w:color="CCCCCC" w:sz="1"/>
+            </w:tcBorders>
+            <w:shd w:fill="F2F3F4" w:val="clear"/>
+            <w:tcMar>
+              <w:top w:type="dxa" w:w="80"/>
+              <w:left w:type="dxa" w:w="120"/>
+              <w:bottom w:type="dxa" w:w="80"/>
+              <w:right w:type="dxa" w:w="120"/>
+            </w:tcMar>
+          </w:tcPr>
+          <w:p>
+            <w:r>
+              <w:rPr>
+                <w:rFonts w:ascii="Arial" w:cs="Arial" w:eastAsia="Arial" w:hAnsi="Arial"/>
+                <w:b/>
+                <w:bCs/>
+                <w:sz w:val="18"/>
+                <w:szCs w:val="18"/>
+              </w:rPr>
+              <w:t xml:space="preserve">Facebook</w:t>
+            </w:r>
+          </w:p>
+        </w:tc>
+        <w:tc>
+          <w:tcPr>
+            <w:tcW w:type="dxa" w:w="7560"/>
+            <w:tcBorders>
+              <w:top w:val="single" w:color="CCCCCC" w:sz="1"/>
+              <w:left w:val="single" w:color="CCCCCC" w:sz="1"/>
+              <w:bottom w:val="single" w:color="CCCCCC" w:sz="1"/>
+              <w:right w:val="single" w:color="CCCCCC" w:sz="1"/>
+            </w:tcBorders>
+            <w:tcMar>
+              <w:top w:type="dxa" w:w="80"/>
+              <w:left w:type="dxa" w:w="120"/>
+              <w:bottom w:type="dxa" w:w="80"/>
+              <w:right w:type="dxa" w:w="120"/>
+            </w:tcMar>
+          </w:tcPr>
+          <w:p>
+            <w:r>
+              <w:rPr>
+                <w:rFonts w:ascii="Arial" w:cs="Arial" w:eastAsia="Arial" w:hAnsi="Arial"/>
+                <w:sz w:val="18"/>
+                <w:szCs w:val="18"/>
+              </w:rPr>
+              <w:t xml:space="preserve">The Caves Cape Coral</w:t>
+            </w:r>
+          </w:p>
+        </w:tc>
+      </w:tr>
+      <w:tr>
+        <w:tc>
+          <w:tcPr>
+            <w:tcW w:type="dxa" w:w="1800"/>
+            <w:tcBorders>
+              <w:top w:val="single" w:color="CCCCCC" w:sz="1"/>
+              <w:left w:val="single" w:color="CCCCCC" w:sz="1"/>
+              <w:bottom w:val="single" w:color="CCCCCC" w:sz="1"/>
+              <w:right w:val="single" w:color="CCCCCC" w:sz="1"/>
+            </w:tcBorders>
+            <w:shd w:fill="F2F3F4" w:val="clear"/>
+            <w:tcMar>
+              <w:top w:type="dxa" w:w="80"/>
+              <w:left w:type="dxa" w:w="120"/>
+              <w:bottom w:type="dxa" w:w="80"/>
+              <w:right w:type="dxa" w:w="120"/>
+            </w:tcMar>
+          </w:tcPr>
+          <w:p>
+            <w:r>
+              <w:rPr>
+                <w:rFonts w:ascii="Arial" w:cs="Arial" w:eastAsia="Arial" w:hAnsi="Arial"/>
+                <w:b/>
+                <w:bCs/>
+                <w:sz w:val="18"/>
+                <w:szCs w:val="18"/>
+              </w:rPr>
+              <w:t xml:space="preserve">Location</w:t>
+            </w:r>
+          </w:p>
+        </w:tc>
+        <w:tc>
+          <w:tcPr>
+            <w:tcW w:type="dxa" w:w="7560"/>
+            <w:tcBorders>
+              <w:top w:val="single" w:color="CCCCCC" w:sz="1"/>
+              <w:left w:val="single" w:color="CCCCCC" w:sz="1"/>
+              <w:bottom w:val="single" w:color="CCCCCC" w:sz="1"/>
+              <w:right w:val="single" w:color="CCCCCC" w:sz="1"/>
+            </w:tcBorders>
+            <w:tcMar>
+              <w:top w:type="dxa" w:w="80"/>
+              <w:left w:type="dxa" w:w="120"/>
+              <w:bottom w:type="dxa" w:w="80"/>
+              <w:right w:type="dxa" w:w="120"/>
+            </w:tcMar>
+          </w:tcPr>
+          <w:p>
+            <w:r>
+              <w:rPr>
+                <w:rFonts w:ascii="Arial" w:cs="Arial" w:eastAsia="Arial" w:hAnsi="Arial"/>
+                <w:sz w:val="18"/>
+                <w:szCs w:val="18"/>
+              </w:rPr>
+              <w:t xml:space="preserve">Cape Coral, FL</w:t>
+            </w:r>
+          </w:p>
+        </w:tc>
+      </w:tr>
+      <w:tr>
+        <w:tc>
+          <w:tcPr>
+            <w:tcW w:type="dxa" w:w="1800"/>
+            <w:tcBorders>
+              <w:top w:val="single" w:color="CCCCCC" w:sz="1"/>
+              <w:left w:val="single" w:color="CCCCCC" w:sz="1"/>
+              <w:bottom w:val="single" w:color="CCCCCC" w:sz="1"/>
+              <w:right w:val="single" w:color="CCCCCC" w:sz="1"/>
+            </w:tcBorders>
+            <w:shd w:fill="F2F3F4" w:val="clear"/>
+            <w:tcMar>
+              <w:top w:type="dxa" w:w="80"/>
+              <w:left w:type="dxa" w:w="120"/>
+              <w:bottom w:type="dxa" w:w="80"/>
+              <w:right w:type="dxa" w:w="120"/>
+            </w:tcMar>
+          </w:tcPr>
+          <w:p>
+            <w:r>
+              <w:rPr>
+                <w:rFonts w:ascii="Arial" w:cs="Arial" w:eastAsia="Arial" w:hAnsi="Arial"/>
+                <w:b/>
+                <w:bCs/>
+                <w:sz w:val="18"/>
+                <w:szCs w:val="18"/>
+              </w:rPr>
+              <w:t xml:space="preserve">Notes</w:t>
+            </w:r>
+          </w:p>
+        </w:tc>
+        <w:tc>
+          <w:tcPr>
+            <w:tcW w:type="dxa" w:w="7560"/>
+            <w:tcBorders>
+              <w:top w:val="single" w:color="CCCCCC" w:sz="1"/>
+              <w:left w:val="single" w:color="CCCCCC" w:sz="1"/>
+              <w:bottom w:val="single" w:color="CCCCCC" w:sz="1"/>
+              <w:right w:val="single" w:color="CCCCCC" w:sz="1"/>
+            </w:tcBorders>
+            <w:tcMar>
+              <w:top w:type="dxa" w:w="80"/>
+              <w:left w:type="dxa" w:w="120"/>
+              <w:bottom w:type="dxa" w:w="80"/>
+              <w:right w:type="dxa" w:w="120"/>
+            </w:tcMar>
+          </w:tcPr>
+          <w:p>
+            <w:r>
+              <w:rPr>
+                <w:rFonts w:ascii="Arial" w:cs="Arial" w:eastAsia="Arial" w:hAnsi="Arial"/>
+                <w:sz w:val="18"/>
+                <w:szCs w:val="18"/>
+              </w:rPr>
+              <w:t xml:space="preserve">Regular Saturday food truck host. Firebread books Saturdays 11AM–3PM.</w:t>
+            </w:r>
+          </w:p>
+        </w:tc>
+      </w:tr>
+    </w:tbl>
+    <w:p>
+      <w:pPr>
+        <w:pStyle w:val="Heading2"/>
+        <w:pBdr>
+          <w:bottom w:val="single" w:color="145A32" w:sz="4"/>
+        </w:pBdr>
+        <w:spacing w:after="60" w:before="320"/>
+      </w:pPr>
+      <w:r>
+        <w:rPr>
+          <w:rFonts w:ascii="Arial" w:cs="Arial" w:eastAsia="Arial" w:hAnsi="Arial"/>
+          <w:b/>
+          <w:bCs/>
+          <w:color w:val="145A32"/>
+          <w:sz w:val="26"/>
+          <w:szCs w:val="26"/>
+        </w:rPr>
+        <w:t xml:space="preserve">Peace River Campground</w:t>
+      </w:r>
+    </w:p>
+    <w:tbl>
+      <w:tblPr>
+        <w:tblW w:type="dxa" w:w="9360"/>
+        <w:tblBorders>
+          <w:top w:val="single" w:color="auto" w:sz="4"/>
+          <w:left w:val="single" w:color="auto" w:sz="4"/>
+          <w:bottom w:val="single" w:color="auto" w:sz="4"/>
+          <w:right w:val="single" w:color="auto" w:sz="4"/>
+          <w:insideH w:val="single" w:color="auto" w:sz="4"/>
+          <w:insideV w:val="single" w:color="auto" w:sz="4"/>
+        </w:tblBorders>
+      </w:tblPr>
+      <w:tblGrid>
+        <w:gridCol w:w="1800"/>
+        <w:gridCol w:w="7560"/>
+      </w:tblGrid>
+      <w:tr>
+        <w:tc>
+          <w:tcPr>
+            <w:tcW w:type="dxa" w:w="1800"/>
+            <w:tcBorders>
+              <w:top w:val="single" w:color="CCCCCC" w:sz="1"/>
+              <w:left w:val="single" w:color="CCCCCC" w:sz="1"/>
+              <w:bottom w:val="single" w:color="CCCCCC" w:sz="1"/>
+              <w:right w:val="single" w:color="CCCCCC" w:sz="1"/>
+            </w:tcBorders>
+            <w:shd w:fill="F2F3F4" w:val="clear"/>
+            <w:tcMar>
+              <w:top w:type="dxa" w:w="80"/>
+              <w:left w:type="dxa" w:w="120"/>
+              <w:bottom w:type="dxa" w:w="80"/>
+              <w:right w:type="dxa" w:w="120"/>
+            </w:tcMar>
+          </w:tcPr>
+          <w:p>
+            <w:r>
+              <w:rPr>
+                <w:rFonts w:ascii="Arial" w:cs="Arial" w:eastAsia="Arial" w:hAnsi="Arial"/>
+                <w:b/>
+                <w:bCs/>
+                <w:sz w:val="18"/>
+                <w:szCs w:val="18"/>
+              </w:rPr>
+              <w:t xml:space="preserve">Source</w:t>
+            </w:r>
+          </w:p>
+        </w:tc>
+        <w:tc>
+          <w:tcPr>
+            <w:tcW w:type="dxa" w:w="7560"/>
+            <w:tcBorders>
+              <w:top w:val="single" w:color="CCCCCC" w:sz="1"/>
+              <w:left w:val="single" w:color="CCCCCC" w:sz="1"/>
+              <w:bottom w:val="single" w:color="CCCCCC" w:sz="1"/>
+              <w:right w:val="single" w:color="CCCCCC" w:sz="1"/>
+            </w:tcBorders>
+            <w:tcMar>
+              <w:top w:type="dxa" w:w="80"/>
+              <w:left w:type="dxa" w:w="120"/>
+              <w:bottom w:type="dxa" w:w="80"/>
+              <w:right w:type="dxa" w:w="120"/>
+            </w:tcMar>
+          </w:tcPr>
+          <w:p>
+            <w:r>
+              <w:rPr>
+                <w:rFonts w:ascii="Arial" w:cs="Arial" w:eastAsia="Arial" w:hAnsi="Arial"/>
+                <w:sz w:val="18"/>
+                <w:szCs w:val="18"/>
+              </w:rPr>
+              <w:t xml:space="preserve">SWFL Food Truck Depot (Miz Shirley Shrimp Shack schedule)</w:t>
+            </w:r>
+          </w:p>
+        </w:tc>
+      </w:tr>
+      <w:tr>
+        <w:tc>
+          <w:tcPr>
+            <w:tcW w:type="dxa" w:w="1800"/>
+            <w:tcBorders>
+              <w:top w:val="single" w:color="CCCCCC" w:sz="1"/>
+              <w:left w:val="single" w:color="CCCCCC" w:sz="1"/>
+              <w:bottom w:val="single" w:color="CCCCCC" w:sz="1"/>
+              <w:right w:val="single" w:color="CCCCCC" w:sz="1"/>
+            </w:tcBorders>
+            <w:shd w:fill="F2F3F4" w:val="clear"/>
+            <w:tcMar>
+              <w:top w:type="dxa" w:w="80"/>
+              <w:left w:type="dxa" w:w="120"/>
+              <w:bottom w:type="dxa" w:w="80"/>
+              <w:right w:type="dxa" w:w="120"/>
+            </w:tcMar>
+          </w:tcPr>
+          <w:p>
+            <w:r>
+              <w:rPr>
+                <w:rFonts w:ascii="Arial" w:cs="Arial" w:eastAsia="Arial" w:hAnsi="Arial"/>
+                <w:b/>
+                <w:bCs/>
+                <w:sz w:val="18"/>
+                <w:szCs w:val="18"/>
+              </w:rPr>
+              <w:t xml:space="preserve">Location</w:t>
+            </w:r>
+          </w:p>
+        </w:tc>
+        <w:tc>
+          <w:tcPr>
+            <w:tcW w:type="dxa" w:w="7560"/>
+            <w:tcBorders>
+              <w:top w:val="single" w:color="CCCCCC" w:sz="1"/>
+              <w:left w:val="single" w:color="CCCCCC" w:sz="1"/>
+              <w:bottom w:val="single" w:color="CCCCCC" w:sz="1"/>
+              <w:right w:val="single" w:color="CCCCCC" w:sz="1"/>
+            </w:tcBorders>
+            <w:tcMar>
+              <w:top w:type="dxa" w:w="80"/>
+              <w:left w:type="dxa" w:w="120"/>
+              <w:bottom w:type="dxa" w:w="80"/>
+              <w:right w:type="dxa" w:w="120"/>
+            </w:tcMar>
+          </w:tcPr>
+          <w:p>
+            <w:r>
+              <w:rPr>
+                <w:rFonts w:ascii="Arial" w:cs="Arial" w:eastAsia="Arial" w:hAnsi="Arial"/>
+                <w:sz w:val="18"/>
+                <w:szCs w:val="18"/>
+              </w:rPr>
+              <w:t xml:space="preserve">2998 FL-70, Arcadia, FL</w:t>
+            </w:r>
+          </w:p>
+        </w:tc>
+      </w:tr>
+      <w:tr>
+        <w:tc>
+          <w:tcPr>
+            <w:tcW w:type="dxa" w:w="1800"/>
+            <w:tcBorders>
+              <w:top w:val="single" w:color="CCCCCC" w:sz="1"/>
+              <w:left w:val="single" w:color="CCCCCC" w:sz="1"/>
+              <w:bottom w:val="single" w:color="CCCCCC" w:sz="1"/>
+              <w:right w:val="single" w:color="CCCCCC" w:sz="1"/>
+            </w:tcBorders>
+            <w:shd w:fill="F2F3F4" w:val="clear"/>
+            <w:tcMar>
+              <w:top w:type="dxa" w:w="80"/>
+              <w:left w:type="dxa" w:w="120"/>
+              <w:bottom w:type="dxa" w:w="80"/>
+              <w:right w:type="dxa" w:w="120"/>
+            </w:tcMar>
+          </w:tcPr>
+          <w:p>
+            <w:r>
+              <w:rPr>
+                <w:rFonts w:ascii="Arial" w:cs="Arial" w:eastAsia="Arial" w:hAnsi="Arial"/>
+                <w:b/>
+                <w:bCs/>
+                <w:sz w:val="18"/>
+                <w:szCs w:val="18"/>
+              </w:rPr>
+              <w:t xml:space="preserve">Notes</w:t>
+            </w:r>
+          </w:p>
+        </w:tc>
+        <w:tc>
+          <w:tcPr>
+            <w:tcW w:type="dxa" w:w="7560"/>
+            <w:tcBorders>
+              <w:top w:val="single" w:color="CCCCCC" w:sz="1"/>
+              <w:left w:val="single" w:color="CCCCCC" w:sz="1"/>
+              <w:bottom w:val="single" w:color="CCCCCC" w:sz="1"/>
+              <w:right w:val="single" w:color="CCCCCC" w:sz="1"/>
+            </w:tcBorders>
+            <w:tcMar>
+              <w:top w:type="dxa" w:w="80"/>
+              <w:left w:type="dxa" w:w="120"/>
+              <w:bottom w:type="dxa" w:w="80"/>
+              <w:right w:type="dxa" w:w="120"/>
+            </w:tcMar>
+          </w:tcPr>
+          <w:p>
+            <w:r>
+              <w:rPr>
+                <w:rFonts w:ascii="Arial" w:cs="Arial" w:eastAsia="Arial" w:hAnsi="Arial"/>
+                <w:sz w:val="18"/>
+                <w:szCs w:val="18"/>
+              </w:rPr>
+              <w:t xml:space="preserve">Campground hosting weekend food trucks. Miz Shirley Shrimp Shack books Sat/Sun 11AM–6PM.</w:t>
+            </w:r>
+          </w:p>
+        </w:tc>
+      </w:tr>
+    </w:tbl>
+    <w:p>
+      <w:pPr>
+        <w:pStyle w:val="Heading2"/>
+        <w:pBdr>
+          <w:bottom w:val="single" w:color="145A32" w:sz="4"/>
+        </w:pBdr>
+        <w:spacing w:after="60" w:before="320"/>
+      </w:pPr>
+      <w:r>
+        <w:rPr>
+          <w:rFonts w:ascii="Arial" w:cs="Arial" w:eastAsia="Arial" w:hAnsi="Arial"/>
+          <w:b/>
+          <w:bCs/>
+          <w:color w:val="145A32"/>
+          <w:sz w:val="26"/>
+          <w:szCs w:val="26"/>
+        </w:rPr>
+        <w:t xml:space="preserve">Pelican SnoBalls &amp; Mini Golf</w:t>
+      </w:r>
+    </w:p>
+    <w:tbl>
+      <w:tblPr>
+        <w:tblW w:type="dxa" w:w="9360"/>
+        <w:tblBorders>
+          <w:top w:val="single" w:color="auto" w:sz="4"/>
+          <w:left w:val="single" w:color="auto" w:sz="4"/>
+          <w:bottom w:val="single" w:color="auto" w:sz="4"/>
+          <w:right w:val="single" w:color="auto" w:sz="4"/>
+          <w:insideH w:val="single" w:color="auto" w:sz="4"/>
+          <w:insideV w:val="single" w:color="auto" w:sz="4"/>
+        </w:tblBorders>
+      </w:tblPr>
+      <w:tblGrid>
+        <w:gridCol w:w="1800"/>
+        <w:gridCol w:w="7560"/>
+      </w:tblGrid>
+      <w:tr>
+        <w:tc>
+          <w:tcPr>
+            <w:tcW w:type="dxa" w:w="1800"/>
+            <w:tcBorders>
+              <w:top w:val="single" w:color="CCCCCC" w:sz="1"/>
+              <w:left w:val="single" w:color="CCCCCC" w:sz="1"/>
+              <w:bottom w:val="single" w:color="CCCCCC" w:sz="1"/>
+              <w:right w:val="single" w:color="CCCCCC" w:sz="1"/>
+            </w:tcBorders>
+            <w:shd w:fill="F2F3F4" w:val="clear"/>
+            <w:tcMar>
+              <w:top w:type="dxa" w:w="80"/>
+              <w:left w:type="dxa" w:w="120"/>
+              <w:bottom w:type="dxa" w:w="80"/>
+              <w:right w:type="dxa" w:w="120"/>
+            </w:tcMar>
+          </w:tcPr>
+          <w:p>
+            <w:r>
+              <w:rPr>
+                <w:rFonts w:ascii="Arial" w:cs="Arial" w:eastAsia="Arial" w:hAnsi="Arial"/>
+                <w:b/>
+                <w:bCs/>
+                <w:sz w:val="18"/>
+                <w:szCs w:val="18"/>
+              </w:rPr>
+              <w:t xml:space="preserve">Source</w:t>
+            </w:r>
+          </w:p>
+        </w:tc>
+        <w:tc>
+          <w:tcPr>
+            <w:tcW w:type="dxa" w:w="7560"/>
+            <w:tcBorders>
+              <w:top w:val="single" w:color="CCCCCC" w:sz="1"/>
+              <w:left w:val="single" w:color="CCCCCC" w:sz="1"/>
+              <w:bottom w:val="single" w:color="CCCCCC" w:sz="1"/>
+              <w:right w:val="single" w:color="CCCCCC" w:sz="1"/>
+            </w:tcBorders>
+            <w:tcMar>
+              <w:top w:type="dxa" w:w="80"/>
+              <w:left w:type="dxa" w:w="120"/>
+              <w:bottom w:type="dxa" w:w="80"/>
+              <w:right w:type="dxa" w:w="120"/>
+            </w:tcMar>
+          </w:tcPr>
+          <w:p>
+            <w:r>
+              <w:rPr>
+                <w:rFonts w:ascii="Arial" w:cs="Arial" w:eastAsia="Arial" w:hAnsi="Arial"/>
+                <w:sz w:val="18"/>
+                <w:szCs w:val="18"/>
+              </w:rPr>
+              <w:t xml:space="preserve">SWFL Food Truck Depot</w:t>
+            </w:r>
+          </w:p>
+        </w:tc>
+      </w:tr>
+      <w:tr>
+        <w:tc>
+          <w:tcPr>
+            <w:tcW w:type="dxa" w:w="1800"/>
+            <w:tcBorders>
+              <w:top w:val="single" w:color="CCCCCC" w:sz="1"/>
+              <w:left w:val="single" w:color="CCCCCC" w:sz="1"/>
+              <w:bottom w:val="single" w:color="CCCCCC" w:sz="1"/>
+              <w:right w:val="single" w:color="CCCCCC" w:sz="1"/>
+            </w:tcBorders>
+            <w:shd w:fill="F2F3F4" w:val="clear"/>
+            <w:tcMar>
+              <w:top w:type="dxa" w:w="80"/>
+              <w:left w:type="dxa" w:w="120"/>
+              <w:bottom w:type="dxa" w:w="80"/>
+              <w:right w:type="dxa" w:w="120"/>
+            </w:tcMar>
+          </w:tcPr>
+          <w:p>
+            <w:r>
+              <w:rPr>
+                <w:rFonts w:ascii="Arial" w:cs="Arial" w:eastAsia="Arial" w:hAnsi="Arial"/>
+                <w:b/>
+                <w:bCs/>
+                <w:sz w:val="18"/>
+                <w:szCs w:val="18"/>
+              </w:rPr>
+              <w:t xml:space="preserve">Facebook</w:t>
+            </w:r>
+          </w:p>
+        </w:tc>
+        <w:tc>
+          <w:tcPr>
+            <w:tcW w:type="dxa" w:w="7560"/>
+            <w:tcBorders>
+              <w:top w:val="single" w:color="CCCCCC" w:sz="1"/>
+              <w:left w:val="single" w:color="CCCCCC" w:sz="1"/>
+              <w:bottom w:val="single" w:color="CCCCCC" w:sz="1"/>
+              <w:right w:val="single" w:color="CCCCCC" w:sz="1"/>
+            </w:tcBorders>
+            <w:tcMar>
+              <w:top w:type="dxa" w:w="80"/>
+              <w:left w:type="dxa" w:w="120"/>
+              <w:bottom w:type="dxa" w:w="80"/>
+              <w:right w:type="dxa" w:w="120"/>
+            </w:tcMar>
+          </w:tcPr>
+          <w:p>
+            <w:r>
+              <w:rPr>
+                <w:rFonts w:ascii="Arial" w:cs="Arial" w:eastAsia="Arial" w:hAnsi="Arial"/>
+                <w:sz w:val="18"/>
+                <w:szCs w:val="18"/>
+              </w:rPr>
+              <w:t xml:space="preserve">Pelican SnoBalls &amp; Mini Golf</w:t>
+            </w:r>
+          </w:p>
+        </w:tc>
+      </w:tr>
+      <w:tr>
+        <w:tc>
+          <w:tcPr>
+            <w:tcW w:type="dxa" w:w="1800"/>
+            <w:tcBorders>
+              <w:top w:val="single" w:color="CCCCCC" w:sz="1"/>
+              <w:left w:val="single" w:color="CCCCCC" w:sz="1"/>
+              <w:bottom w:val="single" w:color="CCCCCC" w:sz="1"/>
+              <w:right w:val="single" w:color="CCCCCC" w:sz="1"/>
+            </w:tcBorders>
+            <w:shd w:fill="F2F3F4" w:val="clear"/>
+            <w:tcMar>
+              <w:top w:type="dxa" w:w="80"/>
+              <w:left w:type="dxa" w:w="120"/>
+              <w:bottom w:type="dxa" w:w="80"/>
+              <w:right w:type="dxa" w:w="120"/>
+            </w:tcMar>
+          </w:tcPr>
+          <w:p>
+            <w:r>
+              <w:rPr>
+                <w:rFonts w:ascii="Arial" w:cs="Arial" w:eastAsia="Arial" w:hAnsi="Arial"/>
+                <w:b/>
+                <w:bCs/>
+                <w:sz w:val="18"/>
+                <w:szCs w:val="18"/>
+              </w:rPr>
+              <w:t xml:space="preserve">Location</w:t>
+            </w:r>
+          </w:p>
+        </w:tc>
+        <w:tc>
+          <w:tcPr>
+            <w:tcW w:type="dxa" w:w="7560"/>
+            <w:tcBorders>
+              <w:top w:val="single" w:color="CCCCCC" w:sz="1"/>
+              <w:left w:val="single" w:color="CCCCCC" w:sz="1"/>
+              <w:bottom w:val="single" w:color="CCCCCC" w:sz="1"/>
+              <w:right w:val="single" w:color="CCCCCC" w:sz="1"/>
+            </w:tcBorders>
+            <w:tcMar>
+              <w:top w:type="dxa" w:w="80"/>
+              <w:left w:type="dxa" w:w="120"/>
+              <w:bottom w:type="dxa" w:w="80"/>
+              <w:right w:type="dxa" w:w="120"/>
+            </w:tcMar>
+          </w:tcPr>
+          <w:p>
+            <w:r>
+              <w:rPr>
+                <w:rFonts w:ascii="Arial" w:cs="Arial" w:eastAsia="Arial" w:hAnsi="Arial"/>
+                <w:sz w:val="18"/>
+                <w:szCs w:val="18"/>
+              </w:rPr>
+              <w:t xml:space="preserve">SWFL</w:t>
+            </w:r>
+          </w:p>
+        </w:tc>
+      </w:tr>
+      <w:tr>
+        <w:tc>
+          <w:tcPr>
+            <w:tcW w:type="dxa" w:w="1800"/>
+            <w:tcBorders>
+              <w:top w:val="single" w:color="CCCCCC" w:sz="1"/>
+              <w:left w:val="single" w:color="CCCCCC" w:sz="1"/>
+              <w:bottom w:val="single" w:color="CCCCCC" w:sz="1"/>
+              <w:right w:val="single" w:color="CCCCCC" w:sz="1"/>
+            </w:tcBorders>
+            <w:shd w:fill="F2F3F4" w:val="clear"/>
+            <w:tcMar>
+              <w:top w:type="dxa" w:w="80"/>
+              <w:left w:type="dxa" w:w="120"/>
+              <w:bottom w:type="dxa" w:w="80"/>
+              <w:right w:type="dxa" w:w="120"/>
+            </w:tcMar>
+          </w:tcPr>
+          <w:p>
+            <w:r>
+              <w:rPr>
+                <w:rFonts w:ascii="Arial" w:cs="Arial" w:eastAsia="Arial" w:hAnsi="Arial"/>
+                <w:b/>
+                <w:bCs/>
+                <w:sz w:val="18"/>
+                <w:szCs w:val="18"/>
+              </w:rPr>
+              <w:t xml:space="preserve">Notes</w:t>
+            </w:r>
+          </w:p>
+        </w:tc>
+        <w:tc>
+          <w:tcPr>
+            <w:tcW w:type="dxa" w:w="7560"/>
+            <w:tcBorders>
+              <w:top w:val="single" w:color="CCCCCC" w:sz="1"/>
+              <w:left w:val="single" w:color="CCCCCC" w:sz="1"/>
+              <w:bottom w:val="single" w:color="CCCCCC" w:sz="1"/>
+              <w:right w:val="single" w:color="CCCCCC" w:sz="1"/>
+            </w:tcBorders>
+            <w:tcMar>
+              <w:top w:type="dxa" w:w="80"/>
+              <w:left w:type="dxa" w:w="120"/>
+              <w:bottom w:type="dxa" w:w="80"/>
+              <w:right w:type="dxa" w:w="120"/>
+            </w:tcMar>
+          </w:tcPr>
+          <w:p>
+            <w:r>
+              <w:rPr>
+                <w:rFonts w:ascii="Arial" w:cs="Arial" w:eastAsia="Arial" w:hAnsi="Arial"/>
+                <w:sz w:val="18"/>
+                <w:szCs w:val="18"/>
+              </w:rPr>
+              <w:t xml:space="preserve">Regular Thursday food truck host. The Fat Cowboys Food Truck books Thursdays (window opens 4PM).</w:t>
+            </w:r>
+          </w:p>
+        </w:tc>
+      </w:tr>
+    </w:tbl>
+    <w:p>
+      <w:pPr>
+        <w:pStyle w:val="Heading2"/>
+        <w:pBdr>
+          <w:bottom w:val="single" w:color="145A32" w:sz="4"/>
+        </w:pBdr>
+        <w:spacing w:after="60" w:before="320"/>
+      </w:pPr>
+      <w:r>
+        <w:rPr>
+          <w:rFonts w:ascii="Arial" w:cs="Arial" w:eastAsia="Arial" w:hAnsi="Arial"/>
+          <w:b/>
+          <w:bCs/>
+          <w:color w:val="145A32"/>
+          <w:sz w:val="26"/>
+          <w:szCs w:val="26"/>
+        </w:rPr>
+        <w:t xml:space="preserve">Mike Greenwell Regional Park</w:t>
+      </w:r>
+    </w:p>
+    <w:tbl>
+      <w:tblPr>
+        <w:tblW w:type="dxa" w:w="9360"/>
+        <w:tblBorders>
+          <w:top w:val="single" w:color="auto" w:sz="4"/>
+          <w:left w:val="single" w:color="auto" w:sz="4"/>
+          <w:bottom w:val="single" w:color="auto" w:sz="4"/>
+          <w:right w:val="single" w:color="auto" w:sz="4"/>
+          <w:insideH w:val="single" w:color="auto" w:sz="4"/>
+          <w:insideV w:val="single" w:color="auto" w:sz="4"/>
+        </w:tblBorders>
+      </w:tblPr>
+      <w:tblGrid>
+        <w:gridCol w:w="1800"/>
+        <w:gridCol w:w="7560"/>
+      </w:tblGrid>
+      <w:tr>
+        <w:tc>
+          <w:tcPr>
+            <w:tcW w:type="dxa" w:w="1800"/>
+            <w:tcBorders>
+              <w:top w:val="single" w:color="CCCCCC" w:sz="1"/>
+              <w:left w:val="single" w:color="CCCCCC" w:sz="1"/>
+              <w:bottom w:val="single" w:color="CCCCCC" w:sz="1"/>
+              <w:right w:val="single" w:color="CCCCCC" w:sz="1"/>
+            </w:tcBorders>
+            <w:shd w:fill="F2F3F4" w:val="clear"/>
+            <w:tcMar>
+              <w:top w:type="dxa" w:w="80"/>
+              <w:left w:type="dxa" w:w="120"/>
+              <w:bottom w:type="dxa" w:w="80"/>
+              <w:right w:type="dxa" w:w="120"/>
+            </w:tcMar>
+          </w:tcPr>
+          <w:p>
+            <w:r>
+              <w:rPr>
+                <w:rFonts w:ascii="Arial" w:cs="Arial" w:eastAsia="Arial" w:hAnsi="Arial"/>
+                <w:b/>
+                <w:bCs/>
+                <w:sz w:val="18"/>
+                <w:szCs w:val="18"/>
+              </w:rPr>
+              <w:t xml:space="preserve">Primary Contact</w:t>
+            </w:r>
+          </w:p>
+        </w:tc>
+        <w:tc>
+          <w:tcPr>
+            <w:tcW w:type="dxa" w:w="7560"/>
+            <w:tcBorders>
+              <w:top w:val="single" w:color="CCCCCC" w:sz="1"/>
+              <w:left w:val="single" w:color="CCCCCC" w:sz="1"/>
+              <w:bottom w:val="single" w:color="CCCCCC" w:sz="1"/>
+              <w:right w:val="single" w:color="CCCCCC" w:sz="1"/>
+            </w:tcBorders>
+            <w:tcMar>
+              <w:top w:type="dxa" w:w="80"/>
+              <w:left w:type="dxa" w:w="120"/>
+              <w:bottom w:type="dxa" w:w="80"/>
+              <w:right w:type="dxa" w:w="120"/>
+            </w:tcMar>
+          </w:tcPr>
+          <w:p>
+            <w:r>
+              <w:rPr>
+                <w:rFonts w:ascii="Arial" w:cs="Arial" w:eastAsia="Arial" w:hAnsi="Arial"/>
+                <w:sz w:val="18"/>
+                <w:szCs w:val="18"/>
+              </w:rPr>
+              <w:t xml:space="preserve">Battle Bros Events (via Vendors@BattleBrosEvents.com)</w:t>
+            </w:r>
+          </w:p>
+        </w:tc>
+      </w:tr>
+      <w:tr>
+        <w:tc>
+          <w:tcPr>
+            <w:tcW w:type="dxa" w:w="1800"/>
+            <w:tcBorders>
+              <w:top w:val="single" w:color="CCCCCC" w:sz="1"/>
+              <w:left w:val="single" w:color="CCCCCC" w:sz="1"/>
+              <w:bottom w:val="single" w:color="CCCCCC" w:sz="1"/>
+              <w:right w:val="single" w:color="CCCCCC" w:sz="1"/>
+            </w:tcBorders>
+            <w:shd w:fill="F2F3F4" w:val="clear"/>
+            <w:tcMar>
+              <w:top w:type="dxa" w:w="80"/>
+              <w:left w:type="dxa" w:w="120"/>
+              <w:bottom w:type="dxa" w:w="80"/>
+              <w:right w:type="dxa" w:w="120"/>
+            </w:tcMar>
+          </w:tcPr>
+          <w:p>
+            <w:r>
+              <w:rPr>
+                <w:rFonts w:ascii="Arial" w:cs="Arial" w:eastAsia="Arial" w:hAnsi="Arial"/>
+                <w:b/>
+                <w:bCs/>
+                <w:sz w:val="18"/>
+                <w:szCs w:val="18"/>
+              </w:rPr>
+              <w:t xml:space="preserve">Source</w:t>
+            </w:r>
+          </w:p>
+        </w:tc>
+        <w:tc>
+          <w:tcPr>
+            <w:tcW w:type="dxa" w:w="7560"/>
+            <w:tcBorders>
+              <w:top w:val="single" w:color="CCCCCC" w:sz="1"/>
+              <w:left w:val="single" w:color="CCCCCC" w:sz="1"/>
+              <w:bottom w:val="single" w:color="CCCCCC" w:sz="1"/>
+              <w:right w:val="single" w:color="CCCCCC" w:sz="1"/>
+            </w:tcBorders>
+            <w:tcMar>
+              <w:top w:type="dxa" w:w="80"/>
+              <w:left w:type="dxa" w:w="120"/>
+              <w:bottom w:type="dxa" w:w="80"/>
+              <w:right w:type="dxa" w:w="120"/>
+            </w:tcMar>
+          </w:tcPr>
+          <w:p>
+            <w:r>
+              <w:rPr>
+                <w:rFonts w:ascii="Arial" w:cs="Arial" w:eastAsia="Arial" w:hAnsi="Arial"/>
+                <w:sz w:val="18"/>
+                <w:szCs w:val="18"/>
+              </w:rPr>
+              <w:t xml:space="preserve">SWFL Food Truck Depot</w:t>
+            </w:r>
+          </w:p>
+        </w:tc>
+      </w:tr>
+      <w:tr>
+        <w:tc>
+          <w:tcPr>
+            <w:tcW w:type="dxa" w:w="1800"/>
+            <w:tcBorders>
+              <w:top w:val="single" w:color="CCCCCC" w:sz="1"/>
+              <w:left w:val="single" w:color="CCCCCC" w:sz="1"/>
+              <w:bottom w:val="single" w:color="CCCCCC" w:sz="1"/>
+              <w:right w:val="single" w:color="CCCCCC" w:sz="1"/>
+            </w:tcBorders>
+            <w:shd w:fill="F2F3F4" w:val="clear"/>
+            <w:tcMar>
+              <w:top w:type="dxa" w:w="80"/>
+              <w:left w:type="dxa" w:w="120"/>
+              <w:bottom w:type="dxa" w:w="80"/>
+              <w:right w:type="dxa" w:w="120"/>
+            </w:tcMar>
+          </w:tcPr>
+          <w:p>
+            <w:r>
+              <w:rPr>
+                <w:rFonts w:ascii="Arial" w:cs="Arial" w:eastAsia="Arial" w:hAnsi="Arial"/>
+                <w:b/>
+                <w:bCs/>
+                <w:sz w:val="18"/>
+                <w:szCs w:val="18"/>
+              </w:rPr>
+              <w:t xml:space="preserve">Location</w:t>
+            </w:r>
+          </w:p>
+        </w:tc>
+        <w:tc>
+          <w:tcPr>
+            <w:tcW w:type="dxa" w:w="7560"/>
+            <w:tcBorders>
+              <w:top w:val="single" w:color="CCCCCC" w:sz="1"/>
+              <w:left w:val="single" w:color="CCCCCC" w:sz="1"/>
+              <w:bottom w:val="single" w:color="CCCCCC" w:sz="1"/>
+              <w:right w:val="single" w:color="CCCCCC" w:sz="1"/>
+            </w:tcBorders>
+            <w:tcMar>
+              <w:top w:type="dxa" w:w="80"/>
+              <w:left w:type="dxa" w:w="120"/>
+              <w:bottom w:type="dxa" w:w="80"/>
+              <w:right w:type="dxa" w:w="120"/>
+            </w:tcMar>
+          </w:tcPr>
+          <w:p>
+            <w:r>
+              <w:rPr>
+                <w:rFonts w:ascii="Arial" w:cs="Arial" w:eastAsia="Arial" w:hAnsi="Arial"/>
+                <w:sz w:val="18"/>
+                <w:szCs w:val="18"/>
+              </w:rPr>
+              <w:t xml:space="preserve">Cape Coral area, FL</w:t>
+            </w:r>
+          </w:p>
+        </w:tc>
+      </w:tr>
+      <w:tr>
+        <w:tc>
+          <w:tcPr>
+            <w:tcW w:type="dxa" w:w="1800"/>
+            <w:tcBorders>
+              <w:top w:val="single" w:color="CCCCCC" w:sz="1"/>
+              <w:left w:val="single" w:color="CCCCCC" w:sz="1"/>
+              <w:bottom w:val="single" w:color="CCCCCC" w:sz="1"/>
+              <w:right w:val="single" w:color="CCCCCC" w:sz="1"/>
+            </w:tcBorders>
+            <w:shd w:fill="F2F3F4" w:val="clear"/>
+            <w:tcMar>
+              <w:top w:type="dxa" w:w="80"/>
+              <w:left w:type="dxa" w:w="120"/>
+              <w:bottom w:type="dxa" w:w="80"/>
+              <w:right w:type="dxa" w:w="120"/>
+            </w:tcMar>
+          </w:tcPr>
+          <w:p>
+            <w:r>
+              <w:rPr>
+                <w:rFonts w:ascii="Arial" w:cs="Arial" w:eastAsia="Arial" w:hAnsi="Arial"/>
+                <w:b/>
+                <w:bCs/>
+                <w:sz w:val="18"/>
+                <w:szCs w:val="18"/>
+              </w:rPr>
+              <w:t xml:space="preserve">Notes</w:t>
+            </w:r>
+          </w:p>
+        </w:tc>
+        <w:tc>
+          <w:tcPr>
+            <w:tcW w:type="dxa" w:w="7560"/>
+            <w:tcBorders>
+              <w:top w:val="single" w:color="CCCCCC" w:sz="1"/>
+              <w:left w:val="single" w:color="CCCCCC" w:sz="1"/>
+              <w:bottom w:val="single" w:color="CCCCCC" w:sz="1"/>
+              <w:right w:val="single" w:color="CCCCCC" w:sz="1"/>
+            </w:tcBorders>
+            <w:tcMar>
+              <w:top w:type="dxa" w:w="80"/>
+              <w:left w:type="dxa" w:w="120"/>
+              <w:bottom w:type="dxa" w:w="80"/>
+              <w:right w:type="dxa" w:w="120"/>
+            </w:tcMar>
+          </w:tcPr>
+          <w:p>
+            <w:r>
+              <w:rPr>
+                <w:rFonts w:ascii="Arial" w:cs="Arial" w:eastAsia="Arial" w:hAnsi="Arial"/>
+                <w:sz w:val="18"/>
+                <w:szCs w:val="18"/>
+              </w:rPr>
+              <w:t xml:space="preserve">Public park hosting large events. SW Florida Food Fest &amp; Craft Fair scheduled May 30, 2026. Vendor registration via BattleBrosEvents.com.</w:t>
+            </w:r>
+          </w:p>
+        </w:tc>
+      </w:tr>
+    </w:tbl>
     <w:sectPr>
-      <w:footerReference w:type="default" r:id="rId6"/>
-      <w:pgSz w:w="12240" w:h="15840" w:orient="portrait"/>
-      <w:pgMar w:top="1080" w:right="1080" w:bottom="1080" w:left="1080" w:header="708" w:footer="708" w:gutter="0"/>
+      <w:pgSz w:w="11906" w:h="16838" w:orient="portrait"/>
+      <w:pgMar w:top="1440" w:right="1440" w:bottom="1440" w:left="1440" w:header="708" w:footer="708" w:gutter="0"/>
       <w:pgNumType/>
       <w:docGrid w:linePitch="360"/>
     </w:sectPr>
@@ -5815,35 +9977,41 @@
 <w:comments xmlns:cx="http://schemas.microsoft.com/office/drawing/2014/chartex" xmlns:cx1="http://schemas.microsoft.com/office/drawing/2015/9/8/chartex" xmlns:cx2="http://schemas.microsoft.com/office/drawing/2015/10/21/chartex" xmlns:cx3="http://schemas.microsoft.com/office/drawing/2016/5/9/chartex" xmlns:cx4="http://schemas.microsoft.com/office/drawing/2016/5/10/chartex" xmlns:cx5="http://schemas.microsoft.com/office/drawing/2016/5/11/chartex" xmlns:cx6="http://schemas.microsoft.com/office/drawing/2016/5/12/chartex" xmlns:cx7="http://schemas.microsoft.com/office/drawing/2016/5/13/chartex" xmlns:cx8="http://schemas.microsoft.com/office/drawing/2016/5/14/chartex" xmlns:mc="http://schemas.openxmlformats.org/markup-compatibility/2006" xmlns:aink="http://schemas.microsoft.com/office/drawing/2016/ink" xmlns:am3d="http://schemas.microsoft.com/office/drawing/2017/model3d" xmlns:o="urn:schemas-microsoft-com:office:office" xmlns:r="http://schemas.openxmlformats.org/officeDocument/2006/relationships" xmlns:m="http://schemas.openxmlformats.org/officeDocument/2006/math" xmlns:v="urn:schemas-microsoft-com:vml" xmlns:wp14="http://schemas.microsoft.com/office/word/2010/wordprocessingDrawing" xmlns:wp="http://schemas.openxmlformats.org/drawingml/2006/wordprocessingDrawing" xmlns:w10="urn:schemas-microsoft-com:office:word" xmlns:w="http://schemas.openxmlformats.org/wordprocessingml/2006/main" xmlns:w14="http://schemas.microsoft.com/office/word/2010/wordml" xmlns:w15="http://schemas.microsoft.com/office/word/2012/wordml" xmlns:w16cex="http://schemas.microsoft.com/office/word/2018/wordml/cex" xmlns:w16cid="http://schemas.microsoft.com/office/word/2016/wordml/cid" xmlns:w16="http://schemas.microsoft.com/office/word/2018/wordml" xmlns:w16sdtdh="http://schemas.microsoft.com/office/word/2020/wordml/sdtdatahash" xmlns:w16se="http://schemas.microsoft.com/office/word/2015/wordml/symex" xmlns:wpg="http://schemas.microsoft.com/office/word/2010/wordprocessingGroup" xmlns:wpi="http://schemas.microsoft.com/office/word/2010/wordprocessingInk" xmlns:wne="http://schemas.microsoft.com/office/word/2006/wordml" xmlns:wps="http://schemas.microsoft.com/office/word/2010/wordprocessingShape"/>
 </file>
 
-<file path=word/footer1.xml><?xml version="1.0" encoding="utf-8"?>
-<w:ftr xmlns:wpc="http://schemas.microsoft.com/office/word/2010/wordprocessingCanvas" xmlns:mc="http://schemas.openxmlformats.org/markup-compatibility/2006" xmlns:o="urn:schemas-microsoft-com:office:office" xmlns:r="http://schemas.openxmlformats.org/officeDocument/2006/relationships" xmlns:m="http://schemas.openxmlformats.org/officeDocument/2006/math" xmlns:v="urn:schemas-microsoft-com:vml" xmlns:wp14="http://schemas.microsoft.com/office/word/2010/wordprocessingDrawing" xmlns:wp="http://schemas.openxmlformats.org/drawingml/2006/wordprocessingDrawing" xmlns:w10="urn:schemas-microsoft-com:office:word" xmlns:w="http://schemas.openxmlformats.org/wordprocessingml/2006/main" xmlns:w14="http://schemas.microsoft.com/office/word/2010/wordml" xmlns:w15="http://schemas.microsoft.com/office/word/2012/wordml" xmlns:wpg="http://schemas.microsoft.com/office/word/2010/wordprocessingGroup" xmlns:wpi="http://schemas.microsoft.com/office/word/2010/wordprocessingInk" xmlns:wne="http://schemas.microsoft.com/office/word/2006/wordml" xmlns:wps="http://schemas.microsoft.com/office/word/2010/wordprocessingShape">
-  <w:p>
-    <w:pPr>
-      <w:jc w:val="center"/>
-    </w:pPr>
-    <w:r>
-      <w:rPr>
-        <w:rFonts w:ascii="Arial" w:cs="Arial" w:eastAsia="Arial" w:hAnsi="Arial"/>
-        <w:color w:val="7F8C8D"/>
-        <w:sz w:val="16"/>
-        <w:szCs w:val="16"/>
-      </w:rPr>
-      <w:t xml:space="preserve">Venues  |  ServiceWindow Market Research  |  Page </w:t>
-    </w:r>
-    <w:r>
-      <w:rPr>
-        <w:rFonts w:ascii="Arial" w:cs="Arial" w:eastAsia="Arial" w:hAnsi="Arial"/>
-        <w:color w:val="7F8C8D"/>
-        <w:sz w:val="16"/>
-        <w:szCs w:val="16"/>
-      </w:rPr>
-      <w:fldChar w:fldCharType="begin"/>
-      <w:instrText xml:space="preserve">PAGE</w:instrText>
-      <w:fldChar w:fldCharType="separate"/>
-      <w:fldChar w:fldCharType="end"/>
-    </w:r>
-  </w:p>
-</w:ftr>
+<file path=word/endnotes.xml><?xml version="1.0" encoding="utf-8"?>
+<w:endnotes xmlns:wpc="http://schemas.microsoft.com/office/word/2010/wordprocessingCanvas" xmlns:mc="http://schemas.openxmlformats.org/markup-compatibility/2006" xmlns:o="urn:schemas-microsoft-com:office:office" xmlns:r="http://schemas.openxmlformats.org/officeDocument/2006/relationships" xmlns:m="http://schemas.openxmlformats.org/officeDocument/2006/math" xmlns:v="urn:schemas-microsoft-com:vml" xmlns:wp14="http://schemas.microsoft.com/office/word/2010/wordprocessingDrawing" xmlns:wp="http://schemas.openxmlformats.org/drawingml/2006/wordprocessingDrawing" xmlns:w10="urn:schemas-microsoft-com:office:word" xmlns:w="http://schemas.openxmlformats.org/wordprocessingml/2006/main" xmlns:w14="http://schemas.microsoft.com/office/word/2010/wordml" xmlns:w15="http://schemas.microsoft.com/office/word/2012/wordml" xmlns:wpg="http://schemas.microsoft.com/office/word/2010/wordprocessingGroup" xmlns:wpi="http://schemas.microsoft.com/office/word/2010/wordprocessingInk" xmlns:wne="http://schemas.microsoft.com/office/word/2006/wordml" xmlns:wps="http://schemas.microsoft.com/office/word/2010/wordprocessingShape" mc:Ignorable="w14 w15 wp14">
+  <w:endnote w:type="separator" w:id="-1">
+    <w:p>
+      <w:pPr>
+        <w:spacing w:after="0" w:line="240" w:lineRule="auto"/>
+      </w:pPr>
+      <w:r>
+        <w:rPr>
+          <w:rStyle w:val="EndnoteReference"/>
+        </w:rPr>
+        <w:endnoteRef/>
+      </w:r>
+      <w:r>
+        <w:separator/>
+      </w:r>
+    </w:p>
+  </w:endnote>
+  <w:endnote w:type="continuationSeparator" w:id="0">
+    <w:p>
+      <w:pPr>
+        <w:spacing w:after="0" w:line="240" w:lineRule="auto"/>
+      </w:pPr>
+      <w:r>
+        <w:rPr>
+          <w:rStyle w:val="EndnoteReference"/>
+        </w:rPr>
+        <w:endnoteRef/>
+      </w:r>
+      <w:r>
+        <w:continuationSeparator/>
+      </w:r>
+    </w:p>
+  </w:endnote>
+</w:endnotes>
 </file>
 
 <file path=word/footnotes.xml><?xml version="1.0" encoding="utf-8"?>
@@ -6124,13 +10292,50 @@
       <w:szCs w:val="20"/>
     </w:rPr>
   </w:style>
+  <w:style w:type="character" w:styleId="EndnoteReference">
+    <w:name w:val="endnote reference"/>
+    <w:basedOn w:val="DefaultParagraphFont"/>
+    <w:uiPriority w:val="99"/>
+    <w:semiHidden/>
+    <w:unhideWhenUsed/>
+    <w:rPr>
+      <w:vertAlign w:val="superscript"/>
+    </w:rPr>
+  </w:style>
+  <w:style w:type="paragraph" w:styleId="EndnoteText">
+    <w:name w:val="endnote text"/>
+    <w:basedOn w:val="Normal"/>
+    <w:link w:val="EndnoteTextChar"/>
+    <w:uiPriority w:val="99"/>
+    <w:semiHidden/>
+    <w:unhideWhenUsed/>
+    <w:pPr>
+      <w:spacing w:after="0" w:line="240" w:lineRule="auto"/>
+    </w:pPr>
+    <w:rPr>
+      <w:sz w:val="20"/>
+      <w:szCs w:val="20"/>
+    </w:rPr>
+  </w:style>
+  <w:style w:type="character" w:styleId="EndnoteTextChar">
+    <w:name w:val="Endnote Text Char"/>
+    <w:basedOn w:val="DefaultParagraphFont"/>
+    <w:link w:val="EndnoteText"/>
+    <w:uiPriority w:val="99"/>
+    <w:semiHidden/>
+    <w:unhideWhenUsed/>
+    <w:rPr>
+      <w:sz w:val="20"/>
+      <w:szCs w:val="20"/>
+    </w:rPr>
+  </w:style>
   <w:style w:type="paragraph" w:styleId="Heading1">
     <w:name w:val="Heading 1"/>
     <w:basedOn w:val="Normal"/>
     <w:next w:val="Normal"/>
     <w:qFormat/>
     <w:pPr>
-      <w:spacing w:before="240" w:after="0"/>
+      <w:spacing w:after="0" w:before="240"/>
       <w:outlineLvl w:val="0"/>
     </w:pPr>
     <w:rPr>
@@ -6148,7 +10353,7 @@
     <w:next w:val="Normal"/>
     <w:qFormat/>
     <w:pPr>
-      <w:spacing w:before="280" w:after="60"/>
+      <w:spacing w:after="60" w:before="280"/>
       <w:outlineLvl w:val="1"/>
     </w:pPr>
     <w:rPr>

--- a/Market Research/2 - Venues/Venues - Contact Database.docx
+++ b/Market Research/2 - Venues/Venues - Contact Database.docx
@@ -31,7 +31,7 @@
           <w:sz w:val="18"/>
           <w:szCs w:val="18"/>
         </w:rPr>
-        <w:t xml:space="preserve">ServiceWindow Market Research  |  SWFL  |  Compiled April 5, 2026</w:t>
+        <w:t xml:space="preserve">ServiceWindow Market Research  |  SWFL  |  Compiled April 6, 2026</w:t>
       </w:r>
     </w:p>
     <w:p>
@@ -514,6 +514,14 @@
     </w:tbl>
     <w:p>
       <w:pPr>
+        <w:spacing w:after="60" w:before="60"/>
+      </w:pPr>
+      <w:r>
+        <w:t xml:space="preserve"/>
+      </w:r>
+    </w:p>
+    <w:p>
+      <w:pPr>
         <w:pStyle w:val="Heading2"/>
         <w:pBdr>
           <w:bottom w:val="single" w:color="145A32" w:sz="4"/>
@@ -962,6 +970,14 @@
         </w:tc>
       </w:tr>
     </w:tbl>
+    <w:p>
+      <w:pPr>
+        <w:spacing w:after="60" w:before="60"/>
+      </w:pPr>
+      <w:r>
+        <w:t xml:space="preserve"/>
+      </w:r>
+    </w:p>
     <w:p>
       <w:pPr>
         <w:pStyle w:val="Heading2"/>
@@ -1355,6 +1371,14 @@
     </w:tbl>
     <w:p>
       <w:pPr>
+        <w:spacing w:after="60" w:before="60"/>
+      </w:pPr>
+      <w:r>
+        <w:t xml:space="preserve"/>
+      </w:r>
+    </w:p>
+    <w:p>
+      <w:pPr>
         <w:pStyle w:val="Heading2"/>
         <w:pBdr>
           <w:bottom w:val="single" w:color="145A32" w:sz="4"/>
@@ -1626,6 +1650,14 @@
         </w:tc>
       </w:tr>
     </w:tbl>
+    <w:p>
+      <w:pPr>
+        <w:spacing w:after="60" w:before="60"/>
+      </w:pPr>
+      <w:r>
+        <w:t xml:space="preserve"/>
+      </w:r>
+    </w:p>
     <w:p>
       <w:pPr>
         <w:pStyle w:val="Heading2"/>
@@ -1901,6 +1933,14 @@
     </w:tbl>
     <w:p>
       <w:pPr>
+        <w:spacing w:after="60" w:before="60"/>
+      </w:pPr>
+      <w:r>
+        <w:t xml:space="preserve"/>
+      </w:r>
+    </w:p>
+    <w:p>
+      <w:pPr>
         <w:pStyle w:val="Heading2"/>
         <w:pBdr>
           <w:bottom w:val="single" w:color="145A32" w:sz="4"/>
@@ -2290,6 +2330,14 @@
         </w:tc>
       </w:tr>
     </w:tbl>
+    <w:p>
+      <w:pPr>
+        <w:spacing w:after="60" w:before="60"/>
+      </w:pPr>
+      <w:r>
+        <w:t xml:space="preserve"/>
+      </w:r>
+    </w:p>
     <w:p>
       <w:pPr>
         <w:pStyle w:val="Heading2"/>
@@ -2624,6 +2672,14 @@
     </w:tbl>
     <w:p>
       <w:pPr>
+        <w:spacing w:after="60" w:before="60"/>
+      </w:pPr>
+      <w:r>
+        <w:t xml:space="preserve"/>
+      </w:r>
+    </w:p>
+    <w:p>
+      <w:pPr>
         <w:pStyle w:val="Heading2"/>
         <w:pBdr>
           <w:bottom w:val="single" w:color="145A32" w:sz="4"/>
@@ -3072,6 +3128,14 @@
         </w:tc>
       </w:tr>
     </w:tbl>
+    <w:p>
+      <w:pPr>
+        <w:spacing w:after="60" w:before="60"/>
+      </w:pPr>
+      <w:r>
+        <w:t xml:space="preserve"/>
+      </w:r>
+    </w:p>
     <w:p>
       <w:pPr>
         <w:pStyle w:val="Heading2"/>
@@ -3524,6 +3588,14 @@
     </w:tbl>
     <w:p>
       <w:pPr>
+        <w:spacing w:after="60" w:before="60"/>
+      </w:pPr>
+      <w:r>
+        <w:t xml:space="preserve"/>
+      </w:r>
+    </w:p>
+    <w:p>
+      <w:pPr>
         <w:pStyle w:val="Heading2"/>
         <w:pBdr>
           <w:bottom w:val="single" w:color="145A32" w:sz="4"/>
@@ -3972,6 +4044,14 @@
         </w:tc>
       </w:tr>
     </w:tbl>
+    <w:p>
+      <w:pPr>
+        <w:spacing w:after="60" w:before="60"/>
+      </w:pPr>
+      <w:r>
+        <w:t xml:space="preserve"/>
+      </w:r>
+    </w:p>
     <w:p>
       <w:pPr>
         <w:pStyle w:val="Heading2"/>
@@ -4188,6 +4268,14 @@
     </w:tbl>
     <w:p>
       <w:pPr>
+        <w:spacing w:after="60" w:before="60"/>
+      </w:pPr>
+      <w:r>
+        <w:t xml:space="preserve"/>
+      </w:r>
+    </w:p>
+    <w:p>
+      <w:pPr>
         <w:pStyle w:val="Heading2"/>
         <w:pBdr>
           <w:bottom w:val="single" w:color="145A32" w:sz="4"/>
@@ -4400,6 +4488,14 @@
         </w:tc>
       </w:tr>
     </w:tbl>
+    <w:p>
+      <w:pPr>
+        <w:spacing w:after="60" w:before="60"/>
+      </w:pPr>
+      <w:r>
+        <w:t xml:space="preserve"/>
+      </w:r>
+    </w:p>
     <w:p>
       <w:pPr>
         <w:pStyle w:val="Heading2"/>
@@ -4852,6 +4948,14 @@
     </w:tbl>
     <w:p>
       <w:pPr>
+        <w:spacing w:after="60" w:before="60"/>
+      </w:pPr>
+      <w:r>
+        <w:t xml:space="preserve"/>
+      </w:r>
+    </w:p>
+    <w:p>
+      <w:pPr>
         <w:pStyle w:val="Heading2"/>
         <w:pBdr>
           <w:bottom w:val="single" w:color="145A32" w:sz="4"/>
@@ -5241,6 +5345,14 @@
         </w:tc>
       </w:tr>
     </w:tbl>
+    <w:p>
+      <w:pPr>
+        <w:spacing w:after="60" w:before="60"/>
+      </w:pPr>
+      <w:r>
+        <w:t xml:space="preserve"/>
+      </w:r>
+    </w:p>
     <w:p>
       <w:pPr>
         <w:pStyle w:val="Heading2"/>
@@ -5575,6 +5687,14 @@
     </w:tbl>
     <w:p>
       <w:pPr>
+        <w:spacing w:after="60" w:before="60"/>
+      </w:pPr>
+      <w:r>
+        <w:t xml:space="preserve"/>
+      </w:r>
+    </w:p>
+    <w:p>
+      <w:pPr>
         <w:pStyle w:val="Heading2"/>
         <w:pBdr>
           <w:bottom w:val="single" w:color="145A32" w:sz="4"/>
@@ -5905,6 +6025,14 @@
         </w:tc>
       </w:tr>
     </w:tbl>
+    <w:p>
+      <w:pPr>
+        <w:spacing w:after="60" w:before="60"/>
+      </w:pPr>
+      <w:r>
+        <w:t xml:space="preserve"/>
+      </w:r>
+    </w:p>
     <w:p>
       <w:pPr>
         <w:pStyle w:val="Heading2"/>
@@ -6239,6 +6367,14 @@
     </w:tbl>
     <w:p>
       <w:pPr>
+        <w:spacing w:after="60" w:before="60"/>
+      </w:pPr>
+      <w:r>
+        <w:t xml:space="preserve"/>
+      </w:r>
+    </w:p>
+    <w:p>
+      <w:pPr>
         <w:pStyle w:val="Heading2"/>
         <w:pBdr>
           <w:bottom w:val="single" w:color="145A32" w:sz="4"/>
@@ -6687,6 +6823,14 @@
         </w:tc>
       </w:tr>
     </w:tbl>
+    <w:p>
+      <w:pPr>
+        <w:spacing w:after="60" w:before="60"/>
+      </w:pPr>
+      <w:r>
+        <w:t xml:space="preserve"/>
+      </w:r>
+    </w:p>
     <w:p>
       <w:pPr>
         <w:pStyle w:val="Heading2"/>
@@ -6962,6 +7106,14 @@
     </w:tbl>
     <w:p>
       <w:pPr>
+        <w:spacing w:after="60" w:before="60"/>
+      </w:pPr>
+      <w:r>
+        <w:t xml:space="preserve"/>
+      </w:r>
+    </w:p>
+    <w:p>
+      <w:pPr>
         <w:pStyle w:val="Heading2"/>
         <w:pBdr>
           <w:bottom w:val="single" w:color="145A32" w:sz="4"/>
@@ -7233,6 +7385,14 @@
         </w:tc>
       </w:tr>
     </w:tbl>
+    <w:p>
+      <w:pPr>
+        <w:spacing w:after="60" w:before="60"/>
+      </w:pPr>
+      <w:r>
+        <w:t xml:space="preserve"/>
+      </w:r>
+    </w:p>
     <w:p>
       <w:pPr>
         <w:pStyle w:val="Heading2"/>
@@ -7567,6 +7727,14 @@
     </w:tbl>
     <w:p>
       <w:pPr>
+        <w:spacing w:after="60" w:before="60"/>
+      </w:pPr>
+      <w:r>
+        <w:t xml:space="preserve"/>
+      </w:r>
+    </w:p>
+    <w:p>
+      <w:pPr>
         <w:pStyle w:val="Heading2"/>
         <w:pBdr>
           <w:bottom w:val="single" w:color="145A32" w:sz="4"/>
@@ -7897,6 +8065,14 @@
         </w:tc>
       </w:tr>
     </w:tbl>
+    <w:p>
+      <w:pPr>
+        <w:spacing w:after="60" w:before="60"/>
+      </w:pPr>
+      <w:r>
+        <w:t xml:space="preserve"/>
+      </w:r>
+    </w:p>
     <w:p>
       <w:pPr>
         <w:pStyle w:val="Heading2"/>
@@ -8231,6 +8407,14 @@
     </w:tbl>
     <w:p>
       <w:pPr>
+        <w:spacing w:after="60" w:before="60"/>
+      </w:pPr>
+      <w:r>
+        <w:t xml:space="preserve"/>
+      </w:r>
+    </w:p>
+    <w:p>
+      <w:pPr>
         <w:pStyle w:val="Heading2"/>
         <w:pBdr>
           <w:bottom w:val="single" w:color="145A32" w:sz="4"/>
@@ -8502,6 +8686,14 @@
         </w:tc>
       </w:tr>
     </w:tbl>
+    <w:p>
+      <w:pPr>
+        <w:spacing w:after="60" w:before="60"/>
+      </w:pPr>
+      <w:r>
+        <w:t xml:space="preserve"/>
+      </w:r>
+    </w:p>
     <w:p>
       <w:pPr>
         <w:pStyle w:val="Heading2"/>
@@ -8718,6 +8910,14 @@
     </w:tbl>
     <w:p>
       <w:pPr>
+        <w:spacing w:after="60" w:before="60"/>
+      </w:pPr>
+      <w:r>
+        <w:t xml:space="preserve"/>
+      </w:r>
+    </w:p>
+    <w:p>
+      <w:pPr>
         <w:pStyle w:val="Heading2"/>
         <w:pBdr>
           <w:bottom w:val="single" w:color="145A32" w:sz="4"/>
@@ -8930,6 +9130,14 @@
         </w:tc>
       </w:tr>
     </w:tbl>
+    <w:p>
+      <w:pPr>
+        <w:spacing w:after="60" w:before="60"/>
+      </w:pPr>
+      <w:r>
+        <w:t xml:space="preserve"/>
+      </w:r>
+    </w:p>
     <w:p>
       <w:pPr>
         <w:pStyle w:val="Heading2"/>
@@ -9205,6 +9413,14 @@
     </w:tbl>
     <w:p>
       <w:pPr>
+        <w:spacing w:after="60" w:before="60"/>
+      </w:pPr>
+      <w:r>
+        <w:t xml:space="preserve"/>
+      </w:r>
+    </w:p>
+    <w:p>
+      <w:pPr>
         <w:pStyle w:val="Heading2"/>
         <w:pBdr>
           <w:bottom w:val="single" w:color="145A32" w:sz="4"/>
@@ -9417,6 +9633,14 @@
         </w:tc>
       </w:tr>
     </w:tbl>
+    <w:p>
+      <w:pPr>
+        <w:spacing w:after="60" w:before="60"/>
+      </w:pPr>
+      <w:r>
+        <w:t xml:space="preserve"/>
+      </w:r>
+    </w:p>
     <w:p>
       <w:pPr>
         <w:pStyle w:val="Heading2"/>
@@ -9692,6 +9916,14 @@
     </w:tbl>
     <w:p>
       <w:pPr>
+        <w:spacing w:after="60" w:before="60"/>
+      </w:pPr>
+      <w:r>
+        <w:t xml:space="preserve"/>
+      </w:r>
+    </w:p>
+    <w:p>
+      <w:pPr>
         <w:pStyle w:val="Heading2"/>
         <w:pBdr>
           <w:bottom w:val="single" w:color="145A32" w:sz="4"/>
@@ -9963,9 +10195,18 @@
         </w:tc>
       </w:tr>
     </w:tbl>
+    <w:p>
+      <w:pPr>
+        <w:spacing w:after="60" w:before="60"/>
+      </w:pPr>
+      <w:r>
+        <w:t xml:space="preserve"/>
+      </w:r>
+    </w:p>
     <w:sectPr>
-      <w:pgSz w:w="11906" w:h="16838" w:orient="portrait"/>
-      <w:pgMar w:top="1440" w:right="1440" w:bottom="1440" w:left="1440" w:header="708" w:footer="708" w:gutter="0"/>
+      <w:footerReference w:type="default" r:id="rId7"/>
+      <w:pgSz w:w="12240" w:h="15840" w:orient="portrait"/>
+      <w:pgMar w:top="1080" w:right="1080" w:bottom="1080" w:left="1080" w:header="708" w:footer="708" w:gutter="0"/>
       <w:pgNumType/>
       <w:docGrid w:linePitch="360"/>
     </w:sectPr>
@@ -10012,6 +10253,37 @@
     </w:p>
   </w:endnote>
 </w:endnotes>
+</file>
+
+<file path=word/footer1.xml><?xml version="1.0" encoding="utf-8"?>
+<w:ftr xmlns:wpc="http://schemas.microsoft.com/office/word/2010/wordprocessingCanvas" xmlns:mc="http://schemas.openxmlformats.org/markup-compatibility/2006" xmlns:o="urn:schemas-microsoft-com:office:office" xmlns:r="http://schemas.openxmlformats.org/officeDocument/2006/relationships" xmlns:m="http://schemas.openxmlformats.org/officeDocument/2006/math" xmlns:v="urn:schemas-microsoft-com:vml" xmlns:wp14="http://schemas.microsoft.com/office/word/2010/wordprocessingDrawing" xmlns:wp="http://schemas.openxmlformats.org/drawingml/2006/wordprocessingDrawing" xmlns:w10="urn:schemas-microsoft-com:office:word" xmlns:w="http://schemas.openxmlformats.org/wordprocessingml/2006/main" xmlns:w14="http://schemas.microsoft.com/office/word/2010/wordml" xmlns:w15="http://schemas.microsoft.com/office/word/2012/wordml" xmlns:wpg="http://schemas.microsoft.com/office/word/2010/wordprocessingGroup" xmlns:wpi="http://schemas.microsoft.com/office/word/2010/wordprocessingInk" xmlns:wne="http://schemas.microsoft.com/office/word/2006/wordml" xmlns:wps="http://schemas.microsoft.com/office/word/2010/wordprocessingShape">
+  <w:p>
+    <w:pPr>
+      <w:jc w:val="center"/>
+    </w:pPr>
+    <w:r>
+      <w:rPr>
+        <w:rFonts w:ascii="Arial" w:cs="Arial" w:eastAsia="Arial" w:hAnsi="Arial"/>
+        <w:color w:val="7F8C8D"/>
+        <w:sz w:val="16"/>
+        <w:szCs w:val="16"/>
+      </w:rPr>
+      <w:t xml:space="preserve">Venues  |  ServiceWindow Market Research  |  Page </w:t>
+    </w:r>
+    <w:r>
+      <w:rPr>
+        <w:rFonts w:ascii="Arial" w:cs="Arial" w:eastAsia="Arial" w:hAnsi="Arial"/>
+        <w:color w:val="7F8C8D"/>
+        <w:sz w:val="16"/>
+        <w:szCs w:val="16"/>
+      </w:rPr>
+      <w:fldChar w:fldCharType="begin"/>
+      <w:instrText xml:space="preserve">PAGE</w:instrText>
+      <w:fldChar w:fldCharType="separate"/>
+      <w:fldChar w:fldCharType="end"/>
+    </w:r>
+  </w:p>
+</w:ftr>
 </file>
 
 <file path=word/footnotes.xml><?xml version="1.0" encoding="utf-8"?>
